--- a/Report_Project3.docx
+++ b/Report_Project3.docx
@@ -170,7 +170,7 @@
       <w:r>
         <w:t xml:space="preserve">Mount Orange University (</w:t>
       </w:r>
-      <w:hyperlink w:history="1" r:id="rId2tynw1sealxmwlzeevhsp">
+      <w:hyperlink w:history="1" r:id="rId0g2ebkjoh5eeauta5oro9">
         <w:r>
           <w:rPr>
             <w:rStyle w:val="Hyperlink"/>
@@ -194,7 +194,7 @@
         <w:pStyle w:val="Heading2"/>
       </w:pPr>
       <w:r>
-        <w:t xml:space="preserve">Team Members, Workload and Contributions</w:t>
+        <w:t xml:space="preserve">Team Workload and Member Contributions</w:t>
       </w:r>
     </w:p>
     <w:p>
@@ -203,7 +203,7 @@
           <w:sz w:val="21"/>
           <w:szCs w:val="21"/>
         </w:rPr>
-        <w:t xml:space="preserve">Each student worked individually on the feature assigned in Project #2, producing a separate Git repository containing the data-driven automation scripts and non-functional tests.</w:t>
+        <w:t xml:space="preserve">Each student worked individually on the feature they owned in Project #2, producing a separate Git repository that contains the Level 1 automation, Level 2 automation, and non-functional tests for that feature.</w:t>
       </w:r>
     </w:p>
     <w:p>
@@ -224,12 +224,12 @@
         </w:tblBorders>
       </w:tblPr>
       <w:tblGrid>
-        <w:gridCol w:w="560"/>
-        <w:gridCol w:w="1820"/>
-        <w:gridCol w:w="1180"/>
-        <w:gridCol w:w="1180"/>
-        <w:gridCol w:w="1620"/>
-        <w:gridCol w:w="3000"/>
+        <w:gridCol w:w="520"/>
+        <w:gridCol w:w="1760"/>
+        <w:gridCol w:w="1140"/>
+        <w:gridCol w:w="1100"/>
+        <w:gridCol w:w="1600"/>
+        <w:gridCol w:w="3240"/>
       </w:tblGrid>
       <w:tr>
         <w:trPr>
@@ -237,7 +237,7 @@
         </w:trPr>
         <w:tc>
           <w:tcPr>
-            <w:tcW w:type="dxa" w:w="560"/>
+            <w:tcW w:type="dxa" w:w="520"/>
             <w:tcBorders>
               <w:top w:val="single" w:color="BBBBBB" w:sz="1"/>
               <w:left w:val="single" w:color="BBBBBB" w:sz="1"/>
@@ -258,8 +258,8 @@
                 <w:b/>
                 <w:bCs/>
                 <w:color w:val="FFFFFF"/>
-                <w:sz w:val="19"/>
-                <w:szCs w:val="19"/>
+                <w:sz w:val="18"/>
+                <w:szCs w:val="18"/>
               </w:rPr>
               <w:t xml:space="preserve">No.</w:t>
             </w:r>
@@ -267,7 +267,7 @@
         </w:tc>
         <w:tc>
           <w:tcPr>
-            <w:tcW w:type="dxa" w:w="1820"/>
+            <w:tcW w:type="dxa" w:w="1760"/>
             <w:tcBorders>
               <w:top w:val="single" w:color="BBBBBB" w:sz="1"/>
               <w:left w:val="single" w:color="BBBBBB" w:sz="1"/>
@@ -288,8 +288,8 @@
                 <w:b/>
                 <w:bCs/>
                 <w:color w:val="FFFFFF"/>
-                <w:sz w:val="19"/>
-                <w:szCs w:val="19"/>
+                <w:sz w:val="18"/>
+                <w:szCs w:val="18"/>
               </w:rPr>
               <w:t xml:space="preserve">Name</w:t>
             </w:r>
@@ -297,7 +297,7 @@
         </w:tc>
         <w:tc>
           <w:tcPr>
-            <w:tcW w:type="dxa" w:w="1180"/>
+            <w:tcW w:type="dxa" w:w="1140"/>
             <w:tcBorders>
               <w:top w:val="single" w:color="BBBBBB" w:sz="1"/>
               <w:left w:val="single" w:color="BBBBBB" w:sz="1"/>
@@ -318,8 +318,8 @@
                 <w:b/>
                 <w:bCs/>
                 <w:color w:val="FFFFFF"/>
-                <w:sz w:val="19"/>
-                <w:szCs w:val="19"/>
+                <w:sz w:val="18"/>
+                <w:szCs w:val="18"/>
               </w:rPr>
               <w:t xml:space="preserve">Student ID</w:t>
             </w:r>
@@ -327,7 +327,7 @@
         </w:tc>
         <w:tc>
           <w:tcPr>
-            <w:tcW w:type="dxa" w:w="1180"/>
+            <w:tcW w:type="dxa" w:w="1100"/>
             <w:tcBorders>
               <w:top w:val="single" w:color="BBBBBB" w:sz="1"/>
               <w:left w:val="single" w:color="BBBBBB" w:sz="1"/>
@@ -348,8 +348,8 @@
                 <w:b/>
                 <w:bCs/>
                 <w:color w:val="FFFFFF"/>
-                <w:sz w:val="19"/>
-                <w:szCs w:val="19"/>
+                <w:sz w:val="18"/>
+                <w:szCs w:val="18"/>
               </w:rPr>
               <w:t xml:space="preserve">Role</w:t>
             </w:r>
@@ -357,7 +357,7 @@
         </w:tc>
         <w:tc>
           <w:tcPr>
-            <w:tcW w:type="dxa" w:w="1620"/>
+            <w:tcW w:type="dxa" w:w="1600"/>
             <w:tcBorders>
               <w:top w:val="single" w:color="BBBBBB" w:sz="1"/>
               <w:left w:val="single" w:color="BBBBBB" w:sz="1"/>
@@ -378,8 +378,8 @@
                 <w:b/>
                 <w:bCs/>
                 <w:color w:val="FFFFFF"/>
-                <w:sz w:val="19"/>
-                <w:szCs w:val="19"/>
+                <w:sz w:val="18"/>
+                <w:szCs w:val="18"/>
               </w:rPr>
               <w:t xml:space="preserve">Feature</w:t>
             </w:r>
@@ -387,7 +387,7 @@
         </w:tc>
         <w:tc>
           <w:tcPr>
-            <w:tcW w:type="dxa" w:w="3000"/>
+            <w:tcW w:type="dxa" w:w="3240"/>
             <w:tcBorders>
               <w:top w:val="single" w:color="BBBBBB" w:sz="1"/>
               <w:left w:val="single" w:color="BBBBBB" w:sz="1"/>
@@ -408,8 +408,8 @@
                 <w:b/>
                 <w:bCs/>
                 <w:color w:val="FFFFFF"/>
-                <w:sz w:val="19"/>
-                <w:szCs w:val="19"/>
+                <w:sz w:val="18"/>
+                <w:szCs w:val="18"/>
               </w:rPr>
               <w:t xml:space="preserve">Repository</w:t>
             </w:r>
@@ -419,25 +419,25 @@
       <w:tr>
         <w:tc>
           <w:tcPr>
-            <w:tcW w:type="dxa" w:w="560"/>
-            <w:tcBorders>
-              <w:top w:val="single" w:color="BBBBBB" w:sz="1"/>
-              <w:left w:val="single" w:color="BBBBBB" w:sz="1"/>
-              <w:bottom w:val="single" w:color="BBBBBB" w:sz="1"/>
-              <w:right w:val="single" w:color="BBBBBB" w:sz="1"/>
-            </w:tcBorders>
-            <w:tcMar>
-              <w:top w:type="dxa" w:w="70"/>
-              <w:left w:type="dxa" w:w="110"/>
-              <w:bottom w:type="dxa" w:w="70"/>
-              <w:right w:type="dxa" w:w="110"/>
-            </w:tcMar>
-          </w:tcPr>
-          <w:p>
-            <w:r>
-              <w:rPr>
-                <w:sz w:val="19"/>
-                <w:szCs w:val="19"/>
+            <w:tcW w:type="dxa" w:w="520"/>
+            <w:tcBorders>
+              <w:top w:val="single" w:color="BBBBBB" w:sz="1"/>
+              <w:left w:val="single" w:color="BBBBBB" w:sz="1"/>
+              <w:bottom w:val="single" w:color="BBBBBB" w:sz="1"/>
+              <w:right w:val="single" w:color="BBBBBB" w:sz="1"/>
+            </w:tcBorders>
+            <w:tcMar>
+              <w:top w:type="dxa" w:w="70"/>
+              <w:left w:type="dxa" w:w="110"/>
+              <w:bottom w:type="dxa" w:w="70"/>
+              <w:right w:type="dxa" w:w="110"/>
+            </w:tcMar>
+          </w:tcPr>
+          <w:p>
+            <w:r>
+              <w:rPr>
+                <w:sz w:val="18"/>
+                <w:szCs w:val="18"/>
               </w:rPr>
               <w:t xml:space="preserve">1</w:t>
             </w:r>
@@ -445,25 +445,25 @@
         </w:tc>
         <w:tc>
           <w:tcPr>
-            <w:tcW w:type="dxa" w:w="1820"/>
-            <w:tcBorders>
-              <w:top w:val="single" w:color="BBBBBB" w:sz="1"/>
-              <w:left w:val="single" w:color="BBBBBB" w:sz="1"/>
-              <w:bottom w:val="single" w:color="BBBBBB" w:sz="1"/>
-              <w:right w:val="single" w:color="BBBBBB" w:sz="1"/>
-            </w:tcBorders>
-            <w:tcMar>
-              <w:top w:type="dxa" w:w="70"/>
-              <w:left w:type="dxa" w:w="110"/>
-              <w:bottom w:type="dxa" w:w="70"/>
-              <w:right w:type="dxa" w:w="110"/>
-            </w:tcMar>
-          </w:tcPr>
-          <w:p>
-            <w:r>
-              <w:rPr>
-                <w:sz w:val="19"/>
-                <w:szCs w:val="19"/>
+            <w:tcW w:type="dxa" w:w="1760"/>
+            <w:tcBorders>
+              <w:top w:val="single" w:color="BBBBBB" w:sz="1"/>
+              <w:left w:val="single" w:color="BBBBBB" w:sz="1"/>
+              <w:bottom w:val="single" w:color="BBBBBB" w:sz="1"/>
+              <w:right w:val="single" w:color="BBBBBB" w:sz="1"/>
+            </w:tcBorders>
+            <w:tcMar>
+              <w:top w:type="dxa" w:w="70"/>
+              <w:left w:type="dxa" w:w="110"/>
+              <w:bottom w:type="dxa" w:w="70"/>
+              <w:right w:type="dxa" w:w="110"/>
+            </w:tcMar>
+          </w:tcPr>
+          <w:p>
+            <w:r>
+              <w:rPr>
+                <w:sz w:val="18"/>
+                <w:szCs w:val="18"/>
               </w:rPr>
               <w:t xml:space="preserve">Nguyen Gia Phuc</w:t>
             </w:r>
@@ -471,25 +471,25 @@
         </w:tc>
         <w:tc>
           <w:tcPr>
-            <w:tcW w:type="dxa" w:w="1180"/>
-            <w:tcBorders>
-              <w:top w:val="single" w:color="BBBBBB" w:sz="1"/>
-              <w:left w:val="single" w:color="BBBBBB" w:sz="1"/>
-              <w:bottom w:val="single" w:color="BBBBBB" w:sz="1"/>
-              <w:right w:val="single" w:color="BBBBBB" w:sz="1"/>
-            </w:tcBorders>
-            <w:tcMar>
-              <w:top w:type="dxa" w:w="70"/>
-              <w:left w:type="dxa" w:w="110"/>
-              <w:bottom w:type="dxa" w:w="70"/>
-              <w:right w:type="dxa" w:w="110"/>
-            </w:tcMar>
-          </w:tcPr>
-          <w:p>
-            <w:r>
-              <w:rPr>
-                <w:sz w:val="19"/>
-                <w:szCs w:val="19"/>
+            <w:tcW w:type="dxa" w:w="1140"/>
+            <w:tcBorders>
+              <w:top w:val="single" w:color="BBBBBB" w:sz="1"/>
+              <w:left w:val="single" w:color="BBBBBB" w:sz="1"/>
+              <w:bottom w:val="single" w:color="BBBBBB" w:sz="1"/>
+              <w:right w:val="single" w:color="BBBBBB" w:sz="1"/>
+            </w:tcBorders>
+            <w:tcMar>
+              <w:top w:type="dxa" w:w="70"/>
+              <w:left w:type="dxa" w:w="110"/>
+              <w:bottom w:type="dxa" w:w="70"/>
+              <w:right w:type="dxa" w:w="110"/>
+            </w:tcMar>
+          </w:tcPr>
+          <w:p>
+            <w:r>
+              <w:rPr>
+                <w:sz w:val="18"/>
+                <w:szCs w:val="18"/>
               </w:rPr>
               <w:t xml:space="preserve">2252637</w:t>
             </w:r>
@@ -497,25 +497,25 @@
         </w:tc>
         <w:tc>
           <w:tcPr>
-            <w:tcW w:type="dxa" w:w="1180"/>
-            <w:tcBorders>
-              <w:top w:val="single" w:color="BBBBBB" w:sz="1"/>
-              <w:left w:val="single" w:color="BBBBBB" w:sz="1"/>
-              <w:bottom w:val="single" w:color="BBBBBB" w:sz="1"/>
-              <w:right w:val="single" w:color="BBBBBB" w:sz="1"/>
-            </w:tcBorders>
-            <w:tcMar>
-              <w:top w:type="dxa" w:w="70"/>
-              <w:left w:type="dxa" w:w="110"/>
-              <w:bottom w:type="dxa" w:w="70"/>
-              <w:right w:type="dxa" w:w="110"/>
-            </w:tcMar>
-          </w:tcPr>
-          <w:p>
-            <w:r>
-              <w:rPr>
-                <w:sz w:val="19"/>
-                <w:szCs w:val="19"/>
+            <w:tcW w:type="dxa" w:w="1100"/>
+            <w:tcBorders>
+              <w:top w:val="single" w:color="BBBBBB" w:sz="1"/>
+              <w:left w:val="single" w:color="BBBBBB" w:sz="1"/>
+              <w:bottom w:val="single" w:color="BBBBBB" w:sz="1"/>
+              <w:right w:val="single" w:color="BBBBBB" w:sz="1"/>
+            </w:tcBorders>
+            <w:tcMar>
+              <w:top w:type="dxa" w:w="70"/>
+              <w:left w:type="dxa" w:w="110"/>
+              <w:bottom w:type="dxa" w:w="70"/>
+              <w:right w:type="dxa" w:w="110"/>
+            </w:tcMar>
+          </w:tcPr>
+          <w:p>
+            <w:r>
+              <w:rPr>
+                <w:sz w:val="18"/>
+                <w:szCs w:val="18"/>
               </w:rPr>
               <w:t xml:space="preserve">Group Leader</w:t>
             </w:r>
@@ -523,25 +523,25 @@
         </w:tc>
         <w:tc>
           <w:tcPr>
-            <w:tcW w:type="dxa" w:w="1620"/>
-            <w:tcBorders>
-              <w:top w:val="single" w:color="BBBBBB" w:sz="1"/>
-              <w:left w:val="single" w:color="BBBBBB" w:sz="1"/>
-              <w:bottom w:val="single" w:color="BBBBBB" w:sz="1"/>
-              <w:right w:val="single" w:color="BBBBBB" w:sz="1"/>
-            </w:tcBorders>
-            <w:tcMar>
-              <w:top w:type="dxa" w:w="70"/>
-              <w:left w:type="dxa" w:w="110"/>
-              <w:bottom w:type="dxa" w:w="70"/>
-              <w:right w:type="dxa" w:w="110"/>
-            </w:tcMar>
-          </w:tcPr>
-          <w:p>
-            <w:r>
-              <w:rPr>
-                <w:sz w:val="19"/>
-                <w:szCs w:val="19"/>
+            <w:tcW w:type="dxa" w:w="1600"/>
+            <w:tcBorders>
+              <w:top w:val="single" w:color="BBBBBB" w:sz="1"/>
+              <w:left w:val="single" w:color="BBBBBB" w:sz="1"/>
+              <w:bottom w:val="single" w:color="BBBBBB" w:sz="1"/>
+              <w:right w:val="single" w:color="BBBBBB" w:sz="1"/>
+            </w:tcBorders>
+            <w:tcMar>
+              <w:top w:type="dxa" w:w="70"/>
+              <w:left w:type="dxa" w:w="110"/>
+              <w:bottom w:type="dxa" w:w="70"/>
+              <w:right w:type="dxa" w:w="110"/>
+            </w:tcMar>
+          </w:tcPr>
+          <w:p>
+            <w:r>
+              <w:rPr>
+                <w:sz w:val="18"/>
+                <w:szCs w:val="18"/>
               </w:rPr>
               <w:t xml:space="preserve">Log In</w:t>
             </w:r>
@@ -549,56 +549,53 @@
         </w:tc>
         <w:tc>
           <w:tcPr>
-            <w:tcW w:type="dxa" w:w="3000"/>
-            <w:tcBorders>
-              <w:top w:val="single" w:color="BBBBBB" w:sz="1"/>
-              <w:left w:val="single" w:color="BBBBBB" w:sz="1"/>
-              <w:bottom w:val="single" w:color="BBBBBB" w:sz="1"/>
-              <w:right w:val="single" w:color="BBBBBB" w:sz="1"/>
-            </w:tcBorders>
-            <w:tcMar>
-              <w:top w:type="dxa" w:w="70"/>
-              <w:left w:type="dxa" w:w="110"/>
-              <w:bottom w:type="dxa" w:w="70"/>
-              <w:right w:type="dxa" w:w="110"/>
-            </w:tcMar>
-          </w:tcPr>
-          <w:p>
-            <w:hyperlink w:history="1" r:id="rIdaw7zhwnpuh9wnffpzy-tt">
-              <w:r>
-                <w:rPr>
-                  <w:rStyle w:val="Hyperlink"/>
-                  <w:sz w:val="18"/>
-                  <w:szCs w:val="18"/>
-                </w:rPr>
-                <w:t xml:space="preserve">PhucNguyenLamp/login-testing</w:t>
-              </w:r>
-            </w:hyperlink>
+            <w:tcW w:type="dxa" w:w="3240"/>
+            <w:tcBorders>
+              <w:top w:val="single" w:color="BBBBBB" w:sz="1"/>
+              <w:left w:val="single" w:color="BBBBBB" w:sz="1"/>
+              <w:bottom w:val="single" w:color="BBBBBB" w:sz="1"/>
+              <w:right w:val="single" w:color="BBBBBB" w:sz="1"/>
+            </w:tcBorders>
+            <w:tcMar>
+              <w:top w:type="dxa" w:w="70"/>
+              <w:left w:type="dxa" w:w="110"/>
+              <w:bottom w:type="dxa" w:w="70"/>
+              <w:right w:type="dxa" w:w="110"/>
+            </w:tcMar>
+          </w:tcPr>
+          <w:p>
+            <w:r>
+              <w:rPr>
+                <w:sz w:val="18"/>
+                <w:szCs w:val="18"/>
+              </w:rPr>
+              <w:t xml:space="preserve">[object Object]</w:t>
+            </w:r>
           </w:p>
         </w:tc>
       </w:tr>
       <w:tr>
         <w:tc>
           <w:tcPr>
-            <w:tcW w:type="dxa" w:w="560"/>
-            <w:tcBorders>
-              <w:top w:val="single" w:color="BBBBBB" w:sz="1"/>
-              <w:left w:val="single" w:color="BBBBBB" w:sz="1"/>
-              <w:bottom w:val="single" w:color="BBBBBB" w:sz="1"/>
-              <w:right w:val="single" w:color="BBBBBB" w:sz="1"/>
-            </w:tcBorders>
-            <w:tcMar>
-              <w:top w:type="dxa" w:w="70"/>
-              <w:left w:type="dxa" w:w="110"/>
-              <w:bottom w:type="dxa" w:w="70"/>
-              <w:right w:type="dxa" w:w="110"/>
-            </w:tcMar>
-          </w:tcPr>
-          <w:p>
-            <w:r>
-              <w:rPr>
-                <w:sz w:val="19"/>
-                <w:szCs w:val="19"/>
+            <w:tcW w:type="dxa" w:w="520"/>
+            <w:tcBorders>
+              <w:top w:val="single" w:color="BBBBBB" w:sz="1"/>
+              <w:left w:val="single" w:color="BBBBBB" w:sz="1"/>
+              <w:bottom w:val="single" w:color="BBBBBB" w:sz="1"/>
+              <w:right w:val="single" w:color="BBBBBB" w:sz="1"/>
+            </w:tcBorders>
+            <w:tcMar>
+              <w:top w:type="dxa" w:w="70"/>
+              <w:left w:type="dxa" w:w="110"/>
+              <w:bottom w:type="dxa" w:w="70"/>
+              <w:right w:type="dxa" w:w="110"/>
+            </w:tcMar>
+          </w:tcPr>
+          <w:p>
+            <w:r>
+              <w:rPr>
+                <w:sz w:val="18"/>
+                <w:szCs w:val="18"/>
               </w:rPr>
               <w:t xml:space="preserve">2</w:t>
             </w:r>
@@ -606,25 +603,25 @@
         </w:tc>
         <w:tc>
           <w:tcPr>
-            <w:tcW w:type="dxa" w:w="1820"/>
-            <w:tcBorders>
-              <w:top w:val="single" w:color="BBBBBB" w:sz="1"/>
-              <w:left w:val="single" w:color="BBBBBB" w:sz="1"/>
-              <w:bottom w:val="single" w:color="BBBBBB" w:sz="1"/>
-              <w:right w:val="single" w:color="BBBBBB" w:sz="1"/>
-            </w:tcBorders>
-            <w:tcMar>
-              <w:top w:type="dxa" w:w="70"/>
-              <w:left w:type="dxa" w:w="110"/>
-              <w:bottom w:type="dxa" w:w="70"/>
-              <w:right w:type="dxa" w:w="110"/>
-            </w:tcMar>
-          </w:tcPr>
-          <w:p>
-            <w:r>
-              <w:rPr>
-                <w:sz w:val="19"/>
-                <w:szCs w:val="19"/>
+            <w:tcW w:type="dxa" w:w="1760"/>
+            <w:tcBorders>
+              <w:top w:val="single" w:color="BBBBBB" w:sz="1"/>
+              <w:left w:val="single" w:color="BBBBBB" w:sz="1"/>
+              <w:bottom w:val="single" w:color="BBBBBB" w:sz="1"/>
+              <w:right w:val="single" w:color="BBBBBB" w:sz="1"/>
+            </w:tcBorders>
+            <w:tcMar>
+              <w:top w:type="dxa" w:w="70"/>
+              <w:left w:type="dxa" w:w="110"/>
+              <w:bottom w:type="dxa" w:w="70"/>
+              <w:right w:type="dxa" w:w="110"/>
+            </w:tcMar>
+          </w:tcPr>
+          <w:p>
+            <w:r>
+              <w:rPr>
+                <w:sz w:val="18"/>
+                <w:szCs w:val="18"/>
               </w:rPr>
               <w:t xml:space="preserve">Tran Hoang Phuc</w:t>
             </w:r>
@@ -632,25 +629,25 @@
         </w:tc>
         <w:tc>
           <w:tcPr>
-            <w:tcW w:type="dxa" w:w="1180"/>
-            <w:tcBorders>
-              <w:top w:val="single" w:color="BBBBBB" w:sz="1"/>
-              <w:left w:val="single" w:color="BBBBBB" w:sz="1"/>
-              <w:bottom w:val="single" w:color="BBBBBB" w:sz="1"/>
-              <w:right w:val="single" w:color="BBBBBB" w:sz="1"/>
-            </w:tcBorders>
-            <w:tcMar>
-              <w:top w:type="dxa" w:w="70"/>
-              <w:left w:type="dxa" w:w="110"/>
-              <w:bottom w:type="dxa" w:w="70"/>
-              <w:right w:type="dxa" w:w="110"/>
-            </w:tcMar>
-          </w:tcPr>
-          <w:p>
-            <w:r>
-              <w:rPr>
-                <w:sz w:val="19"/>
-                <w:szCs w:val="19"/>
+            <w:tcW w:type="dxa" w:w="1140"/>
+            <w:tcBorders>
+              <w:top w:val="single" w:color="BBBBBB" w:sz="1"/>
+              <w:left w:val="single" w:color="BBBBBB" w:sz="1"/>
+              <w:bottom w:val="single" w:color="BBBBBB" w:sz="1"/>
+              <w:right w:val="single" w:color="BBBBBB" w:sz="1"/>
+            </w:tcBorders>
+            <w:tcMar>
+              <w:top w:type="dxa" w:w="70"/>
+              <w:left w:type="dxa" w:w="110"/>
+              <w:bottom w:type="dxa" w:w="70"/>
+              <w:right w:type="dxa" w:w="110"/>
+            </w:tcMar>
+          </w:tcPr>
+          <w:p>
+            <w:r>
+              <w:rPr>
+                <w:sz w:val="18"/>
+                <w:szCs w:val="18"/>
               </w:rPr>
               <w:t xml:space="preserve">2252647</w:t>
             </w:r>
@@ -658,25 +655,25 @@
         </w:tc>
         <w:tc>
           <w:tcPr>
-            <w:tcW w:type="dxa" w:w="1180"/>
-            <w:tcBorders>
-              <w:top w:val="single" w:color="BBBBBB" w:sz="1"/>
-              <w:left w:val="single" w:color="BBBBBB" w:sz="1"/>
-              <w:bottom w:val="single" w:color="BBBBBB" w:sz="1"/>
-              <w:right w:val="single" w:color="BBBBBB" w:sz="1"/>
-            </w:tcBorders>
-            <w:tcMar>
-              <w:top w:type="dxa" w:w="70"/>
-              <w:left w:type="dxa" w:w="110"/>
-              <w:bottom w:type="dxa" w:w="70"/>
-              <w:right w:type="dxa" w:w="110"/>
-            </w:tcMar>
-          </w:tcPr>
-          <w:p>
-            <w:r>
-              <w:rPr>
-                <w:sz w:val="19"/>
-                <w:szCs w:val="19"/>
+            <w:tcW w:type="dxa" w:w="1100"/>
+            <w:tcBorders>
+              <w:top w:val="single" w:color="BBBBBB" w:sz="1"/>
+              <w:left w:val="single" w:color="BBBBBB" w:sz="1"/>
+              <w:bottom w:val="single" w:color="BBBBBB" w:sz="1"/>
+              <w:right w:val="single" w:color="BBBBBB" w:sz="1"/>
+            </w:tcBorders>
+            <w:tcMar>
+              <w:top w:type="dxa" w:w="70"/>
+              <w:left w:type="dxa" w:w="110"/>
+              <w:bottom w:type="dxa" w:w="70"/>
+              <w:right w:type="dxa" w:w="110"/>
+            </w:tcMar>
+          </w:tcPr>
+          <w:p>
+            <w:r>
+              <w:rPr>
+                <w:sz w:val="18"/>
+                <w:szCs w:val="18"/>
               </w:rPr>
               <w:t xml:space="preserve">Member</w:t>
             </w:r>
@@ -684,25 +681,25 @@
         </w:tc>
         <w:tc>
           <w:tcPr>
-            <w:tcW w:type="dxa" w:w="1620"/>
-            <w:tcBorders>
-              <w:top w:val="single" w:color="BBBBBB" w:sz="1"/>
-              <w:left w:val="single" w:color="BBBBBB" w:sz="1"/>
-              <w:bottom w:val="single" w:color="BBBBBB" w:sz="1"/>
-              <w:right w:val="single" w:color="BBBBBB" w:sz="1"/>
-            </w:tcBorders>
-            <w:tcMar>
-              <w:top w:type="dxa" w:w="70"/>
-              <w:left w:type="dxa" w:w="110"/>
-              <w:bottom w:type="dxa" w:w="70"/>
-              <w:right w:type="dxa" w:w="110"/>
-            </w:tcMar>
-          </w:tcPr>
-          <w:p>
-            <w:r>
-              <w:rPr>
-                <w:sz w:val="19"/>
-                <w:szCs w:val="19"/>
+            <w:tcW w:type="dxa" w:w="1600"/>
+            <w:tcBorders>
+              <w:top w:val="single" w:color="BBBBBB" w:sz="1"/>
+              <w:left w:val="single" w:color="BBBBBB" w:sz="1"/>
+              <w:bottom w:val="single" w:color="BBBBBB" w:sz="1"/>
+              <w:right w:val="single" w:color="BBBBBB" w:sz="1"/>
+            </w:tcBorders>
+            <w:tcMar>
+              <w:top w:type="dxa" w:w="70"/>
+              <w:left w:type="dxa" w:w="110"/>
+              <w:bottom w:type="dxa" w:w="70"/>
+              <w:right w:type="dxa" w:w="110"/>
+            </w:tcMar>
+          </w:tcPr>
+          <w:p>
+            <w:r>
+              <w:rPr>
+                <w:sz w:val="18"/>
+                <w:szCs w:val="18"/>
               </w:rPr>
               <w:t xml:space="preserve">Change Password</w:t>
             </w:r>
@@ -710,56 +707,53 @@
         </w:tc>
         <w:tc>
           <w:tcPr>
-            <w:tcW w:type="dxa" w:w="3000"/>
-            <w:tcBorders>
-              <w:top w:val="single" w:color="BBBBBB" w:sz="1"/>
-              <w:left w:val="single" w:color="BBBBBB" w:sz="1"/>
-              <w:bottom w:val="single" w:color="BBBBBB" w:sz="1"/>
-              <w:right w:val="single" w:color="BBBBBB" w:sz="1"/>
-            </w:tcBorders>
-            <w:tcMar>
-              <w:top w:type="dxa" w:w="70"/>
-              <w:left w:type="dxa" w:w="110"/>
-              <w:bottom w:type="dxa" w:w="70"/>
-              <w:right w:type="dxa" w:w="110"/>
-            </w:tcMar>
-          </w:tcPr>
-          <w:p>
-            <w:hyperlink w:history="1" r:id="rIdznbo6y5wdba-pdmr8jpjm">
-              <w:r>
-                <w:rPr>
-                  <w:rStyle w:val="Hyperlink"/>
-                  <w:sz w:val="18"/>
-                  <w:szCs w:val="18"/>
-                </w:rPr>
-                <w:t xml:space="preserve">PhucCodee/change-password-testing</w:t>
-              </w:r>
-            </w:hyperlink>
+            <w:tcW w:type="dxa" w:w="3240"/>
+            <w:tcBorders>
+              <w:top w:val="single" w:color="BBBBBB" w:sz="1"/>
+              <w:left w:val="single" w:color="BBBBBB" w:sz="1"/>
+              <w:bottom w:val="single" w:color="BBBBBB" w:sz="1"/>
+              <w:right w:val="single" w:color="BBBBBB" w:sz="1"/>
+            </w:tcBorders>
+            <w:tcMar>
+              <w:top w:type="dxa" w:w="70"/>
+              <w:left w:type="dxa" w:w="110"/>
+              <w:bottom w:type="dxa" w:w="70"/>
+              <w:right w:type="dxa" w:w="110"/>
+            </w:tcMar>
+          </w:tcPr>
+          <w:p>
+            <w:r>
+              <w:rPr>
+                <w:sz w:val="18"/>
+                <w:szCs w:val="18"/>
+              </w:rPr>
+              <w:t xml:space="preserve">[object Object]</w:t>
+            </w:r>
           </w:p>
         </w:tc>
       </w:tr>
       <w:tr>
         <w:tc>
           <w:tcPr>
-            <w:tcW w:type="dxa" w:w="560"/>
-            <w:tcBorders>
-              <w:top w:val="single" w:color="BBBBBB" w:sz="1"/>
-              <w:left w:val="single" w:color="BBBBBB" w:sz="1"/>
-              <w:bottom w:val="single" w:color="BBBBBB" w:sz="1"/>
-              <w:right w:val="single" w:color="BBBBBB" w:sz="1"/>
-            </w:tcBorders>
-            <w:tcMar>
-              <w:top w:type="dxa" w:w="70"/>
-              <w:left w:type="dxa" w:w="110"/>
-              <w:bottom w:type="dxa" w:w="70"/>
-              <w:right w:type="dxa" w:w="110"/>
-            </w:tcMar>
-          </w:tcPr>
-          <w:p>
-            <w:r>
-              <w:rPr>
-                <w:sz w:val="19"/>
-                <w:szCs w:val="19"/>
+            <w:tcW w:type="dxa" w:w="520"/>
+            <w:tcBorders>
+              <w:top w:val="single" w:color="BBBBBB" w:sz="1"/>
+              <w:left w:val="single" w:color="BBBBBB" w:sz="1"/>
+              <w:bottom w:val="single" w:color="BBBBBB" w:sz="1"/>
+              <w:right w:val="single" w:color="BBBBBB" w:sz="1"/>
+            </w:tcBorders>
+            <w:tcMar>
+              <w:top w:type="dxa" w:w="70"/>
+              <w:left w:type="dxa" w:w="110"/>
+              <w:bottom w:type="dxa" w:w="70"/>
+              <w:right w:type="dxa" w:w="110"/>
+            </w:tcMar>
+          </w:tcPr>
+          <w:p>
+            <w:r>
+              <w:rPr>
+                <w:sz w:val="18"/>
+                <w:szCs w:val="18"/>
               </w:rPr>
               <w:t xml:space="preserve">3</w:t>
             </w:r>
@@ -767,25 +761,25 @@
         </w:tc>
         <w:tc>
           <w:tcPr>
-            <w:tcW w:type="dxa" w:w="1820"/>
-            <w:tcBorders>
-              <w:top w:val="single" w:color="BBBBBB" w:sz="1"/>
-              <w:left w:val="single" w:color="BBBBBB" w:sz="1"/>
-              <w:bottom w:val="single" w:color="BBBBBB" w:sz="1"/>
-              <w:right w:val="single" w:color="BBBBBB" w:sz="1"/>
-            </w:tcBorders>
-            <w:tcMar>
-              <w:top w:type="dxa" w:w="70"/>
-              <w:left w:type="dxa" w:w="110"/>
-              <w:bottom w:type="dxa" w:w="70"/>
-              <w:right w:type="dxa" w:w="110"/>
-            </w:tcMar>
-          </w:tcPr>
-          <w:p>
-            <w:r>
-              <w:rPr>
-                <w:sz w:val="19"/>
-                <w:szCs w:val="19"/>
+            <w:tcW w:type="dxa" w:w="1760"/>
+            <w:tcBorders>
+              <w:top w:val="single" w:color="BBBBBB" w:sz="1"/>
+              <w:left w:val="single" w:color="BBBBBB" w:sz="1"/>
+              <w:bottom w:val="single" w:color="BBBBBB" w:sz="1"/>
+              <w:right w:val="single" w:color="BBBBBB" w:sz="1"/>
+            </w:tcBorders>
+            <w:tcMar>
+              <w:top w:type="dxa" w:w="70"/>
+              <w:left w:type="dxa" w:w="110"/>
+              <w:bottom w:type="dxa" w:w="70"/>
+              <w:right w:type="dxa" w:w="110"/>
+            </w:tcMar>
+          </w:tcPr>
+          <w:p>
+            <w:r>
+              <w:rPr>
+                <w:sz w:val="18"/>
+                <w:szCs w:val="18"/>
               </w:rPr>
               <w:t xml:space="preserve">Dang Minh Khang</w:t>
             </w:r>
@@ -793,25 +787,25 @@
         </w:tc>
         <w:tc>
           <w:tcPr>
-            <w:tcW w:type="dxa" w:w="1180"/>
-            <w:tcBorders>
-              <w:top w:val="single" w:color="BBBBBB" w:sz="1"/>
-              <w:left w:val="single" w:color="BBBBBB" w:sz="1"/>
-              <w:bottom w:val="single" w:color="BBBBBB" w:sz="1"/>
-              <w:right w:val="single" w:color="BBBBBB" w:sz="1"/>
-            </w:tcBorders>
-            <w:tcMar>
-              <w:top w:type="dxa" w:w="70"/>
-              <w:left w:type="dxa" w:w="110"/>
-              <w:bottom w:type="dxa" w:w="70"/>
-              <w:right w:type="dxa" w:w="110"/>
-            </w:tcMar>
-          </w:tcPr>
-          <w:p>
-            <w:r>
-              <w:rPr>
-                <w:sz w:val="19"/>
-                <w:szCs w:val="19"/>
+            <w:tcW w:type="dxa" w:w="1140"/>
+            <w:tcBorders>
+              <w:top w:val="single" w:color="BBBBBB" w:sz="1"/>
+              <w:left w:val="single" w:color="BBBBBB" w:sz="1"/>
+              <w:bottom w:val="single" w:color="BBBBBB" w:sz="1"/>
+              <w:right w:val="single" w:color="BBBBBB" w:sz="1"/>
+            </w:tcBorders>
+            <w:tcMar>
+              <w:top w:type="dxa" w:w="70"/>
+              <w:left w:type="dxa" w:w="110"/>
+              <w:bottom w:type="dxa" w:w="70"/>
+              <w:right w:type="dxa" w:w="110"/>
+            </w:tcMar>
+          </w:tcPr>
+          <w:p>
+            <w:r>
+              <w:rPr>
+                <w:sz w:val="18"/>
+                <w:szCs w:val="18"/>
               </w:rPr>
               <w:t xml:space="preserve">22522871</w:t>
             </w:r>
@@ -819,25 +813,25 @@
         </w:tc>
         <w:tc>
           <w:tcPr>
-            <w:tcW w:type="dxa" w:w="1180"/>
-            <w:tcBorders>
-              <w:top w:val="single" w:color="BBBBBB" w:sz="1"/>
-              <w:left w:val="single" w:color="BBBBBB" w:sz="1"/>
-              <w:bottom w:val="single" w:color="BBBBBB" w:sz="1"/>
-              <w:right w:val="single" w:color="BBBBBB" w:sz="1"/>
-            </w:tcBorders>
-            <w:tcMar>
-              <w:top w:type="dxa" w:w="70"/>
-              <w:left w:type="dxa" w:w="110"/>
-              <w:bottom w:type="dxa" w:w="70"/>
-              <w:right w:type="dxa" w:w="110"/>
-            </w:tcMar>
-          </w:tcPr>
-          <w:p>
-            <w:r>
-              <w:rPr>
-                <w:sz w:val="19"/>
-                <w:szCs w:val="19"/>
+            <w:tcW w:type="dxa" w:w="1100"/>
+            <w:tcBorders>
+              <w:top w:val="single" w:color="BBBBBB" w:sz="1"/>
+              <w:left w:val="single" w:color="BBBBBB" w:sz="1"/>
+              <w:bottom w:val="single" w:color="BBBBBB" w:sz="1"/>
+              <w:right w:val="single" w:color="BBBBBB" w:sz="1"/>
+            </w:tcBorders>
+            <w:tcMar>
+              <w:top w:type="dxa" w:w="70"/>
+              <w:left w:type="dxa" w:w="110"/>
+              <w:bottom w:type="dxa" w:w="70"/>
+              <w:right w:type="dxa" w:w="110"/>
+            </w:tcMar>
+          </w:tcPr>
+          <w:p>
+            <w:r>
+              <w:rPr>
+                <w:sz w:val="18"/>
+                <w:szCs w:val="18"/>
               </w:rPr>
               <w:t xml:space="preserve">Member</w:t>
             </w:r>
@@ -845,25 +839,25 @@
         </w:tc>
         <w:tc>
           <w:tcPr>
-            <w:tcW w:type="dxa" w:w="1620"/>
-            <w:tcBorders>
-              <w:top w:val="single" w:color="BBBBBB" w:sz="1"/>
-              <w:left w:val="single" w:color="BBBBBB" w:sz="1"/>
-              <w:bottom w:val="single" w:color="BBBBBB" w:sz="1"/>
-              <w:right w:val="single" w:color="BBBBBB" w:sz="1"/>
-            </w:tcBorders>
-            <w:tcMar>
-              <w:top w:type="dxa" w:w="70"/>
-              <w:left w:type="dxa" w:w="110"/>
-              <w:bottom w:type="dxa" w:w="70"/>
-              <w:right w:type="dxa" w:w="110"/>
-            </w:tcMar>
-          </w:tcPr>
-          <w:p>
-            <w:r>
-              <w:rPr>
-                <w:sz w:val="19"/>
-                <w:szCs w:val="19"/>
+            <w:tcW w:type="dxa" w:w="1600"/>
+            <w:tcBorders>
+              <w:top w:val="single" w:color="BBBBBB" w:sz="1"/>
+              <w:left w:val="single" w:color="BBBBBB" w:sz="1"/>
+              <w:bottom w:val="single" w:color="BBBBBB" w:sz="1"/>
+              <w:right w:val="single" w:color="BBBBBB" w:sz="1"/>
+            </w:tcBorders>
+            <w:tcMar>
+              <w:top w:type="dxa" w:w="70"/>
+              <w:left w:type="dxa" w:w="110"/>
+              <w:bottom w:type="dxa" w:w="70"/>
+              <w:right w:type="dxa" w:w="110"/>
+            </w:tcMar>
+          </w:tcPr>
+          <w:p>
+            <w:r>
+              <w:rPr>
+                <w:sz w:val="18"/>
+                <w:szCs w:val="18"/>
               </w:rPr>
               <w:t xml:space="preserve">Search Course</w:t>
             </w:r>
@@ -871,56 +865,53 @@
         </w:tc>
         <w:tc>
           <w:tcPr>
-            <w:tcW w:type="dxa" w:w="3000"/>
-            <w:tcBorders>
-              <w:top w:val="single" w:color="BBBBBB" w:sz="1"/>
-              <w:left w:val="single" w:color="BBBBBB" w:sz="1"/>
-              <w:bottom w:val="single" w:color="BBBBBB" w:sz="1"/>
-              <w:right w:val="single" w:color="BBBBBB" w:sz="1"/>
-            </w:tcBorders>
-            <w:tcMar>
-              <w:top w:type="dxa" w:w="70"/>
-              <w:left w:type="dxa" w:w="110"/>
-              <w:bottom w:type="dxa" w:w="70"/>
-              <w:right w:type="dxa" w:w="110"/>
-            </w:tcMar>
-          </w:tcPr>
-          <w:p>
-            <w:hyperlink w:history="1" r:id="rIdnstbqu7dka518bomjiiag">
-              <w:r>
-                <w:rPr>
-                  <w:rStyle w:val="Hyperlink"/>
-                  <w:sz w:val="18"/>
-                  <w:szCs w:val="18"/>
-                </w:rPr>
-                <w:t xml:space="preserve">LangTuBun/course_search_testing</w:t>
-              </w:r>
-            </w:hyperlink>
+            <w:tcW w:type="dxa" w:w="3240"/>
+            <w:tcBorders>
+              <w:top w:val="single" w:color="BBBBBB" w:sz="1"/>
+              <w:left w:val="single" w:color="BBBBBB" w:sz="1"/>
+              <w:bottom w:val="single" w:color="BBBBBB" w:sz="1"/>
+              <w:right w:val="single" w:color="BBBBBB" w:sz="1"/>
+            </w:tcBorders>
+            <w:tcMar>
+              <w:top w:type="dxa" w:w="70"/>
+              <w:left w:type="dxa" w:w="110"/>
+              <w:bottom w:type="dxa" w:w="70"/>
+              <w:right w:type="dxa" w:w="110"/>
+            </w:tcMar>
+          </w:tcPr>
+          <w:p>
+            <w:r>
+              <w:rPr>
+                <w:sz w:val="18"/>
+                <w:szCs w:val="18"/>
+              </w:rPr>
+              <w:t xml:space="preserve">[object Object]</w:t>
+            </w:r>
           </w:p>
         </w:tc>
       </w:tr>
       <w:tr>
         <w:tc>
           <w:tcPr>
-            <w:tcW w:type="dxa" w:w="560"/>
-            <w:tcBorders>
-              <w:top w:val="single" w:color="BBBBBB" w:sz="1"/>
-              <w:left w:val="single" w:color="BBBBBB" w:sz="1"/>
-              <w:bottom w:val="single" w:color="BBBBBB" w:sz="1"/>
-              <w:right w:val="single" w:color="BBBBBB" w:sz="1"/>
-            </w:tcBorders>
-            <w:tcMar>
-              <w:top w:type="dxa" w:w="70"/>
-              <w:left w:type="dxa" w:w="110"/>
-              <w:bottom w:type="dxa" w:w="70"/>
-              <w:right w:type="dxa" w:w="110"/>
-            </w:tcMar>
-          </w:tcPr>
-          <w:p>
-            <w:r>
-              <w:rPr>
-                <w:sz w:val="19"/>
-                <w:szCs w:val="19"/>
+            <w:tcW w:type="dxa" w:w="520"/>
+            <w:tcBorders>
+              <w:top w:val="single" w:color="BBBBBB" w:sz="1"/>
+              <w:left w:val="single" w:color="BBBBBB" w:sz="1"/>
+              <w:bottom w:val="single" w:color="BBBBBB" w:sz="1"/>
+              <w:right w:val="single" w:color="BBBBBB" w:sz="1"/>
+            </w:tcBorders>
+            <w:tcMar>
+              <w:top w:type="dxa" w:w="70"/>
+              <w:left w:type="dxa" w:w="110"/>
+              <w:bottom w:type="dxa" w:w="70"/>
+              <w:right w:type="dxa" w:w="110"/>
+            </w:tcMar>
+          </w:tcPr>
+          <w:p>
+            <w:r>
+              <w:rPr>
+                <w:sz w:val="18"/>
+                <w:szCs w:val="18"/>
               </w:rPr>
               <w:t xml:space="preserve">4</w:t>
             </w:r>
@@ -928,25 +919,25 @@
         </w:tc>
         <w:tc>
           <w:tcPr>
-            <w:tcW w:type="dxa" w:w="1820"/>
-            <w:tcBorders>
-              <w:top w:val="single" w:color="BBBBBB" w:sz="1"/>
-              <w:left w:val="single" w:color="BBBBBB" w:sz="1"/>
-              <w:bottom w:val="single" w:color="BBBBBB" w:sz="1"/>
-              <w:right w:val="single" w:color="BBBBBB" w:sz="1"/>
-            </w:tcBorders>
-            <w:tcMar>
-              <w:top w:type="dxa" w:w="70"/>
-              <w:left w:type="dxa" w:w="110"/>
-              <w:bottom w:type="dxa" w:w="70"/>
-              <w:right w:type="dxa" w:w="110"/>
-            </w:tcMar>
-          </w:tcPr>
-          <w:p>
-            <w:r>
-              <w:rPr>
-                <w:sz w:val="19"/>
-                <w:szCs w:val="19"/>
+            <w:tcW w:type="dxa" w:w="1760"/>
+            <w:tcBorders>
+              <w:top w:val="single" w:color="BBBBBB" w:sz="1"/>
+              <w:left w:val="single" w:color="BBBBBB" w:sz="1"/>
+              <w:bottom w:val="single" w:color="BBBBBB" w:sz="1"/>
+              <w:right w:val="single" w:color="BBBBBB" w:sz="1"/>
+            </w:tcBorders>
+            <w:tcMar>
+              <w:top w:type="dxa" w:w="70"/>
+              <w:left w:type="dxa" w:w="110"/>
+              <w:bottom w:type="dxa" w:w="70"/>
+              <w:right w:type="dxa" w:w="110"/>
+            </w:tcMar>
+          </w:tcPr>
+          <w:p>
+            <w:r>
+              <w:rPr>
+                <w:sz w:val="18"/>
+                <w:szCs w:val="18"/>
               </w:rPr>
               <w:t xml:space="preserve">Mai Hoang Phuc</w:t>
             </w:r>
@@ -954,25 +945,25 @@
         </w:tc>
         <w:tc>
           <w:tcPr>
-            <w:tcW w:type="dxa" w:w="1180"/>
-            <w:tcBorders>
-              <w:top w:val="single" w:color="BBBBBB" w:sz="1"/>
-              <w:left w:val="single" w:color="BBBBBB" w:sz="1"/>
-              <w:bottom w:val="single" w:color="BBBBBB" w:sz="1"/>
-              <w:right w:val="single" w:color="BBBBBB" w:sz="1"/>
-            </w:tcBorders>
-            <w:tcMar>
-              <w:top w:type="dxa" w:w="70"/>
-              <w:left w:type="dxa" w:w="110"/>
-              <w:bottom w:type="dxa" w:w="70"/>
-              <w:right w:type="dxa" w:w="110"/>
-            </w:tcMar>
-          </w:tcPr>
-          <w:p>
-            <w:r>
-              <w:rPr>
-                <w:sz w:val="19"/>
-                <w:szCs w:val="19"/>
+            <w:tcW w:type="dxa" w:w="1140"/>
+            <w:tcBorders>
+              <w:top w:val="single" w:color="BBBBBB" w:sz="1"/>
+              <w:left w:val="single" w:color="BBBBBB" w:sz="1"/>
+              <w:bottom w:val="single" w:color="BBBBBB" w:sz="1"/>
+              <w:right w:val="single" w:color="BBBBBB" w:sz="1"/>
+            </w:tcBorders>
+            <w:tcMar>
+              <w:top w:type="dxa" w:w="70"/>
+              <w:left w:type="dxa" w:w="110"/>
+              <w:bottom w:type="dxa" w:w="70"/>
+              <w:right w:type="dxa" w:w="110"/>
+            </w:tcMar>
+          </w:tcPr>
+          <w:p>
+            <w:r>
+              <w:rPr>
+                <w:sz w:val="18"/>
+                <w:szCs w:val="18"/>
               </w:rPr>
               <w:t xml:space="preserve">2252635</w:t>
             </w:r>
@@ -980,25 +971,25 @@
         </w:tc>
         <w:tc>
           <w:tcPr>
-            <w:tcW w:type="dxa" w:w="1180"/>
-            <w:tcBorders>
-              <w:top w:val="single" w:color="BBBBBB" w:sz="1"/>
-              <w:left w:val="single" w:color="BBBBBB" w:sz="1"/>
-              <w:bottom w:val="single" w:color="BBBBBB" w:sz="1"/>
-              <w:right w:val="single" w:color="BBBBBB" w:sz="1"/>
-            </w:tcBorders>
-            <w:tcMar>
-              <w:top w:type="dxa" w:w="70"/>
-              <w:left w:type="dxa" w:w="110"/>
-              <w:bottom w:type="dxa" w:w="70"/>
-              <w:right w:type="dxa" w:w="110"/>
-            </w:tcMar>
-          </w:tcPr>
-          <w:p>
-            <w:r>
-              <w:rPr>
-                <w:sz w:val="19"/>
-                <w:szCs w:val="19"/>
+            <w:tcW w:type="dxa" w:w="1100"/>
+            <w:tcBorders>
+              <w:top w:val="single" w:color="BBBBBB" w:sz="1"/>
+              <w:left w:val="single" w:color="BBBBBB" w:sz="1"/>
+              <w:bottom w:val="single" w:color="BBBBBB" w:sz="1"/>
+              <w:right w:val="single" w:color="BBBBBB" w:sz="1"/>
+            </w:tcBorders>
+            <w:tcMar>
+              <w:top w:type="dxa" w:w="70"/>
+              <w:left w:type="dxa" w:w="110"/>
+              <w:bottom w:type="dxa" w:w="70"/>
+              <w:right w:type="dxa" w:w="110"/>
+            </w:tcMar>
+          </w:tcPr>
+          <w:p>
+            <w:r>
+              <w:rPr>
+                <w:sz w:val="18"/>
+                <w:szCs w:val="18"/>
               </w:rPr>
               <w:t xml:space="preserve">Member</w:t>
             </w:r>
@@ -1006,25 +997,25 @@
         </w:tc>
         <w:tc>
           <w:tcPr>
-            <w:tcW w:type="dxa" w:w="1620"/>
-            <w:tcBorders>
-              <w:top w:val="single" w:color="BBBBBB" w:sz="1"/>
-              <w:left w:val="single" w:color="BBBBBB" w:sz="1"/>
-              <w:bottom w:val="single" w:color="BBBBBB" w:sz="1"/>
-              <w:right w:val="single" w:color="BBBBBB" w:sz="1"/>
-            </w:tcBorders>
-            <w:tcMar>
-              <w:top w:type="dxa" w:w="70"/>
-              <w:left w:type="dxa" w:w="110"/>
-              <w:bottom w:type="dxa" w:w="70"/>
-              <w:right w:type="dxa" w:w="110"/>
-            </w:tcMar>
-          </w:tcPr>
-          <w:p>
-            <w:r>
-              <w:rPr>
-                <w:sz w:val="19"/>
-                <w:szCs w:val="19"/>
+            <w:tcW w:type="dxa" w:w="1600"/>
+            <w:tcBorders>
+              <w:top w:val="single" w:color="BBBBBB" w:sz="1"/>
+              <w:left w:val="single" w:color="BBBBBB" w:sz="1"/>
+              <w:bottom w:val="single" w:color="BBBBBB" w:sz="1"/>
+              <w:right w:val="single" w:color="BBBBBB" w:sz="1"/>
+            </w:tcBorders>
+            <w:tcMar>
+              <w:top w:type="dxa" w:w="70"/>
+              <w:left w:type="dxa" w:w="110"/>
+              <w:bottom w:type="dxa" w:w="70"/>
+              <w:right w:type="dxa" w:w="110"/>
+            </w:tcMar>
+          </w:tcPr>
+          <w:p>
+            <w:r>
+              <w:rPr>
+                <w:sz w:val="18"/>
+                <w:szCs w:val="18"/>
               </w:rPr>
               <w:t xml:space="preserve">Send Message</w:t>
             </w:r>
@@ -1032,65 +1023,32 @@
         </w:tc>
         <w:tc>
           <w:tcPr>
-            <w:tcW w:type="dxa" w:w="3000"/>
-            <w:tcBorders>
-              <w:top w:val="single" w:color="BBBBBB" w:sz="1"/>
-              <w:left w:val="single" w:color="BBBBBB" w:sz="1"/>
-              <w:bottom w:val="single" w:color="BBBBBB" w:sz="1"/>
-              <w:right w:val="single" w:color="BBBBBB" w:sz="1"/>
-            </w:tcBorders>
-            <w:tcMar>
-              <w:top w:type="dxa" w:w="70"/>
-              <w:left w:type="dxa" w:w="110"/>
-              <w:bottom w:type="dxa" w:w="70"/>
-              <w:right w:type="dxa" w:w="110"/>
-            </w:tcMar>
-          </w:tcPr>
-          <w:p>
-            <w:hyperlink w:history="1" r:id="rIdkxh3tiah_iajlwgtjdqdk">
-              <w:r>
-                <w:rPr>
-                  <w:rStyle w:val="Hyperlink"/>
-                  <w:sz w:val="18"/>
-                  <w:szCs w:val="18"/>
-                </w:rPr>
-                <w:t xml:space="preserve">Phuchoang2004/message_testing</w:t>
-              </w:r>
-            </w:hyperlink>
+            <w:tcW w:type="dxa" w:w="3240"/>
+            <w:tcBorders>
+              <w:top w:val="single" w:color="BBBBBB" w:sz="1"/>
+              <w:left w:val="single" w:color="BBBBBB" w:sz="1"/>
+              <w:bottom w:val="single" w:color="BBBBBB" w:sz="1"/>
+              <w:right w:val="single" w:color="BBBBBB" w:sz="1"/>
+            </w:tcBorders>
+            <w:tcMar>
+              <w:top w:type="dxa" w:w="70"/>
+              <w:left w:type="dxa" w:w="110"/>
+              <w:bottom w:type="dxa" w:w="70"/>
+              <w:right w:type="dxa" w:w="110"/>
+            </w:tcMar>
+          </w:tcPr>
+          <w:p>
+            <w:r>
+              <w:rPr>
+                <w:sz w:val="18"/>
+                <w:szCs w:val="18"/>
+              </w:rPr>
+              <w:t xml:space="preserve">[object Object]</w:t>
+            </w:r>
           </w:p>
         </w:tc>
       </w:tr>
     </w:tbl>
-    <w:p>
-      <w:pPr>
-        <w:spacing w:after="80"/>
-      </w:pPr>
-    </w:p>
-    <w:p>
-      <w:r>
-        <w:rPr>
-          <w:i/>
-          <w:iCs/>
-          <w:sz w:val="21"/>
-          <w:szCs w:val="21"/>
-        </w:rPr>
-        <w:t xml:space="preserve">Contribution: every member completed 100% of their assigned work, including Level 1 automation, Level 2 automation, and at least two non-functional tests.</w:t>
-      </w:r>
-    </w:p>
-    <w:p>
-      <w:pPr>
-        <w:pStyle w:val="Heading1"/>
-        <w:pageBreakBefore/>
-      </w:pPr>
-      <w:r>
-        <w:t xml:space="preserve">2. Objective and Scope</w:t>
-      </w:r>
-    </w:p>
-    <w:p>
-      <w:r>
-        <w:t xml:space="preserve">Project #3 re-tests the functional test cases created in Project #2 using the data-driven automation testing technique, and additionally verifies non-functional requirements of the application through automation.</w:t>
-      </w:r>
-    </w:p>
     <w:p>
       <w:pPr>
         <w:spacing w:after="80"/>
@@ -1102,7 +1060,37 @@
           <w:b/>
           <w:bCs/>
         </w:rPr>
-        <w:t xml:space="preserve">Two levels of automation maturity are delivered:</w:t>
+        <w:t xml:space="preserve">Contribution: </w:t>
+      </w:r>
+      <w:r>
+        <w:t xml:space="preserve">each member completed 100% of their assigned work - Level 1 automation, Level 2 automation, and the non-functional tests for their feature.</w:t>
+      </w:r>
+    </w:p>
+    <w:p>
+      <w:pPr>
+        <w:pStyle w:val="Heading1"/>
+      </w:pPr>
+      <w:r>
+        <w:t xml:space="preserve">2. Objective and Scope</w:t>
+      </w:r>
+    </w:p>
+    <w:p>
+      <w:r>
+        <w:t xml:space="preserve">Project #3 re-tests the functional test cases created in Project #2 using the data-driven automation testing technique, and additionally verifies non-functional requirements of the application through automation. Four features of the Mount Orange demo site are covered: Log In, Send Message, Change Password and Search Course.</w:t>
+      </w:r>
+    </w:p>
+    <w:p>
+      <w:pPr>
+        <w:spacing w:after="80"/>
+      </w:pPr>
+    </w:p>
+    <w:p>
+      <w:r>
+        <w:rPr>
+          <w:b/>
+          <w:bCs/>
+        </w:rPr>
+        <w:t xml:space="preserve">Two levels of automation maturity were delivered for every feature:</w:t>
       </w:r>
     </w:p>
     <w:p>
@@ -1121,7 +1109,7 @@
         <w:t xml:space="preserve">Level 1: </w:t>
       </w:r>
       <w:r>
-        <w:t xml:space="preserve">Automation using a data-driven approach. Test data (recipient, message, expected result) is stored in an external CSV file; element locators and URLs remain inside the script.</w:t>
+        <w:t xml:space="preserve">Data-driven automation. Test data (inputs and expected results) is stored in an external CSV file; element locators and URLs remain inside the script.</w:t>
       </w:r>
     </w:p>
     <w:p>
@@ -1140,7 +1128,80 @@
         <w:t xml:space="preserve">Level 2: </w:t>
       </w:r>
       <w:r>
-        <w:t xml:space="preserve">Automation using a data-driven approach in which test data and testing items - site URLs and elements such as text fields and buttons - are also supplied to the script through the CSV data file.</w:t>
+        <w:t xml:space="preserve">Data-driven automation in which test data and testing items - site URLs and elements such as text fields and buttons - are also supplied to the script through the CSV file, making the script reusable on any site with a matching structure.</w:t>
+      </w:r>
+    </w:p>
+    <w:p>
+      <w:pPr>
+        <w:pStyle w:val="Heading1"/>
+      </w:pPr>
+      <w:r>
+        <w:t xml:space="preserve">3. Data-Driven Automation Approach</w:t>
+      </w:r>
+    </w:p>
+    <w:p>
+      <w:r>
+        <w:t xml:space="preserve">The team followed a common workflow for all four features:</w:t>
+      </w:r>
+    </w:p>
+    <w:p>
+      <w:pPr>
+        <w:pStyle w:val="ListParagraph"/>
+        <w:numPr>
+          <w:ilvl w:val="0"/>
+          <w:numId w:val="3"/>
+        </w:numPr>
+      </w:pPr>
+      <w:r>
+        <w:t xml:space="preserve">Functional test cases from Project #2 were recorded with Katalon Recorder and exported to Python 2 (WebDriver + unittest).</w:t>
+      </w:r>
+    </w:p>
+    <w:p>
+      <w:pPr>
+        <w:pStyle w:val="ListParagraph"/>
+        <w:numPr>
+          <w:ilvl w:val="0"/>
+          <w:numId w:val="3"/>
+        </w:numPr>
+      </w:pPr>
+      <w:r>
+        <w:t xml:space="preserve">Test cases that differ only in their input data were merged into a single parameterised script.</w:t>
+      </w:r>
+    </w:p>
+    <w:p>
+      <w:pPr>
+        <w:pStyle w:val="ListParagraph"/>
+        <w:numPr>
+          <w:ilvl w:val="0"/>
+          <w:numId w:val="3"/>
+        </w:numPr>
+      </w:pPr>
+      <w:r>
+        <w:t xml:space="preserve">All input values and expected results were extracted into a CSV data file, including an "Expected Result" column used for verification.</w:t>
+      </w:r>
+    </w:p>
+    <w:p>
+      <w:pPr>
+        <w:pStyle w:val="ListParagraph"/>
+        <w:numPr>
+          <w:ilvl w:val="0"/>
+          <w:numId w:val="3"/>
+        </w:numPr>
+      </w:pPr>
+      <w:r>
+        <w:t xml:space="preserve">For Level 2, site URLs and element locators were additionally moved into the CSV file.</w:t>
+      </w:r>
+    </w:p>
+    <w:p>
+      <w:pPr>
+        <w:pStyle w:val="ListParagraph"/>
+        <w:numPr>
+          <w:ilvl w:val="0"/>
+          <w:numId w:val="3"/>
+        </w:numPr>
+      </w:pPr>
+      <w:r>
+        <w:t xml:space="preserve">Each row of the CSV is executed as one data-driven test, and the actual UI result is compared against the Expected Result field.</w:t>
       </w:r>
     </w:p>
     <w:p>
@@ -1148,22 +1209,1912 @@
         <w:spacing w:after="80"/>
       </w:pPr>
     </w:p>
-    <w:p>
-      <w:r>
-        <w:t xml:space="preserve">This report focuses on the Send Message feature (Feature 002, owner: Mai Hoang Phuc). The other three members applied the identical methodology to their own features in their respective repositories listed above.</w:t>
-      </w:r>
-    </w:p>
+    <w:tbl>
+      <w:tblPr>
+        <w:tblW w:type="dxa" w:w="9360"/>
+        <w:tblBorders>
+          <w:top w:val="single" w:color="auto" w:sz="4"/>
+          <w:left w:val="single" w:color="auto" w:sz="4"/>
+          <w:bottom w:val="single" w:color="auto" w:sz="4"/>
+          <w:right w:val="single" w:color="auto" w:sz="4"/>
+          <w:insideH w:val="single" w:color="auto" w:sz="4"/>
+          <w:insideV w:val="single" w:color="auto" w:sz="4"/>
+        </w:tblBorders>
+      </w:tblPr>
+      <w:tblGrid>
+        <w:gridCol w:w="2300"/>
+        <w:gridCol w:w="3530"/>
+        <w:gridCol w:w="3530"/>
+      </w:tblGrid>
+      <w:tr>
+        <w:trPr>
+          <w:tblHeader/>
+        </w:trPr>
+        <w:tc>
+          <w:tcPr>
+            <w:tcW w:type="dxa" w:w="2300"/>
+            <w:tcBorders>
+              <w:top w:val="single" w:color="BBBBBB" w:sz="1"/>
+              <w:left w:val="single" w:color="BBBBBB" w:sz="1"/>
+              <w:bottom w:val="single" w:color="BBBBBB" w:sz="1"/>
+              <w:right w:val="single" w:color="BBBBBB" w:sz="1"/>
+            </w:tcBorders>
+            <w:shd w:fill="1F3864" w:val="clear"/>
+            <w:tcMar>
+              <w:top w:type="dxa" w:w="70"/>
+              <w:left w:type="dxa" w:w="110"/>
+              <w:bottom w:type="dxa" w:w="70"/>
+              <w:right w:type="dxa" w:w="110"/>
+            </w:tcMar>
+          </w:tcPr>
+          <w:p>
+            <w:r>
+              <w:rPr>
+                <w:b/>
+                <w:bCs/>
+                <w:color w:val="FFFFFF"/>
+                <w:sz w:val="18"/>
+                <w:szCs w:val="18"/>
+              </w:rPr>
+              <w:t xml:space="preserve">Aspect</w:t>
+            </w:r>
+          </w:p>
+        </w:tc>
+        <w:tc>
+          <w:tcPr>
+            <w:tcW w:type="dxa" w:w="3530"/>
+            <w:tcBorders>
+              <w:top w:val="single" w:color="BBBBBB" w:sz="1"/>
+              <w:left w:val="single" w:color="BBBBBB" w:sz="1"/>
+              <w:bottom w:val="single" w:color="BBBBBB" w:sz="1"/>
+              <w:right w:val="single" w:color="BBBBBB" w:sz="1"/>
+            </w:tcBorders>
+            <w:shd w:fill="1F3864" w:val="clear"/>
+            <w:tcMar>
+              <w:top w:type="dxa" w:w="70"/>
+              <w:left w:type="dxa" w:w="110"/>
+              <w:bottom w:type="dxa" w:w="70"/>
+              <w:right w:type="dxa" w:w="110"/>
+            </w:tcMar>
+          </w:tcPr>
+          <w:p>
+            <w:r>
+              <w:rPr>
+                <w:b/>
+                <w:bCs/>
+                <w:color w:val="FFFFFF"/>
+                <w:sz w:val="18"/>
+                <w:szCs w:val="18"/>
+              </w:rPr>
+              <w:t xml:space="preserve">Level 1</w:t>
+            </w:r>
+          </w:p>
+        </w:tc>
+        <w:tc>
+          <w:tcPr>
+            <w:tcW w:type="dxa" w:w="3530"/>
+            <w:tcBorders>
+              <w:top w:val="single" w:color="BBBBBB" w:sz="1"/>
+              <w:left w:val="single" w:color="BBBBBB" w:sz="1"/>
+              <w:bottom w:val="single" w:color="BBBBBB" w:sz="1"/>
+              <w:right w:val="single" w:color="BBBBBB" w:sz="1"/>
+            </w:tcBorders>
+            <w:shd w:fill="1F3864" w:val="clear"/>
+            <w:tcMar>
+              <w:top w:type="dxa" w:w="70"/>
+              <w:left w:type="dxa" w:w="110"/>
+              <w:bottom w:type="dxa" w:w="70"/>
+              <w:right w:type="dxa" w:w="110"/>
+            </w:tcMar>
+          </w:tcPr>
+          <w:p>
+            <w:r>
+              <w:rPr>
+                <w:b/>
+                <w:bCs/>
+                <w:color w:val="FFFFFF"/>
+                <w:sz w:val="18"/>
+                <w:szCs w:val="18"/>
+              </w:rPr>
+              <w:t xml:space="preserve">Level 2</w:t>
+            </w:r>
+          </w:p>
+        </w:tc>
+      </w:tr>
+      <w:tr>
+        <w:tc>
+          <w:tcPr>
+            <w:tcW w:type="dxa" w:w="2300"/>
+            <w:tcBorders>
+              <w:top w:val="single" w:color="BBBBBB" w:sz="1"/>
+              <w:left w:val="single" w:color="BBBBBB" w:sz="1"/>
+              <w:bottom w:val="single" w:color="BBBBBB" w:sz="1"/>
+              <w:right w:val="single" w:color="BBBBBB" w:sz="1"/>
+            </w:tcBorders>
+            <w:tcMar>
+              <w:top w:type="dxa" w:w="70"/>
+              <w:left w:type="dxa" w:w="110"/>
+              <w:bottom w:type="dxa" w:w="70"/>
+              <w:right w:type="dxa" w:w="110"/>
+            </w:tcMar>
+          </w:tcPr>
+          <w:p>
+            <w:r>
+              <w:rPr>
+                <w:sz w:val="18"/>
+                <w:szCs w:val="18"/>
+              </w:rPr>
+              <w:t xml:space="preserve">Test data in CSV</w:t>
+            </w:r>
+          </w:p>
+        </w:tc>
+        <w:tc>
+          <w:tcPr>
+            <w:tcW w:type="dxa" w:w="3530"/>
+            <w:tcBorders>
+              <w:top w:val="single" w:color="BBBBBB" w:sz="1"/>
+              <w:left w:val="single" w:color="BBBBBB" w:sz="1"/>
+              <w:bottom w:val="single" w:color="BBBBBB" w:sz="1"/>
+              <w:right w:val="single" w:color="BBBBBB" w:sz="1"/>
+            </w:tcBorders>
+            <w:tcMar>
+              <w:top w:type="dxa" w:w="70"/>
+              <w:left w:type="dxa" w:w="110"/>
+              <w:bottom w:type="dxa" w:w="70"/>
+              <w:right w:type="dxa" w:w="110"/>
+            </w:tcMar>
+          </w:tcPr>
+          <w:p>
+            <w:r>
+              <w:rPr>
+                <w:sz w:val="18"/>
+                <w:szCs w:val="18"/>
+              </w:rPr>
+              <w:t xml:space="preserve">Yes</w:t>
+            </w:r>
+          </w:p>
+        </w:tc>
+        <w:tc>
+          <w:tcPr>
+            <w:tcW w:type="dxa" w:w="3530"/>
+            <w:tcBorders>
+              <w:top w:val="single" w:color="BBBBBB" w:sz="1"/>
+              <w:left w:val="single" w:color="BBBBBB" w:sz="1"/>
+              <w:bottom w:val="single" w:color="BBBBBB" w:sz="1"/>
+              <w:right w:val="single" w:color="BBBBBB" w:sz="1"/>
+            </w:tcBorders>
+            <w:tcMar>
+              <w:top w:type="dxa" w:w="70"/>
+              <w:left w:type="dxa" w:w="110"/>
+              <w:bottom w:type="dxa" w:w="70"/>
+              <w:right w:type="dxa" w:w="110"/>
+            </w:tcMar>
+          </w:tcPr>
+          <w:p>
+            <w:r>
+              <w:rPr>
+                <w:sz w:val="18"/>
+                <w:szCs w:val="18"/>
+              </w:rPr>
+              <w:t xml:space="preserve">Yes</w:t>
+            </w:r>
+          </w:p>
+        </w:tc>
+      </w:tr>
+      <w:tr>
+        <w:tc>
+          <w:tcPr>
+            <w:tcW w:type="dxa" w:w="2300"/>
+            <w:tcBorders>
+              <w:top w:val="single" w:color="BBBBBB" w:sz="1"/>
+              <w:left w:val="single" w:color="BBBBBB" w:sz="1"/>
+              <w:bottom w:val="single" w:color="BBBBBB" w:sz="1"/>
+              <w:right w:val="single" w:color="BBBBBB" w:sz="1"/>
+            </w:tcBorders>
+            <w:tcMar>
+              <w:top w:type="dxa" w:w="70"/>
+              <w:left w:type="dxa" w:w="110"/>
+              <w:bottom w:type="dxa" w:w="70"/>
+              <w:right w:type="dxa" w:w="110"/>
+            </w:tcMar>
+          </w:tcPr>
+          <w:p>
+            <w:r>
+              <w:rPr>
+                <w:sz w:val="18"/>
+                <w:szCs w:val="18"/>
+              </w:rPr>
+              <w:t xml:space="preserve">Element locators in CSV</w:t>
+            </w:r>
+          </w:p>
+        </w:tc>
+        <w:tc>
+          <w:tcPr>
+            <w:tcW w:type="dxa" w:w="3530"/>
+            <w:tcBorders>
+              <w:top w:val="single" w:color="BBBBBB" w:sz="1"/>
+              <w:left w:val="single" w:color="BBBBBB" w:sz="1"/>
+              <w:bottom w:val="single" w:color="BBBBBB" w:sz="1"/>
+              <w:right w:val="single" w:color="BBBBBB" w:sz="1"/>
+            </w:tcBorders>
+            <w:tcMar>
+              <w:top w:type="dxa" w:w="70"/>
+              <w:left w:type="dxa" w:w="110"/>
+              <w:bottom w:type="dxa" w:w="70"/>
+              <w:right w:type="dxa" w:w="110"/>
+            </w:tcMar>
+          </w:tcPr>
+          <w:p>
+            <w:r>
+              <w:rPr>
+                <w:sz w:val="18"/>
+                <w:szCs w:val="18"/>
+              </w:rPr>
+              <w:t xml:space="preserve">No - hardcoded in script</w:t>
+            </w:r>
+          </w:p>
+        </w:tc>
+        <w:tc>
+          <w:tcPr>
+            <w:tcW w:type="dxa" w:w="3530"/>
+            <w:tcBorders>
+              <w:top w:val="single" w:color="BBBBBB" w:sz="1"/>
+              <w:left w:val="single" w:color="BBBBBB" w:sz="1"/>
+              <w:bottom w:val="single" w:color="BBBBBB" w:sz="1"/>
+              <w:right w:val="single" w:color="BBBBBB" w:sz="1"/>
+            </w:tcBorders>
+            <w:tcMar>
+              <w:top w:type="dxa" w:w="70"/>
+              <w:left w:type="dxa" w:w="110"/>
+              <w:bottom w:type="dxa" w:w="70"/>
+              <w:right w:type="dxa" w:w="110"/>
+            </w:tcMar>
+          </w:tcPr>
+          <w:p>
+            <w:r>
+              <w:rPr>
+                <w:sz w:val="18"/>
+                <w:szCs w:val="18"/>
+              </w:rPr>
+              <w:t xml:space="preserve">Yes</w:t>
+            </w:r>
+          </w:p>
+        </w:tc>
+      </w:tr>
+      <w:tr>
+        <w:tc>
+          <w:tcPr>
+            <w:tcW w:type="dxa" w:w="2300"/>
+            <w:tcBorders>
+              <w:top w:val="single" w:color="BBBBBB" w:sz="1"/>
+              <w:left w:val="single" w:color="BBBBBB" w:sz="1"/>
+              <w:bottom w:val="single" w:color="BBBBBB" w:sz="1"/>
+              <w:right w:val="single" w:color="BBBBBB" w:sz="1"/>
+            </w:tcBorders>
+            <w:tcMar>
+              <w:top w:type="dxa" w:w="70"/>
+              <w:left w:type="dxa" w:w="110"/>
+              <w:bottom w:type="dxa" w:w="70"/>
+              <w:right w:type="dxa" w:w="110"/>
+            </w:tcMar>
+          </w:tcPr>
+          <w:p>
+            <w:r>
+              <w:rPr>
+                <w:sz w:val="18"/>
+                <w:szCs w:val="18"/>
+              </w:rPr>
+              <w:t xml:space="preserve">Site URL in CSV</w:t>
+            </w:r>
+          </w:p>
+        </w:tc>
+        <w:tc>
+          <w:tcPr>
+            <w:tcW w:type="dxa" w:w="3530"/>
+            <w:tcBorders>
+              <w:top w:val="single" w:color="BBBBBB" w:sz="1"/>
+              <w:left w:val="single" w:color="BBBBBB" w:sz="1"/>
+              <w:bottom w:val="single" w:color="BBBBBB" w:sz="1"/>
+              <w:right w:val="single" w:color="BBBBBB" w:sz="1"/>
+            </w:tcBorders>
+            <w:tcMar>
+              <w:top w:type="dxa" w:w="70"/>
+              <w:left w:type="dxa" w:w="110"/>
+              <w:bottom w:type="dxa" w:w="70"/>
+              <w:right w:type="dxa" w:w="110"/>
+            </w:tcMar>
+          </w:tcPr>
+          <w:p>
+            <w:r>
+              <w:rPr>
+                <w:sz w:val="18"/>
+                <w:szCs w:val="18"/>
+              </w:rPr>
+              <w:t xml:space="preserve">No - hardcoded in script</w:t>
+            </w:r>
+          </w:p>
+        </w:tc>
+        <w:tc>
+          <w:tcPr>
+            <w:tcW w:type="dxa" w:w="3530"/>
+            <w:tcBorders>
+              <w:top w:val="single" w:color="BBBBBB" w:sz="1"/>
+              <w:left w:val="single" w:color="BBBBBB" w:sz="1"/>
+              <w:bottom w:val="single" w:color="BBBBBB" w:sz="1"/>
+              <w:right w:val="single" w:color="BBBBBB" w:sz="1"/>
+            </w:tcBorders>
+            <w:tcMar>
+              <w:top w:type="dxa" w:w="70"/>
+              <w:left w:type="dxa" w:w="110"/>
+              <w:bottom w:type="dxa" w:w="70"/>
+              <w:right w:type="dxa" w:w="110"/>
+            </w:tcMar>
+          </w:tcPr>
+          <w:p>
+            <w:r>
+              <w:rPr>
+                <w:sz w:val="18"/>
+                <w:szCs w:val="18"/>
+              </w:rPr>
+              <w:t xml:space="preserve">Yes</w:t>
+            </w:r>
+          </w:p>
+        </w:tc>
+      </w:tr>
+      <w:tr>
+        <w:tc>
+          <w:tcPr>
+            <w:tcW w:type="dxa" w:w="2300"/>
+            <w:tcBorders>
+              <w:top w:val="single" w:color="BBBBBB" w:sz="1"/>
+              <w:left w:val="single" w:color="BBBBBB" w:sz="1"/>
+              <w:bottom w:val="single" w:color="BBBBBB" w:sz="1"/>
+              <w:right w:val="single" w:color="BBBBBB" w:sz="1"/>
+            </w:tcBorders>
+            <w:tcMar>
+              <w:top w:type="dxa" w:w="70"/>
+              <w:left w:type="dxa" w:w="110"/>
+              <w:bottom w:type="dxa" w:w="70"/>
+              <w:right w:type="dxa" w:w="110"/>
+            </w:tcMar>
+          </w:tcPr>
+          <w:p>
+            <w:r>
+              <w:rPr>
+                <w:sz w:val="18"/>
+                <w:szCs w:val="18"/>
+              </w:rPr>
+              <w:t xml:space="preserve">Reusability</w:t>
+            </w:r>
+          </w:p>
+        </w:tc>
+        <w:tc>
+          <w:tcPr>
+            <w:tcW w:type="dxa" w:w="3530"/>
+            <w:tcBorders>
+              <w:top w:val="single" w:color="BBBBBB" w:sz="1"/>
+              <w:left w:val="single" w:color="BBBBBB" w:sz="1"/>
+              <w:bottom w:val="single" w:color="BBBBBB" w:sz="1"/>
+              <w:right w:val="single" w:color="BBBBBB" w:sz="1"/>
+            </w:tcBorders>
+            <w:tcMar>
+              <w:top w:type="dxa" w:w="70"/>
+              <w:left w:type="dxa" w:w="110"/>
+              <w:bottom w:type="dxa" w:w="70"/>
+              <w:right w:type="dxa" w:w="110"/>
+            </w:tcMar>
+          </w:tcPr>
+          <w:p>
+            <w:r>
+              <w:rPr>
+                <w:sz w:val="18"/>
+                <w:szCs w:val="18"/>
+              </w:rPr>
+              <w:t xml:space="preserve">Same site only</w:t>
+            </w:r>
+          </w:p>
+        </w:tc>
+        <w:tc>
+          <w:tcPr>
+            <w:tcW w:type="dxa" w:w="3530"/>
+            <w:tcBorders>
+              <w:top w:val="single" w:color="BBBBBB" w:sz="1"/>
+              <w:left w:val="single" w:color="BBBBBB" w:sz="1"/>
+              <w:bottom w:val="single" w:color="BBBBBB" w:sz="1"/>
+              <w:right w:val="single" w:color="BBBBBB" w:sz="1"/>
+            </w:tcBorders>
+            <w:tcMar>
+              <w:top w:type="dxa" w:w="70"/>
+              <w:left w:type="dxa" w:w="110"/>
+              <w:bottom w:type="dxa" w:w="70"/>
+              <w:right w:type="dxa" w:w="110"/>
+            </w:tcMar>
+          </w:tcPr>
+          <w:p>
+            <w:r>
+              <w:rPr>
+                <w:sz w:val="18"/>
+                <w:szCs w:val="18"/>
+              </w:rPr>
+              <w:t xml:space="preserve">Any site with matching structure</w:t>
+            </w:r>
+          </w:p>
+        </w:tc>
+      </w:tr>
+    </w:tbl>
     <w:p>
       <w:pPr>
         <w:pStyle w:val="Heading1"/>
-      </w:pPr>
-      <w:r>
-        <w:t xml:space="preserve">3. Feature Under Test - Send Message</w:t>
-      </w:r>
-    </w:p>
-    <w:p>
-      <w:r>
-        <w:t xml:space="default"/>
+        <w:pageBreakBefore/>
+      </w:pPr>
+      <w:r>
+        <w:t xml:space="preserve">4. Feature 001 - Log In</w:t>
+      </w:r>
+    </w:p>
+    <w:p>
+      <w:r>
+        <w:rPr>
+          <w:b/>
+          <w:bCs/>
+        </w:rPr>
+        <w:t xml:space="preserve">Owner: </w:t>
+      </w:r>
+      <w:r>
+        <w:t xml:space="preserve">Nguyen Gia Phuc (2252637)     </w:t>
+      </w:r>
+      <w:r>
+        <w:rPr>
+          <w:b/>
+          <w:bCs/>
+        </w:rPr>
+        <w:t xml:space="preserve">Repository: </w:t>
+      </w:r>
+      <w:hyperlink w:history="1" r:id="rIdm4t54wvubetz_-pnjwbbv">
+        <w:r>
+          <w:rPr>
+            <w:rStyle w:val="Hyperlink"/>
+            <w:sz w:val="18"/>
+            <w:szCs w:val="18"/>
+          </w:rPr>
+          <w:t xml:space="preserve">PhucNguyenLamp/login-testing</w:t>
+        </w:r>
+      </w:hyperlink>
+    </w:p>
+    <w:p>
+      <w:r>
+        <w:rPr>
+          <w:b/>
+          <w:bCs/>
+        </w:rPr>
+        <w:t xml:space="preserve">Description: </w:t>
+      </w:r>
+      <w:r>
+        <w:t xml:space="preserve">Validates user authentication with username and password. The suite also covers the related Logout and Guest Login flows.</w:t>
+      </w:r>
+    </w:p>
+    <w:p>
+      <w:pPr>
+        <w:spacing w:after="80"/>
+      </w:pPr>
+    </w:p>
+    <w:p>
+      <w:r>
+        <w:rPr>
+          <w:b/>
+          <w:bCs/>
+        </w:rPr>
+        <w:t xml:space="preserve">Test cases (12 total): </w:t>
+      </w:r>
+      <w:r>
+        <w:t xml:space="preserve">TC-001-001 to TC-001-010 for login, TC-011-001 for logout, TC-012-001 for guest login.</w:t>
+      </w:r>
+    </w:p>
+    <w:p>
+      <w:pPr>
+        <w:spacing w:after="80"/>
+      </w:pPr>
+    </w:p>
+    <w:tbl>
+      <w:tblPr>
+        <w:tblW w:type="dxa" w:w="9360"/>
+        <w:tblBorders>
+          <w:top w:val="single" w:color="auto" w:sz="4"/>
+          <w:left w:val="single" w:color="auto" w:sz="4"/>
+          <w:bottom w:val="single" w:color="auto" w:sz="4"/>
+          <w:right w:val="single" w:color="auto" w:sz="4"/>
+          <w:insideH w:val="single" w:color="auto" w:sz="4"/>
+          <w:insideV w:val="single" w:color="auto" w:sz="4"/>
+        </w:tblBorders>
+      </w:tblPr>
+      <w:tblGrid>
+        <w:gridCol w:w="1300"/>
+        <w:gridCol w:w="3950"/>
+        <w:gridCol w:w="2610"/>
+        <w:gridCol w:w="1500"/>
+      </w:tblGrid>
+      <w:tr>
+        <w:trPr>
+          <w:tblHeader/>
+        </w:trPr>
+        <w:tc>
+          <w:tcPr>
+            <w:tcW w:type="dxa" w:w="1300"/>
+            <w:tcBorders>
+              <w:top w:val="single" w:color="BBBBBB" w:sz="1"/>
+              <w:left w:val="single" w:color="BBBBBB" w:sz="1"/>
+              <w:bottom w:val="single" w:color="BBBBBB" w:sz="1"/>
+              <w:right w:val="single" w:color="BBBBBB" w:sz="1"/>
+            </w:tcBorders>
+            <w:shd w:fill="1F3864" w:val="clear"/>
+            <w:tcMar>
+              <w:top w:type="dxa" w:w="70"/>
+              <w:left w:type="dxa" w:w="110"/>
+              <w:bottom w:type="dxa" w:w="70"/>
+              <w:right w:type="dxa" w:w="110"/>
+            </w:tcMar>
+          </w:tcPr>
+          <w:p>
+            <w:r>
+              <w:rPr>
+                <w:b/>
+                <w:bCs/>
+                <w:color w:val="FFFFFF"/>
+                <w:sz w:val="18"/>
+                <w:szCs w:val="18"/>
+              </w:rPr>
+              <w:t xml:space="preserve">Test Case</w:t>
+            </w:r>
+          </w:p>
+        </w:tc>
+        <w:tc>
+          <w:tcPr>
+            <w:tcW w:type="dxa" w:w="3950"/>
+            <w:tcBorders>
+              <w:top w:val="single" w:color="BBBBBB" w:sz="1"/>
+              <w:left w:val="single" w:color="BBBBBB" w:sz="1"/>
+              <w:bottom w:val="single" w:color="BBBBBB" w:sz="1"/>
+              <w:right w:val="single" w:color="BBBBBB" w:sz="1"/>
+            </w:tcBorders>
+            <w:shd w:fill="1F3864" w:val="clear"/>
+            <w:tcMar>
+              <w:top w:type="dxa" w:w="70"/>
+              <w:left w:type="dxa" w:w="110"/>
+              <w:bottom w:type="dxa" w:w="70"/>
+              <w:right w:type="dxa" w:w="110"/>
+            </w:tcMar>
+          </w:tcPr>
+          <w:p>
+            <w:r>
+              <w:rPr>
+                <w:b/>
+                <w:bCs/>
+                <w:color w:val="FFFFFF"/>
+                <w:sz w:val="18"/>
+                <w:szCs w:val="18"/>
+              </w:rPr>
+              <w:t xml:space="preserve">Input (username / password)</w:t>
+            </w:r>
+          </w:p>
+        </w:tc>
+        <w:tc>
+          <w:tcPr>
+            <w:tcW w:type="dxa" w:w="2610"/>
+            <w:tcBorders>
+              <w:top w:val="single" w:color="BBBBBB" w:sz="1"/>
+              <w:left w:val="single" w:color="BBBBBB" w:sz="1"/>
+              <w:bottom w:val="single" w:color="BBBBBB" w:sz="1"/>
+              <w:right w:val="single" w:color="BBBBBB" w:sz="1"/>
+            </w:tcBorders>
+            <w:shd w:fill="1F3864" w:val="clear"/>
+            <w:tcMar>
+              <w:top w:type="dxa" w:w="70"/>
+              <w:left w:type="dxa" w:w="110"/>
+              <w:bottom w:type="dxa" w:w="70"/>
+              <w:right w:type="dxa" w:w="110"/>
+            </w:tcMar>
+          </w:tcPr>
+          <w:p>
+            <w:r>
+              <w:rPr>
+                <w:b/>
+                <w:bCs/>
+                <w:color w:val="FFFFFF"/>
+                <w:sz w:val="18"/>
+                <w:szCs w:val="18"/>
+              </w:rPr>
+              <w:t xml:space="preserve">Expected Result</w:t>
+            </w:r>
+          </w:p>
+        </w:tc>
+        <w:tc>
+          <w:tcPr>
+            <w:tcW w:type="dxa" w:w="1500"/>
+            <w:tcBorders>
+              <w:top w:val="single" w:color="BBBBBB" w:sz="1"/>
+              <w:left w:val="single" w:color="BBBBBB" w:sz="1"/>
+              <w:bottom w:val="single" w:color="BBBBBB" w:sz="1"/>
+              <w:right w:val="single" w:color="BBBBBB" w:sz="1"/>
+            </w:tcBorders>
+            <w:shd w:fill="1F3864" w:val="clear"/>
+            <w:tcMar>
+              <w:top w:type="dxa" w:w="70"/>
+              <w:left w:type="dxa" w:w="110"/>
+              <w:bottom w:type="dxa" w:w="70"/>
+              <w:right w:type="dxa" w:w="110"/>
+            </w:tcMar>
+          </w:tcPr>
+          <w:p>
+            <w:r>
+              <w:rPr>
+                <w:b/>
+                <w:bCs/>
+                <w:color w:val="FFFFFF"/>
+                <w:sz w:val="18"/>
+                <w:szCs w:val="18"/>
+              </w:rPr>
+              <w:t xml:space="preserve">Technique</w:t>
+            </w:r>
+          </w:p>
+        </w:tc>
+      </w:tr>
+      <w:tr>
+        <w:tc>
+          <w:tcPr>
+            <w:tcW w:type="dxa" w:w="1300"/>
+            <w:tcBorders>
+              <w:top w:val="single" w:color="BBBBBB" w:sz="1"/>
+              <w:left w:val="single" w:color="BBBBBB" w:sz="1"/>
+              <w:bottom w:val="single" w:color="BBBBBB" w:sz="1"/>
+              <w:right w:val="single" w:color="BBBBBB" w:sz="1"/>
+            </w:tcBorders>
+            <w:tcMar>
+              <w:top w:type="dxa" w:w="70"/>
+              <w:left w:type="dxa" w:w="110"/>
+              <w:bottom w:type="dxa" w:w="70"/>
+              <w:right w:type="dxa" w:w="110"/>
+            </w:tcMar>
+          </w:tcPr>
+          <w:p>
+            <w:r>
+              <w:rPr>
+                <w:sz w:val="18"/>
+                <w:szCs w:val="18"/>
+              </w:rPr>
+              <w:t xml:space="preserve">TC-001-001</w:t>
+            </w:r>
+          </w:p>
+        </w:tc>
+        <w:tc>
+          <w:tcPr>
+            <w:tcW w:type="dxa" w:w="3950"/>
+            <w:tcBorders>
+              <w:top w:val="single" w:color="BBBBBB" w:sz="1"/>
+              <w:left w:val="single" w:color="BBBBBB" w:sz="1"/>
+              <w:bottom w:val="single" w:color="BBBBBB" w:sz="1"/>
+              <w:right w:val="single" w:color="BBBBBB" w:sz="1"/>
+            </w:tcBorders>
+            <w:tcMar>
+              <w:top w:type="dxa" w:w="70"/>
+              <w:left w:type="dxa" w:w="110"/>
+              <w:bottom w:type="dxa" w:w="70"/>
+              <w:right w:type="dxa" w:w="110"/>
+            </w:tcMar>
+          </w:tcPr>
+          <w:p>
+            <w:r>
+              <w:rPr>
+                <w:sz w:val="18"/>
+                <w:szCs w:val="18"/>
+              </w:rPr>
+              <w:t xml:space="preserve">(empty) / moodle26</w:t>
+            </w:r>
+          </w:p>
+        </w:tc>
+        <w:tc>
+          <w:tcPr>
+            <w:tcW w:type="dxa" w:w="2610"/>
+            <w:tcBorders>
+              <w:top w:val="single" w:color="BBBBBB" w:sz="1"/>
+              <w:left w:val="single" w:color="BBBBBB" w:sz="1"/>
+              <w:bottom w:val="single" w:color="BBBBBB" w:sz="1"/>
+              <w:right w:val="single" w:color="BBBBBB" w:sz="1"/>
+            </w:tcBorders>
+            <w:tcMar>
+              <w:top w:type="dxa" w:w="70"/>
+              <w:left w:type="dxa" w:w="110"/>
+              <w:bottom w:type="dxa" w:w="70"/>
+              <w:right w:type="dxa" w:w="110"/>
+            </w:tcMar>
+          </w:tcPr>
+          <w:p>
+            <w:r>
+              <w:rPr>
+                <w:sz w:val="18"/>
+                <w:szCs w:val="18"/>
+              </w:rPr>
+              <w:t xml:space="preserve">Fail - login error shown</w:t>
+            </w:r>
+          </w:p>
+        </w:tc>
+        <w:tc>
+          <w:tcPr>
+            <w:tcW w:type="dxa" w:w="1500"/>
+            <w:tcBorders>
+              <w:top w:val="single" w:color="BBBBBB" w:sz="1"/>
+              <w:left w:val="single" w:color="BBBBBB" w:sz="1"/>
+              <w:bottom w:val="single" w:color="BBBBBB" w:sz="1"/>
+              <w:right w:val="single" w:color="BBBBBB" w:sz="1"/>
+            </w:tcBorders>
+            <w:tcMar>
+              <w:top w:type="dxa" w:w="70"/>
+              <w:left w:type="dxa" w:w="110"/>
+              <w:bottom w:type="dxa" w:w="70"/>
+              <w:right w:type="dxa" w:w="110"/>
+            </w:tcMar>
+          </w:tcPr>
+          <w:p>
+            <w:r>
+              <w:rPr>
+                <w:sz w:val="18"/>
+                <w:szCs w:val="18"/>
+              </w:rPr>
+              <w:t xml:space="preserve">BVA</w:t>
+            </w:r>
+          </w:p>
+        </w:tc>
+      </w:tr>
+      <w:tr>
+        <w:tc>
+          <w:tcPr>
+            <w:tcW w:type="dxa" w:w="1300"/>
+            <w:tcBorders>
+              <w:top w:val="single" w:color="BBBBBB" w:sz="1"/>
+              <w:left w:val="single" w:color="BBBBBB" w:sz="1"/>
+              <w:bottom w:val="single" w:color="BBBBBB" w:sz="1"/>
+              <w:right w:val="single" w:color="BBBBBB" w:sz="1"/>
+            </w:tcBorders>
+            <w:tcMar>
+              <w:top w:type="dxa" w:w="70"/>
+              <w:left w:type="dxa" w:w="110"/>
+              <w:bottom w:type="dxa" w:w="70"/>
+              <w:right w:type="dxa" w:w="110"/>
+            </w:tcMar>
+          </w:tcPr>
+          <w:p>
+            <w:r>
+              <w:rPr>
+                <w:sz w:val="18"/>
+                <w:szCs w:val="18"/>
+              </w:rPr>
+              <w:t xml:space="preserve">TC-001-002</w:t>
+            </w:r>
+          </w:p>
+        </w:tc>
+        <w:tc>
+          <w:tcPr>
+            <w:tcW w:type="dxa" w:w="3950"/>
+            <w:tcBorders>
+              <w:top w:val="single" w:color="BBBBBB" w:sz="1"/>
+              <w:left w:val="single" w:color="BBBBBB" w:sz="1"/>
+              <w:bottom w:val="single" w:color="BBBBBB" w:sz="1"/>
+              <w:right w:val="single" w:color="BBBBBB" w:sz="1"/>
+            </w:tcBorders>
+            <w:tcMar>
+              <w:top w:type="dxa" w:w="70"/>
+              <w:left w:type="dxa" w:w="110"/>
+              <w:bottom w:type="dxa" w:w="70"/>
+              <w:right w:type="dxa" w:w="110"/>
+            </w:tcMar>
+          </w:tcPr>
+          <w:p>
+            <w:r>
+              <w:rPr>
+                <w:sz w:val="18"/>
+                <w:szCs w:val="18"/>
+              </w:rPr>
+              <w:t xml:space="preserve">a / moodle26</w:t>
+            </w:r>
+          </w:p>
+        </w:tc>
+        <w:tc>
+          <w:tcPr>
+            <w:tcW w:type="dxa" w:w="2610"/>
+            <w:tcBorders>
+              <w:top w:val="single" w:color="BBBBBB" w:sz="1"/>
+              <w:left w:val="single" w:color="BBBBBB" w:sz="1"/>
+              <w:bottom w:val="single" w:color="BBBBBB" w:sz="1"/>
+              <w:right w:val="single" w:color="BBBBBB" w:sz="1"/>
+            </w:tcBorders>
+            <w:tcMar>
+              <w:top w:type="dxa" w:w="70"/>
+              <w:left w:type="dxa" w:w="110"/>
+              <w:bottom w:type="dxa" w:w="70"/>
+              <w:right w:type="dxa" w:w="110"/>
+            </w:tcMar>
+          </w:tcPr>
+          <w:p>
+            <w:r>
+              <w:rPr>
+                <w:sz w:val="18"/>
+                <w:szCs w:val="18"/>
+              </w:rPr>
+              <w:t xml:space="preserve">Fail - login error shown</w:t>
+            </w:r>
+          </w:p>
+        </w:tc>
+        <w:tc>
+          <w:tcPr>
+            <w:tcW w:type="dxa" w:w="1500"/>
+            <w:tcBorders>
+              <w:top w:val="single" w:color="BBBBBB" w:sz="1"/>
+              <w:left w:val="single" w:color="BBBBBB" w:sz="1"/>
+              <w:bottom w:val="single" w:color="BBBBBB" w:sz="1"/>
+              <w:right w:val="single" w:color="BBBBBB" w:sz="1"/>
+            </w:tcBorders>
+            <w:tcMar>
+              <w:top w:type="dxa" w:w="70"/>
+              <w:left w:type="dxa" w:w="110"/>
+              <w:bottom w:type="dxa" w:w="70"/>
+              <w:right w:type="dxa" w:w="110"/>
+            </w:tcMar>
+          </w:tcPr>
+          <w:p>
+            <w:r>
+              <w:rPr>
+                <w:sz w:val="18"/>
+                <w:szCs w:val="18"/>
+              </w:rPr>
+              <w:t xml:space="preserve">BVA</w:t>
+            </w:r>
+          </w:p>
+        </w:tc>
+      </w:tr>
+      <w:tr>
+        <w:tc>
+          <w:tcPr>
+            <w:tcW w:type="dxa" w:w="1300"/>
+            <w:tcBorders>
+              <w:top w:val="single" w:color="BBBBBB" w:sz="1"/>
+              <w:left w:val="single" w:color="BBBBBB" w:sz="1"/>
+              <w:bottom w:val="single" w:color="BBBBBB" w:sz="1"/>
+              <w:right w:val="single" w:color="BBBBBB" w:sz="1"/>
+            </w:tcBorders>
+            <w:tcMar>
+              <w:top w:type="dxa" w:w="70"/>
+              <w:left w:type="dxa" w:w="110"/>
+              <w:bottom w:type="dxa" w:w="70"/>
+              <w:right w:type="dxa" w:w="110"/>
+            </w:tcMar>
+          </w:tcPr>
+          <w:p>
+            <w:r>
+              <w:rPr>
+                <w:sz w:val="18"/>
+                <w:szCs w:val="18"/>
+              </w:rPr>
+              <w:t xml:space="preserve">TC-001-003</w:t>
+            </w:r>
+          </w:p>
+        </w:tc>
+        <w:tc>
+          <w:tcPr>
+            <w:tcW w:type="dxa" w:w="3950"/>
+            <w:tcBorders>
+              <w:top w:val="single" w:color="BBBBBB" w:sz="1"/>
+              <w:left w:val="single" w:color="BBBBBB" w:sz="1"/>
+              <w:bottom w:val="single" w:color="BBBBBB" w:sz="1"/>
+              <w:right w:val="single" w:color="BBBBBB" w:sz="1"/>
+            </w:tcBorders>
+            <w:tcMar>
+              <w:top w:type="dxa" w:w="70"/>
+              <w:left w:type="dxa" w:w="110"/>
+              <w:bottom w:type="dxa" w:w="70"/>
+              <w:right w:type="dxa" w:w="110"/>
+            </w:tcMar>
+          </w:tcPr>
+          <w:p>
+            <w:r>
+              <w:rPr>
+                <w:sz w:val="18"/>
+                <w:szCs w:val="18"/>
+              </w:rPr>
+              <w:t xml:space="preserve">teacher / (empty)</w:t>
+            </w:r>
+          </w:p>
+        </w:tc>
+        <w:tc>
+          <w:tcPr>
+            <w:tcW w:type="dxa" w:w="2610"/>
+            <w:tcBorders>
+              <w:top w:val="single" w:color="BBBBBB" w:sz="1"/>
+              <w:left w:val="single" w:color="BBBBBB" w:sz="1"/>
+              <w:bottom w:val="single" w:color="BBBBBB" w:sz="1"/>
+              <w:right w:val="single" w:color="BBBBBB" w:sz="1"/>
+            </w:tcBorders>
+            <w:tcMar>
+              <w:top w:type="dxa" w:w="70"/>
+              <w:left w:type="dxa" w:w="110"/>
+              <w:bottom w:type="dxa" w:w="70"/>
+              <w:right w:type="dxa" w:w="110"/>
+            </w:tcMar>
+          </w:tcPr>
+          <w:p>
+            <w:r>
+              <w:rPr>
+                <w:sz w:val="18"/>
+                <w:szCs w:val="18"/>
+              </w:rPr>
+              <w:t xml:space="preserve">Fail - login error shown</w:t>
+            </w:r>
+          </w:p>
+        </w:tc>
+        <w:tc>
+          <w:tcPr>
+            <w:tcW w:type="dxa" w:w="1500"/>
+            <w:tcBorders>
+              <w:top w:val="single" w:color="BBBBBB" w:sz="1"/>
+              <w:left w:val="single" w:color="BBBBBB" w:sz="1"/>
+              <w:bottom w:val="single" w:color="BBBBBB" w:sz="1"/>
+              <w:right w:val="single" w:color="BBBBBB" w:sz="1"/>
+            </w:tcBorders>
+            <w:tcMar>
+              <w:top w:type="dxa" w:w="70"/>
+              <w:left w:type="dxa" w:w="110"/>
+              <w:bottom w:type="dxa" w:w="70"/>
+              <w:right w:type="dxa" w:w="110"/>
+            </w:tcMar>
+          </w:tcPr>
+          <w:p>
+            <w:r>
+              <w:rPr>
+                <w:sz w:val="18"/>
+                <w:szCs w:val="18"/>
+              </w:rPr>
+              <w:t xml:space="preserve">BVA</w:t>
+            </w:r>
+          </w:p>
+        </w:tc>
+      </w:tr>
+      <w:tr>
+        <w:tc>
+          <w:tcPr>
+            <w:tcW w:type="dxa" w:w="1300"/>
+            <w:tcBorders>
+              <w:top w:val="single" w:color="BBBBBB" w:sz="1"/>
+              <w:left w:val="single" w:color="BBBBBB" w:sz="1"/>
+              <w:bottom w:val="single" w:color="BBBBBB" w:sz="1"/>
+              <w:right w:val="single" w:color="BBBBBB" w:sz="1"/>
+            </w:tcBorders>
+            <w:tcMar>
+              <w:top w:type="dxa" w:w="70"/>
+              <w:left w:type="dxa" w:w="110"/>
+              <w:bottom w:type="dxa" w:w="70"/>
+              <w:right w:type="dxa" w:w="110"/>
+            </w:tcMar>
+          </w:tcPr>
+          <w:p>
+            <w:r>
+              <w:rPr>
+                <w:sz w:val="18"/>
+                <w:szCs w:val="18"/>
+              </w:rPr>
+              <w:t xml:space="preserve">TC-001-004</w:t>
+            </w:r>
+          </w:p>
+        </w:tc>
+        <w:tc>
+          <w:tcPr>
+            <w:tcW w:type="dxa" w:w="3950"/>
+            <w:tcBorders>
+              <w:top w:val="single" w:color="BBBBBB" w:sz="1"/>
+              <w:left w:val="single" w:color="BBBBBB" w:sz="1"/>
+              <w:bottom w:val="single" w:color="BBBBBB" w:sz="1"/>
+              <w:right w:val="single" w:color="BBBBBB" w:sz="1"/>
+            </w:tcBorders>
+            <w:tcMar>
+              <w:top w:type="dxa" w:w="70"/>
+              <w:left w:type="dxa" w:w="110"/>
+              <w:bottom w:type="dxa" w:w="70"/>
+              <w:right w:type="dxa" w:w="110"/>
+            </w:tcMar>
+          </w:tcPr>
+          <w:p>
+            <w:r>
+              <w:rPr>
+                <w:sz w:val="18"/>
+                <w:szCs w:val="18"/>
+              </w:rPr>
+              <w:t xml:space="preserve">teacher / m</w:t>
+            </w:r>
+          </w:p>
+        </w:tc>
+        <w:tc>
+          <w:tcPr>
+            <w:tcW w:type="dxa" w:w="2610"/>
+            <w:tcBorders>
+              <w:top w:val="single" w:color="BBBBBB" w:sz="1"/>
+              <w:left w:val="single" w:color="BBBBBB" w:sz="1"/>
+              <w:bottom w:val="single" w:color="BBBBBB" w:sz="1"/>
+              <w:right w:val="single" w:color="BBBBBB" w:sz="1"/>
+            </w:tcBorders>
+            <w:tcMar>
+              <w:top w:type="dxa" w:w="70"/>
+              <w:left w:type="dxa" w:w="110"/>
+              <w:bottom w:type="dxa" w:w="70"/>
+              <w:right w:type="dxa" w:w="110"/>
+            </w:tcMar>
+          </w:tcPr>
+          <w:p>
+            <w:r>
+              <w:rPr>
+                <w:sz w:val="18"/>
+                <w:szCs w:val="18"/>
+              </w:rPr>
+              <w:t xml:space="preserve">Fail - login error shown</w:t>
+            </w:r>
+          </w:p>
+        </w:tc>
+        <w:tc>
+          <w:tcPr>
+            <w:tcW w:type="dxa" w:w="1500"/>
+            <w:tcBorders>
+              <w:top w:val="single" w:color="BBBBBB" w:sz="1"/>
+              <w:left w:val="single" w:color="BBBBBB" w:sz="1"/>
+              <w:bottom w:val="single" w:color="BBBBBB" w:sz="1"/>
+              <w:right w:val="single" w:color="BBBBBB" w:sz="1"/>
+            </w:tcBorders>
+            <w:tcMar>
+              <w:top w:type="dxa" w:w="70"/>
+              <w:left w:type="dxa" w:w="110"/>
+              <w:bottom w:type="dxa" w:w="70"/>
+              <w:right w:type="dxa" w:w="110"/>
+            </w:tcMar>
+          </w:tcPr>
+          <w:p>
+            <w:r>
+              <w:rPr>
+                <w:sz w:val="18"/>
+                <w:szCs w:val="18"/>
+              </w:rPr>
+              <w:t xml:space="preserve">BVA</w:t>
+            </w:r>
+          </w:p>
+        </w:tc>
+      </w:tr>
+      <w:tr>
+        <w:tc>
+          <w:tcPr>
+            <w:tcW w:type="dxa" w:w="1300"/>
+            <w:tcBorders>
+              <w:top w:val="single" w:color="BBBBBB" w:sz="1"/>
+              <w:left w:val="single" w:color="BBBBBB" w:sz="1"/>
+              <w:bottom w:val="single" w:color="BBBBBB" w:sz="1"/>
+              <w:right w:val="single" w:color="BBBBBB" w:sz="1"/>
+            </w:tcBorders>
+            <w:tcMar>
+              <w:top w:type="dxa" w:w="70"/>
+              <w:left w:type="dxa" w:w="110"/>
+              <w:bottom w:type="dxa" w:w="70"/>
+              <w:right w:type="dxa" w:w="110"/>
+            </w:tcMar>
+          </w:tcPr>
+          <w:p>
+            <w:r>
+              <w:rPr>
+                <w:sz w:val="18"/>
+                <w:szCs w:val="18"/>
+              </w:rPr>
+              <w:t xml:space="preserve">TC-001-005</w:t>
+            </w:r>
+          </w:p>
+        </w:tc>
+        <w:tc>
+          <w:tcPr>
+            <w:tcW w:type="dxa" w:w="3950"/>
+            <w:tcBorders>
+              <w:top w:val="single" w:color="BBBBBB" w:sz="1"/>
+              <w:left w:val="single" w:color="BBBBBB" w:sz="1"/>
+              <w:bottom w:val="single" w:color="BBBBBB" w:sz="1"/>
+              <w:right w:val="single" w:color="BBBBBB" w:sz="1"/>
+            </w:tcBorders>
+            <w:tcMar>
+              <w:top w:type="dxa" w:w="70"/>
+              <w:left w:type="dxa" w:w="110"/>
+              <w:bottom w:type="dxa" w:w="70"/>
+              <w:right w:type="dxa" w:w="110"/>
+            </w:tcMar>
+          </w:tcPr>
+          <w:p>
+            <w:r>
+              <w:rPr>
+                <w:sz w:val="18"/>
+                <w:szCs w:val="18"/>
+              </w:rPr>
+              <w:t xml:space="preserve">64-char string / m</w:t>
+            </w:r>
+          </w:p>
+        </w:tc>
+        <w:tc>
+          <w:tcPr>
+            <w:tcW w:type="dxa" w:w="2610"/>
+            <w:tcBorders>
+              <w:top w:val="single" w:color="BBBBBB" w:sz="1"/>
+              <w:left w:val="single" w:color="BBBBBB" w:sz="1"/>
+              <w:bottom w:val="single" w:color="BBBBBB" w:sz="1"/>
+              <w:right w:val="single" w:color="BBBBBB" w:sz="1"/>
+            </w:tcBorders>
+            <w:tcMar>
+              <w:top w:type="dxa" w:w="70"/>
+              <w:left w:type="dxa" w:w="110"/>
+              <w:bottom w:type="dxa" w:w="70"/>
+              <w:right w:type="dxa" w:w="110"/>
+            </w:tcMar>
+          </w:tcPr>
+          <w:p>
+            <w:r>
+              <w:rPr>
+                <w:sz w:val="18"/>
+                <w:szCs w:val="18"/>
+              </w:rPr>
+              <w:t xml:space="preserve">Fail - login error shown</w:t>
+            </w:r>
+          </w:p>
+        </w:tc>
+        <w:tc>
+          <w:tcPr>
+            <w:tcW w:type="dxa" w:w="1500"/>
+            <w:tcBorders>
+              <w:top w:val="single" w:color="BBBBBB" w:sz="1"/>
+              <w:left w:val="single" w:color="BBBBBB" w:sz="1"/>
+              <w:bottom w:val="single" w:color="BBBBBB" w:sz="1"/>
+              <w:right w:val="single" w:color="BBBBBB" w:sz="1"/>
+            </w:tcBorders>
+            <w:tcMar>
+              <w:top w:type="dxa" w:w="70"/>
+              <w:left w:type="dxa" w:w="110"/>
+              <w:bottom w:type="dxa" w:w="70"/>
+              <w:right w:type="dxa" w:w="110"/>
+            </w:tcMar>
+          </w:tcPr>
+          <w:p>
+            <w:r>
+              <w:rPr>
+                <w:sz w:val="18"/>
+                <w:szCs w:val="18"/>
+              </w:rPr>
+              <w:t xml:space="preserve">BVA</w:t>
+            </w:r>
+          </w:p>
+        </w:tc>
+      </w:tr>
+      <w:tr>
+        <w:tc>
+          <w:tcPr>
+            <w:tcW w:type="dxa" w:w="1300"/>
+            <w:tcBorders>
+              <w:top w:val="single" w:color="BBBBBB" w:sz="1"/>
+              <w:left w:val="single" w:color="BBBBBB" w:sz="1"/>
+              <w:bottom w:val="single" w:color="BBBBBB" w:sz="1"/>
+              <w:right w:val="single" w:color="BBBBBB" w:sz="1"/>
+            </w:tcBorders>
+            <w:tcMar>
+              <w:top w:type="dxa" w:w="70"/>
+              <w:left w:type="dxa" w:w="110"/>
+              <w:bottom w:type="dxa" w:w="70"/>
+              <w:right w:type="dxa" w:w="110"/>
+            </w:tcMar>
+          </w:tcPr>
+          <w:p>
+            <w:r>
+              <w:rPr>
+                <w:sz w:val="18"/>
+                <w:szCs w:val="18"/>
+              </w:rPr>
+              <w:t xml:space="preserve">TC-001-006</w:t>
+            </w:r>
+          </w:p>
+        </w:tc>
+        <w:tc>
+          <w:tcPr>
+            <w:tcW w:type="dxa" w:w="3950"/>
+            <w:tcBorders>
+              <w:top w:val="single" w:color="BBBBBB" w:sz="1"/>
+              <w:left w:val="single" w:color="BBBBBB" w:sz="1"/>
+              <w:bottom w:val="single" w:color="BBBBBB" w:sz="1"/>
+              <w:right w:val="single" w:color="BBBBBB" w:sz="1"/>
+            </w:tcBorders>
+            <w:tcMar>
+              <w:top w:type="dxa" w:w="70"/>
+              <w:left w:type="dxa" w:w="110"/>
+              <w:bottom w:type="dxa" w:w="70"/>
+              <w:right w:type="dxa" w:w="110"/>
+            </w:tcMar>
+          </w:tcPr>
+          <w:p>
+            <w:r>
+              <w:rPr>
+                <w:sz w:val="18"/>
+                <w:szCs w:val="18"/>
+              </w:rPr>
+              <w:t xml:space="preserve">teacher / moodle26</w:t>
+            </w:r>
+          </w:p>
+        </w:tc>
+        <w:tc>
+          <w:tcPr>
+            <w:tcW w:type="dxa" w:w="2610"/>
+            <w:tcBorders>
+              <w:top w:val="single" w:color="BBBBBB" w:sz="1"/>
+              <w:left w:val="single" w:color="BBBBBB" w:sz="1"/>
+              <w:bottom w:val="single" w:color="BBBBBB" w:sz="1"/>
+              <w:right w:val="single" w:color="BBBBBB" w:sz="1"/>
+            </w:tcBorders>
+            <w:tcMar>
+              <w:top w:type="dxa" w:w="70"/>
+              <w:left w:type="dxa" w:w="110"/>
+              <w:bottom w:type="dxa" w:w="70"/>
+              <w:right w:type="dxa" w:w="110"/>
+            </w:tcMar>
+          </w:tcPr>
+          <w:p>
+            <w:r>
+              <w:rPr>
+                <w:sz w:val="18"/>
+                <w:szCs w:val="18"/>
+              </w:rPr>
+              <w:t xml:space="preserve">Success - redirect to /my/</w:t>
+            </w:r>
+          </w:p>
+        </w:tc>
+        <w:tc>
+          <w:tcPr>
+            <w:tcW w:type="dxa" w:w="1500"/>
+            <w:tcBorders>
+              <w:top w:val="single" w:color="BBBBBB" w:sz="1"/>
+              <w:left w:val="single" w:color="BBBBBB" w:sz="1"/>
+              <w:bottom w:val="single" w:color="BBBBBB" w:sz="1"/>
+              <w:right w:val="single" w:color="BBBBBB" w:sz="1"/>
+            </w:tcBorders>
+            <w:tcMar>
+              <w:top w:type="dxa" w:w="70"/>
+              <w:left w:type="dxa" w:w="110"/>
+              <w:bottom w:type="dxa" w:w="70"/>
+              <w:right w:type="dxa" w:w="110"/>
+            </w:tcMar>
+          </w:tcPr>
+          <w:p>
+            <w:r>
+              <w:rPr>
+                <w:sz w:val="18"/>
+                <w:szCs w:val="18"/>
+              </w:rPr>
+              <w:t xml:space="preserve">ECP / Decision table</w:t>
+            </w:r>
+          </w:p>
+        </w:tc>
+      </w:tr>
+      <w:tr>
+        <w:tc>
+          <w:tcPr>
+            <w:tcW w:type="dxa" w:w="1300"/>
+            <w:tcBorders>
+              <w:top w:val="single" w:color="BBBBBB" w:sz="1"/>
+              <w:left w:val="single" w:color="BBBBBB" w:sz="1"/>
+              <w:bottom w:val="single" w:color="BBBBBB" w:sz="1"/>
+              <w:right w:val="single" w:color="BBBBBB" w:sz="1"/>
+            </w:tcBorders>
+            <w:tcMar>
+              <w:top w:type="dxa" w:w="70"/>
+              <w:left w:type="dxa" w:w="110"/>
+              <w:bottom w:type="dxa" w:w="70"/>
+              <w:right w:type="dxa" w:w="110"/>
+            </w:tcMar>
+          </w:tcPr>
+          <w:p>
+            <w:r>
+              <w:rPr>
+                <w:sz w:val="18"/>
+                <w:szCs w:val="18"/>
+              </w:rPr>
+              <w:t xml:space="preserve">TC-001-007</w:t>
+            </w:r>
+          </w:p>
+        </w:tc>
+        <w:tc>
+          <w:tcPr>
+            <w:tcW w:type="dxa" w:w="3950"/>
+            <w:tcBorders>
+              <w:top w:val="single" w:color="BBBBBB" w:sz="1"/>
+              <w:left w:val="single" w:color="BBBBBB" w:sz="1"/>
+              <w:bottom w:val="single" w:color="BBBBBB" w:sz="1"/>
+              <w:right w:val="single" w:color="BBBBBB" w:sz="1"/>
+            </w:tcBorders>
+            <w:tcMar>
+              <w:top w:type="dxa" w:w="70"/>
+              <w:left w:type="dxa" w:w="110"/>
+              <w:bottom w:type="dxa" w:w="70"/>
+              <w:right w:type="dxa" w:w="110"/>
+            </w:tcMar>
+          </w:tcPr>
+          <w:p>
+            <w:r>
+              <w:rPr>
+                <w:sz w:val="18"/>
+                <w:szCs w:val="18"/>
+              </w:rPr>
+              <w:t xml:space="preserve">teacher / wrongpass</w:t>
+            </w:r>
+          </w:p>
+        </w:tc>
+        <w:tc>
+          <w:tcPr>
+            <w:tcW w:type="dxa" w:w="2610"/>
+            <w:tcBorders>
+              <w:top w:val="single" w:color="BBBBBB" w:sz="1"/>
+              <w:left w:val="single" w:color="BBBBBB" w:sz="1"/>
+              <w:bottom w:val="single" w:color="BBBBBB" w:sz="1"/>
+              <w:right w:val="single" w:color="BBBBBB" w:sz="1"/>
+            </w:tcBorders>
+            <w:tcMar>
+              <w:top w:type="dxa" w:w="70"/>
+              <w:left w:type="dxa" w:w="110"/>
+              <w:bottom w:type="dxa" w:w="70"/>
+              <w:right w:type="dxa" w:w="110"/>
+            </w:tcMar>
+          </w:tcPr>
+          <w:p>
+            <w:r>
+              <w:rPr>
+                <w:sz w:val="18"/>
+                <w:szCs w:val="18"/>
+              </w:rPr>
+              <w:t xml:space="preserve">Fail - login error shown</w:t>
+            </w:r>
+          </w:p>
+        </w:tc>
+        <w:tc>
+          <w:tcPr>
+            <w:tcW w:type="dxa" w:w="1500"/>
+            <w:tcBorders>
+              <w:top w:val="single" w:color="BBBBBB" w:sz="1"/>
+              <w:left w:val="single" w:color="BBBBBB" w:sz="1"/>
+              <w:bottom w:val="single" w:color="BBBBBB" w:sz="1"/>
+              <w:right w:val="single" w:color="BBBBBB" w:sz="1"/>
+            </w:tcBorders>
+            <w:tcMar>
+              <w:top w:type="dxa" w:w="70"/>
+              <w:left w:type="dxa" w:w="110"/>
+              <w:bottom w:type="dxa" w:w="70"/>
+              <w:right w:type="dxa" w:w="110"/>
+            </w:tcMar>
+          </w:tcPr>
+          <w:p>
+            <w:r>
+              <w:rPr>
+                <w:sz w:val="18"/>
+                <w:szCs w:val="18"/>
+              </w:rPr>
+              <w:t xml:space="preserve">ECP</w:t>
+            </w:r>
+          </w:p>
+        </w:tc>
+      </w:tr>
+      <w:tr>
+        <w:tc>
+          <w:tcPr>
+            <w:tcW w:type="dxa" w:w="1300"/>
+            <w:tcBorders>
+              <w:top w:val="single" w:color="BBBBBB" w:sz="1"/>
+              <w:left w:val="single" w:color="BBBBBB" w:sz="1"/>
+              <w:bottom w:val="single" w:color="BBBBBB" w:sz="1"/>
+              <w:right w:val="single" w:color="BBBBBB" w:sz="1"/>
+            </w:tcBorders>
+            <w:tcMar>
+              <w:top w:type="dxa" w:w="70"/>
+              <w:left w:type="dxa" w:w="110"/>
+              <w:bottom w:type="dxa" w:w="70"/>
+              <w:right w:type="dxa" w:w="110"/>
+            </w:tcMar>
+          </w:tcPr>
+          <w:p>
+            <w:r>
+              <w:rPr>
+                <w:sz w:val="18"/>
+                <w:szCs w:val="18"/>
+              </w:rPr>
+              <w:t xml:space="preserve">TC-001-008</w:t>
+            </w:r>
+          </w:p>
+        </w:tc>
+        <w:tc>
+          <w:tcPr>
+            <w:tcW w:type="dxa" w:w="3950"/>
+            <w:tcBorders>
+              <w:top w:val="single" w:color="BBBBBB" w:sz="1"/>
+              <w:left w:val="single" w:color="BBBBBB" w:sz="1"/>
+              <w:bottom w:val="single" w:color="BBBBBB" w:sz="1"/>
+              <w:right w:val="single" w:color="BBBBBB" w:sz="1"/>
+            </w:tcBorders>
+            <w:tcMar>
+              <w:top w:type="dxa" w:w="70"/>
+              <w:left w:type="dxa" w:w="110"/>
+              <w:bottom w:type="dxa" w:w="70"/>
+              <w:right w:type="dxa" w:w="110"/>
+            </w:tcMar>
+          </w:tcPr>
+          <w:p>
+            <w:r>
+              <w:rPr>
+                <w:sz w:val="18"/>
+                <w:szCs w:val="18"/>
+              </w:rPr>
+              <w:t xml:space="preserve">fakeuser999 / moodle26</w:t>
+            </w:r>
+          </w:p>
+        </w:tc>
+        <w:tc>
+          <w:tcPr>
+            <w:tcW w:type="dxa" w:w="2610"/>
+            <w:tcBorders>
+              <w:top w:val="single" w:color="BBBBBB" w:sz="1"/>
+              <w:left w:val="single" w:color="BBBBBB" w:sz="1"/>
+              <w:bottom w:val="single" w:color="BBBBBB" w:sz="1"/>
+              <w:right w:val="single" w:color="BBBBBB" w:sz="1"/>
+            </w:tcBorders>
+            <w:tcMar>
+              <w:top w:type="dxa" w:w="70"/>
+              <w:left w:type="dxa" w:w="110"/>
+              <w:bottom w:type="dxa" w:w="70"/>
+              <w:right w:type="dxa" w:w="110"/>
+            </w:tcMar>
+          </w:tcPr>
+          <w:p>
+            <w:r>
+              <w:rPr>
+                <w:sz w:val="18"/>
+                <w:szCs w:val="18"/>
+              </w:rPr>
+              <w:t xml:space="preserve">Fail - login error shown</w:t>
+            </w:r>
+          </w:p>
+        </w:tc>
+        <w:tc>
+          <w:tcPr>
+            <w:tcW w:type="dxa" w:w="1500"/>
+            <w:tcBorders>
+              <w:top w:val="single" w:color="BBBBBB" w:sz="1"/>
+              <w:left w:val="single" w:color="BBBBBB" w:sz="1"/>
+              <w:bottom w:val="single" w:color="BBBBBB" w:sz="1"/>
+              <w:right w:val="single" w:color="BBBBBB" w:sz="1"/>
+            </w:tcBorders>
+            <w:tcMar>
+              <w:top w:type="dxa" w:w="70"/>
+              <w:left w:type="dxa" w:w="110"/>
+              <w:bottom w:type="dxa" w:w="70"/>
+              <w:right w:type="dxa" w:w="110"/>
+            </w:tcMar>
+          </w:tcPr>
+          <w:p>
+            <w:r>
+              <w:rPr>
+                <w:sz w:val="18"/>
+                <w:szCs w:val="18"/>
+              </w:rPr>
+              <w:t xml:space="preserve">ECP</w:t>
+            </w:r>
+          </w:p>
+        </w:tc>
+      </w:tr>
+      <w:tr>
+        <w:tc>
+          <w:tcPr>
+            <w:tcW w:type="dxa" w:w="1300"/>
+            <w:tcBorders>
+              <w:top w:val="single" w:color="BBBBBB" w:sz="1"/>
+              <w:left w:val="single" w:color="BBBBBB" w:sz="1"/>
+              <w:bottom w:val="single" w:color="BBBBBB" w:sz="1"/>
+              <w:right w:val="single" w:color="BBBBBB" w:sz="1"/>
+            </w:tcBorders>
+            <w:tcMar>
+              <w:top w:type="dxa" w:w="70"/>
+              <w:left w:type="dxa" w:w="110"/>
+              <w:bottom w:type="dxa" w:w="70"/>
+              <w:right w:type="dxa" w:w="110"/>
+            </w:tcMar>
+          </w:tcPr>
+          <w:p>
+            <w:r>
+              <w:rPr>
+                <w:sz w:val="18"/>
+                <w:szCs w:val="18"/>
+              </w:rPr>
+              <w:t xml:space="preserve">TC-001-009</w:t>
+            </w:r>
+          </w:p>
+        </w:tc>
+        <w:tc>
+          <w:tcPr>
+            <w:tcW w:type="dxa" w:w="3950"/>
+            <w:tcBorders>
+              <w:top w:val="single" w:color="BBBBBB" w:sz="1"/>
+              <w:left w:val="single" w:color="BBBBBB" w:sz="1"/>
+              <w:bottom w:val="single" w:color="BBBBBB" w:sz="1"/>
+              <w:right w:val="single" w:color="BBBBBB" w:sz="1"/>
+            </w:tcBorders>
+            <w:tcMar>
+              <w:top w:type="dxa" w:w="70"/>
+              <w:left w:type="dxa" w:w="110"/>
+              <w:bottom w:type="dxa" w:w="70"/>
+              <w:right w:type="dxa" w:w="110"/>
+            </w:tcMar>
+          </w:tcPr>
+          <w:p>
+            <w:r>
+              <w:rPr>
+                <w:sz w:val="18"/>
+                <w:szCs w:val="18"/>
+              </w:rPr>
+              <w:t xml:space="preserve">(empty) / (empty)</w:t>
+            </w:r>
+          </w:p>
+        </w:tc>
+        <w:tc>
+          <w:tcPr>
+            <w:tcW w:type="dxa" w:w="2610"/>
+            <w:tcBorders>
+              <w:top w:val="single" w:color="BBBBBB" w:sz="1"/>
+              <w:left w:val="single" w:color="BBBBBB" w:sz="1"/>
+              <w:bottom w:val="single" w:color="BBBBBB" w:sz="1"/>
+              <w:right w:val="single" w:color="BBBBBB" w:sz="1"/>
+            </w:tcBorders>
+            <w:tcMar>
+              <w:top w:type="dxa" w:w="70"/>
+              <w:left w:type="dxa" w:w="110"/>
+              <w:bottom w:type="dxa" w:w="70"/>
+              <w:right w:type="dxa" w:w="110"/>
+            </w:tcMar>
+          </w:tcPr>
+          <w:p>
+            <w:r>
+              <w:rPr>
+                <w:sz w:val="18"/>
+                <w:szCs w:val="18"/>
+              </w:rPr>
+              <w:t xml:space="preserve">Fail - login error shown</w:t>
+            </w:r>
+          </w:p>
+        </w:tc>
+        <w:tc>
+          <w:tcPr>
+            <w:tcW w:type="dxa" w:w="1500"/>
+            <w:tcBorders>
+              <w:top w:val="single" w:color="BBBBBB" w:sz="1"/>
+              <w:left w:val="single" w:color="BBBBBB" w:sz="1"/>
+              <w:bottom w:val="single" w:color="BBBBBB" w:sz="1"/>
+              <w:right w:val="single" w:color="BBBBBB" w:sz="1"/>
+            </w:tcBorders>
+            <w:tcMar>
+              <w:top w:type="dxa" w:w="70"/>
+              <w:left w:type="dxa" w:w="110"/>
+              <w:bottom w:type="dxa" w:w="70"/>
+              <w:right w:type="dxa" w:w="110"/>
+            </w:tcMar>
+          </w:tcPr>
+          <w:p>
+            <w:r>
+              <w:rPr>
+                <w:sz w:val="18"/>
+                <w:szCs w:val="18"/>
+              </w:rPr>
+              <w:t xml:space="preserve">BVA</w:t>
+            </w:r>
+          </w:p>
+        </w:tc>
+      </w:tr>
+      <w:tr>
+        <w:tc>
+          <w:tcPr>
+            <w:tcW w:type="dxa" w:w="1300"/>
+            <w:tcBorders>
+              <w:top w:val="single" w:color="BBBBBB" w:sz="1"/>
+              <w:left w:val="single" w:color="BBBBBB" w:sz="1"/>
+              <w:bottom w:val="single" w:color="BBBBBB" w:sz="1"/>
+              <w:right w:val="single" w:color="BBBBBB" w:sz="1"/>
+            </w:tcBorders>
+            <w:tcMar>
+              <w:top w:type="dxa" w:w="70"/>
+              <w:left w:type="dxa" w:w="110"/>
+              <w:bottom w:type="dxa" w:w="70"/>
+              <w:right w:type="dxa" w:w="110"/>
+            </w:tcMar>
+          </w:tcPr>
+          <w:p>
+            <w:r>
+              <w:rPr>
+                <w:sz w:val="18"/>
+                <w:szCs w:val="18"/>
+              </w:rPr>
+              <w:t xml:space="preserve">TC-011-001</w:t>
+            </w:r>
+          </w:p>
+        </w:tc>
+        <w:tc>
+          <w:tcPr>
+            <w:tcW w:type="dxa" w:w="3950"/>
+            <w:tcBorders>
+              <w:top w:val="single" w:color="BBBBBB" w:sz="1"/>
+              <w:left w:val="single" w:color="BBBBBB" w:sz="1"/>
+              <w:bottom w:val="single" w:color="BBBBBB" w:sz="1"/>
+              <w:right w:val="single" w:color="BBBBBB" w:sz="1"/>
+            </w:tcBorders>
+            <w:tcMar>
+              <w:top w:type="dxa" w:w="70"/>
+              <w:left w:type="dxa" w:w="110"/>
+              <w:bottom w:type="dxa" w:w="70"/>
+              <w:right w:type="dxa" w:w="110"/>
+            </w:tcMar>
+          </w:tcPr>
+          <w:p>
+            <w:r>
+              <w:rPr>
+                <w:sz w:val="18"/>
+                <w:szCs w:val="18"/>
+              </w:rPr>
+              <w:t xml:space="preserve">Logout flow (teacher)</w:t>
+            </w:r>
+          </w:p>
+        </w:tc>
+        <w:tc>
+          <w:tcPr>
+            <w:tcW w:type="dxa" w:w="2610"/>
+            <w:tcBorders>
+              <w:top w:val="single" w:color="BBBBBB" w:sz="1"/>
+              <w:left w:val="single" w:color="BBBBBB" w:sz="1"/>
+              <w:bottom w:val="single" w:color="BBBBBB" w:sz="1"/>
+              <w:right w:val="single" w:color="BBBBBB" w:sz="1"/>
+            </w:tcBorders>
+            <w:tcMar>
+              <w:top w:type="dxa" w:w="70"/>
+              <w:left w:type="dxa" w:w="110"/>
+              <w:bottom w:type="dxa" w:w="70"/>
+              <w:right w:type="dxa" w:w="110"/>
+            </w:tcMar>
+          </w:tcPr>
+          <w:p>
+            <w:r>
+              <w:rPr>
+                <w:sz w:val="18"/>
+                <w:szCs w:val="18"/>
+              </w:rPr>
+              <w:t xml:space="preserve">Title returns to "Mount Orange"</w:t>
+            </w:r>
+          </w:p>
+        </w:tc>
+        <w:tc>
+          <w:tcPr>
+            <w:tcW w:type="dxa" w:w="1500"/>
+            <w:tcBorders>
+              <w:top w:val="single" w:color="BBBBBB" w:sz="1"/>
+              <w:left w:val="single" w:color="BBBBBB" w:sz="1"/>
+              <w:bottom w:val="single" w:color="BBBBBB" w:sz="1"/>
+              <w:right w:val="single" w:color="BBBBBB" w:sz="1"/>
+            </w:tcBorders>
+            <w:tcMar>
+              <w:top w:type="dxa" w:w="70"/>
+              <w:left w:type="dxa" w:w="110"/>
+              <w:bottom w:type="dxa" w:w="70"/>
+              <w:right w:type="dxa" w:w="110"/>
+            </w:tcMar>
+          </w:tcPr>
+          <w:p>
+            <w:r>
+              <w:rPr>
+                <w:sz w:val="18"/>
+                <w:szCs w:val="18"/>
+              </w:rPr>
+              <w:t xml:space="preserve">Use-case</w:t>
+            </w:r>
+          </w:p>
+        </w:tc>
+      </w:tr>
+      <w:tr>
+        <w:tc>
+          <w:tcPr>
+            <w:tcW w:type="dxa" w:w="1300"/>
+            <w:tcBorders>
+              <w:top w:val="single" w:color="BBBBBB" w:sz="1"/>
+              <w:left w:val="single" w:color="BBBBBB" w:sz="1"/>
+              <w:bottom w:val="single" w:color="BBBBBB" w:sz="1"/>
+              <w:right w:val="single" w:color="BBBBBB" w:sz="1"/>
+            </w:tcBorders>
+            <w:tcMar>
+              <w:top w:type="dxa" w:w="70"/>
+              <w:left w:type="dxa" w:w="110"/>
+              <w:bottom w:type="dxa" w:w="70"/>
+              <w:right w:type="dxa" w:w="110"/>
+            </w:tcMar>
+          </w:tcPr>
+          <w:p>
+            <w:r>
+              <w:rPr>
+                <w:sz w:val="18"/>
+                <w:szCs w:val="18"/>
+              </w:rPr>
+              <w:t xml:space="preserve">TC-012-001</w:t>
+            </w:r>
+          </w:p>
+        </w:tc>
+        <w:tc>
+          <w:tcPr>
+            <w:tcW w:type="dxa" w:w="3950"/>
+            <w:tcBorders>
+              <w:top w:val="single" w:color="BBBBBB" w:sz="1"/>
+              <w:left w:val="single" w:color="BBBBBB" w:sz="1"/>
+              <w:bottom w:val="single" w:color="BBBBBB" w:sz="1"/>
+              <w:right w:val="single" w:color="BBBBBB" w:sz="1"/>
+            </w:tcBorders>
+            <w:tcMar>
+              <w:top w:type="dxa" w:w="70"/>
+              <w:left w:type="dxa" w:w="110"/>
+              <w:bottom w:type="dxa" w:w="70"/>
+              <w:right w:type="dxa" w:w="110"/>
+            </w:tcMar>
+          </w:tcPr>
+          <w:p>
+            <w:r>
+              <w:rPr>
+                <w:sz w:val="18"/>
+                <w:szCs w:val="18"/>
+              </w:rPr>
+              <w:t xml:space="preserve">Guest login</w:t>
+            </w:r>
+          </w:p>
+        </w:tc>
+        <w:tc>
+          <w:tcPr>
+            <w:tcW w:type="dxa" w:w="2610"/>
+            <w:tcBorders>
+              <w:top w:val="single" w:color="BBBBBB" w:sz="1"/>
+              <w:left w:val="single" w:color="BBBBBB" w:sz="1"/>
+              <w:bottom w:val="single" w:color="BBBBBB" w:sz="1"/>
+              <w:right w:val="single" w:color="BBBBBB" w:sz="1"/>
+            </w:tcBorders>
+            <w:tcMar>
+              <w:top w:type="dxa" w:w="70"/>
+              <w:left w:type="dxa" w:w="110"/>
+              <w:bottom w:type="dxa" w:w="70"/>
+              <w:right w:type="dxa" w:w="110"/>
+            </w:tcMar>
+          </w:tcPr>
+          <w:p>
+            <w:r>
+              <w:rPr>
+                <w:sz w:val="18"/>
+                <w:szCs w:val="18"/>
+              </w:rPr>
+              <w:t xml:space="preserve">"You are currently using guest access"</w:t>
+            </w:r>
+          </w:p>
+        </w:tc>
+        <w:tc>
+          <w:tcPr>
+            <w:tcW w:type="dxa" w:w="1500"/>
+            <w:tcBorders>
+              <w:top w:val="single" w:color="BBBBBB" w:sz="1"/>
+              <w:left w:val="single" w:color="BBBBBB" w:sz="1"/>
+              <w:bottom w:val="single" w:color="BBBBBB" w:sz="1"/>
+              <w:right w:val="single" w:color="BBBBBB" w:sz="1"/>
+            </w:tcBorders>
+            <w:tcMar>
+              <w:top w:type="dxa" w:w="70"/>
+              <w:left w:type="dxa" w:w="110"/>
+              <w:bottom w:type="dxa" w:w="70"/>
+              <w:right w:type="dxa" w:w="110"/>
+            </w:tcMar>
+          </w:tcPr>
+          <w:p>
+            <w:r>
+              <w:rPr>
+                <w:sz w:val="18"/>
+                <w:szCs w:val="18"/>
+              </w:rPr>
+              <w:t xml:space="preserve">Use-case</w:t>
+            </w:r>
+          </w:p>
+        </w:tc>
+      </w:tr>
+    </w:tbl>
+    <w:p>
+      <w:pPr>
+        <w:spacing w:after="80"/>
+      </w:pPr>
+    </w:p>
+    <w:p>
+      <w:pPr>
+        <w:pStyle w:val="ListParagraph"/>
+        <w:numPr>
+          <w:ilvl w:val="0"/>
+          <w:numId w:val="2"/>
+        </w:numPr>
+      </w:pPr>
+      <w:r>
+        <w:rPr>
+          <w:b/>
+          <w:bCs/>
+        </w:rPr>
+        <w:t xml:space="preserve">Level 1: </w:t>
+      </w:r>
+      <w:r>
+        <w:t xml:space="preserve">Three CSV files - login_data.csv, logout_data.csv, guest_login_data.csv. Login columns: testcase_id, username, password, expected_type, expected_result.</w:t>
+      </w:r>
+    </w:p>
+    <w:p>
+      <w:pPr>
+        <w:pStyle w:val="ListParagraph"/>
+        <w:numPr>
+          <w:ilvl w:val="0"/>
+          <w:numId w:val="2"/>
+        </w:numPr>
+      </w:pPr>
+      <w:r>
+        <w:rPr>
+          <w:b/>
+          <w:bCs/>
+        </w:rPr>
+        <w:t xml:space="preserve">Level 2: </w:t>
+      </w:r>
+      <w:r>
+        <w:t xml:space="preserve">The same CSV files extended with the site URL and the element IDs of the username field, password field and login button.</w:t>
+      </w:r>
+    </w:p>
+    <w:p>
+      <w:pPr>
+        <w:pStyle w:val="Heading1"/>
+        <w:pageBreakBefore/>
+      </w:pPr>
+      <w:r>
+        <w:t xml:space="preserve">5. Feature 002 - Send Message</w:t>
+      </w:r>
+    </w:p>
+    <w:p>
+      <w:r>
+        <w:rPr>
+          <w:b/>
+          <w:bCs/>
+        </w:rPr>
+        <w:t xml:space="preserve">Owner: </w:t>
+      </w:r>
+      <w:r>
+        <w:t xml:space="preserve">Mai Hoang Phuc (2252635)     </w:t>
+      </w:r>
+      <w:r>
+        <w:rPr>
+          <w:b/>
+          <w:bCs/>
+        </w:rPr>
+        <w:t xml:space="preserve">Repository: </w:t>
+      </w:r>
+      <w:hyperlink w:history="1" r:id="rIdnsjw2ruc603vqasdgci1i">
+        <w:r>
+          <w:rPr>
+            <w:rStyle w:val="Hyperlink"/>
+            <w:sz w:val="18"/>
+            <w:szCs w:val="18"/>
+          </w:rPr>
+          <w:t xml:space="preserve">Phuchoang2004/message_testing</w:t>
+        </w:r>
+      </w:hyperlink>
+    </w:p>
+    <w:p>
+      <w:r>
+        <w:rPr>
+          <w:b/>
+          <w:bCs/>
+        </w:rPr>
+        <w:t xml:space="preserve">Description: </w:t>
+      </w:r>
+      <w:r>
+        <w:t xml:space="preserve">A logged-in user opens the messaging drawer, selects a conversation, types a message and sends it. The message then appears as the most recent bubble in the conversation thread.</w:t>
       </w:r>
     </w:p>
     <w:p>
@@ -1225,7 +3176,7 @@
         </w:numPr>
       </w:pPr>
       <w:r>
-        <w:t xml:space="preserve">Type the message in the text area.</w:t>
+        <w:t xml:space="preserve">Type the message and click Send.</w:t>
       </w:r>
     </w:p>
     <w:p>
@@ -1237,19 +3188,7 @@
         </w:numPr>
       </w:pPr>
       <w:r>
-        <w:t xml:space="preserve">Click the Send button.</w:t>
-      </w:r>
-    </w:p>
-    <w:p>
-      <w:pPr>
-        <w:pStyle w:val="ListParagraph"/>
-        <w:numPr>
-          <w:ilvl w:val="0"/>
-          <w:numId w:val="3"/>
-        </w:numPr>
-      </w:pPr>
-      <w:r>
-        <w:t xml:space="preserve">Verify the message appears as the last sent bubble in the conversation.</w:t>
+        <w:t xml:space="preserve">Verify the message appears as the last sent bubble.</w:t>
       </w:r>
     </w:p>
     <w:p>
@@ -1259,39 +3198,14 @@
     </w:p>
     <w:p>
       <w:r>
-        <w:t xml:space="default"/>
-      </w:r>
-    </w:p>
-    <w:p>
-      <w:pPr>
-        <w:pStyle w:val="Heading1"/>
-        <w:pageBreakBefore/>
-      </w:pPr>
-      <w:r>
-        <w:t xml:space="preserve">4. Level 1 - Data-Driven Automation</w:t>
-      </w:r>
-    </w:p>
-    <w:p>
-      <w:r>
-        <w:t xml:space="preserve">The eleven recorded Katalon test cases were exported to Python 2 (WebDriver + unittest) and consolidated into a single parameterised script. The nine in-scope cases differ only in their data, so all data was extracted into a CSV file and the script loops over each row, generating one unittest test per row.</w:t>
-      </w:r>
-    </w:p>
-    <w:p>
-      <w:pPr>
-        <w:spacing w:after="80"/>
-      </w:pPr>
-    </w:p>
-    <w:p>
-      <w:pPr>
-        <w:pStyle w:val="Heading2"/>
-      </w:pPr>
-      <w:r>
-        <w:t xml:space="preserve">4.1 Data File - send_message_data.csv</w:t>
-      </w:r>
-    </w:p>
-    <w:p>
-      <w:r>
-        <w:t xml:space="preserve">Columns: test_id, recipient_id, message, length, expected, expected_length. The length / expected_length columns let very long boundary strings be expressed as a count instead of being typed literally into the file.</w:t>
+        <w:rPr>
+          <w:b/>
+          <w:bCs/>
+        </w:rPr>
+        <w:t xml:space="preserve">Test cases: </w:t>
+      </w:r>
+      <w:r>
+        <w:t xml:space="preserve">TC-002-001 to TC-002-011. TC-002-009 and TC-002-010 are use-case tests outside the data-driven scope, leaving nine data-driven cases that differ only in their input data.</w:t>
       </w:r>
     </w:p>
     <w:p>
@@ -1313,9 +3227,9 @@
       </w:tblPr>
       <w:tblGrid>
         <w:gridCol w:w="1180"/>
-        <w:gridCol w:w="1300"/>
-        <w:gridCol w:w="2600"/>
-        <w:gridCol w:w="2780"/>
+        <w:gridCol w:w="2560"/>
+        <w:gridCol w:w="2620"/>
+        <w:gridCol w:w="1500"/>
         <w:gridCol w:w="1500"/>
       </w:tblGrid>
       <w:tr>
@@ -1345,16 +3259,16 @@
                 <w:b/>
                 <w:bCs/>
                 <w:color w:val="FFFFFF"/>
-                <w:sz w:val="19"/>
-                <w:szCs w:val="19"/>
-              </w:rPr>
-              <w:t xml:space="preserve">Test ID</w:t>
-            </w:r>
-          </w:p>
-        </w:tc>
-        <w:tc>
-          <w:tcPr>
-            <w:tcW w:type="dxa" w:w="1300"/>
+                <w:sz w:val="18"/>
+                <w:szCs w:val="18"/>
+              </w:rPr>
+              <w:t xml:space="preserve">Test Case</w:t>
+            </w:r>
+          </w:p>
+        </w:tc>
+        <w:tc>
+          <w:tcPr>
+            <w:tcW w:type="dxa" w:w="2560"/>
             <w:tcBorders>
               <w:top w:val="single" w:color="BBBBBB" w:sz="1"/>
               <w:left w:val="single" w:color="BBBBBB" w:sz="1"/>
@@ -1375,16 +3289,16 @@
                 <w:b/>
                 <w:bCs/>
                 <w:color w:val="FFFFFF"/>
-                <w:sz w:val="19"/>
-                <w:szCs w:val="19"/>
-              </w:rPr>
-              <w:t xml:space="preserve">Recipient</w:t>
-            </w:r>
-          </w:p>
-        </w:tc>
-        <w:tc>
-          <w:tcPr>
-            <w:tcW w:type="dxa" w:w="2600"/>
+                <w:sz w:val="18"/>
+                <w:szCs w:val="18"/>
+              </w:rPr>
+              <w:t xml:space="preserve">Message Input</w:t>
+            </w:r>
+          </w:p>
+        </w:tc>
+        <w:tc>
+          <w:tcPr>
+            <w:tcW w:type="dxa" w:w="2620"/>
             <w:tcBorders>
               <w:top w:val="single" w:color="BBBBBB" w:sz="1"/>
               <w:left w:val="single" w:color="BBBBBB" w:sz="1"/>
@@ -1405,16 +3319,16 @@
                 <w:b/>
                 <w:bCs/>
                 <w:color w:val="FFFFFF"/>
-                <w:sz w:val="19"/>
-                <w:szCs w:val="19"/>
-              </w:rPr>
-              <w:t xml:space="preserve">Message Input</w:t>
-            </w:r>
-          </w:p>
-        </w:tc>
-        <w:tc>
-          <w:tcPr>
-            <w:tcW w:type="dxa" w:w="2780"/>
+                <w:sz w:val="18"/>
+                <w:szCs w:val="18"/>
+              </w:rPr>
+              <w:t xml:space="preserve">Expected Result</w:t>
+            </w:r>
+          </w:p>
+        </w:tc>
+        <w:tc>
+          <w:tcPr>
+            <w:tcW w:type="dxa" w:w="1500"/>
             <w:tcBorders>
               <w:top w:val="single" w:color="BBBBBB" w:sz="1"/>
               <w:left w:val="single" w:color="BBBBBB" w:sz="1"/>
@@ -1435,10 +3349,10 @@
                 <w:b/>
                 <w:bCs/>
                 <w:color w:val="FFFFFF"/>
-                <w:sz w:val="19"/>
-                <w:szCs w:val="19"/>
-              </w:rPr>
-              <w:t xml:space="preserve">Expected Result</w:t>
+                <w:sz w:val="18"/>
+                <w:szCs w:val="18"/>
+              </w:rPr>
+              <w:t xml:space="preserve">Recipient</w:t>
             </w:r>
           </w:p>
         </w:tc>
@@ -1465,8 +3379,8 @@
                 <w:b/>
                 <w:bCs/>
                 <w:color w:val="FFFFFF"/>
-                <w:sz w:val="19"/>
-                <w:szCs w:val="19"/>
+                <w:sz w:val="18"/>
+                <w:szCs w:val="18"/>
               </w:rPr>
               <w:t xml:space="preserve">Technique</w:t>
             </w:r>
@@ -1493,8 +3407,8 @@
           <w:p>
             <w:r>
               <w:rPr>
-                <w:sz w:val="19"/>
-                <w:szCs w:val="19"/>
+                <w:sz w:val="18"/>
+                <w:szCs w:val="18"/>
               </w:rPr>
               <w:t xml:space="preserve">TC-002-001</w:t>
             </w:r>
@@ -1502,25 +3416,77 @@
         </w:tc>
         <w:tc>
           <w:tcPr>
-            <w:tcW w:type="dxa" w:w="1300"/>
-            <w:tcBorders>
-              <w:top w:val="single" w:color="BBBBBB" w:sz="1"/>
-              <w:left w:val="single" w:color="BBBBBB" w:sz="1"/>
-              <w:bottom w:val="single" w:color="BBBBBB" w:sz="1"/>
-              <w:right w:val="single" w:color="BBBBBB" w:sz="1"/>
-            </w:tcBorders>
-            <w:tcMar>
-              <w:top w:type="dxa" w:w="70"/>
-              <w:left w:type="dxa" w:w="110"/>
-              <w:bottom w:type="dxa" w:w="70"/>
-              <w:right w:type="dxa" w:w="110"/>
-            </w:tcMar>
-          </w:tcPr>
-          <w:p>
-            <w:r>
-              <w:rPr>
-                <w:sz w:val="19"/>
-                <w:szCs w:val="19"/>
+            <w:tcW w:type="dxa" w:w="2560"/>
+            <w:tcBorders>
+              <w:top w:val="single" w:color="BBBBBB" w:sz="1"/>
+              <w:left w:val="single" w:color="BBBBBB" w:sz="1"/>
+              <w:bottom w:val="single" w:color="BBBBBB" w:sz="1"/>
+              <w:right w:val="single" w:color="BBBBBB" w:sz="1"/>
+            </w:tcBorders>
+            <w:tcMar>
+              <w:top w:type="dxa" w:w="70"/>
+              <w:left w:type="dxa" w:w="110"/>
+              <w:bottom w:type="dxa" w:w="70"/>
+              <w:right w:type="dxa" w:w="110"/>
+            </w:tcMar>
+          </w:tcPr>
+          <w:p>
+            <w:r>
+              <w:rPr>
+                <w:sz w:val="18"/>
+                <w:szCs w:val="18"/>
+              </w:rPr>
+              <w:t xml:space="preserve">(empty)</w:t>
+            </w:r>
+          </w:p>
+        </w:tc>
+        <w:tc>
+          <w:tcPr>
+            <w:tcW w:type="dxa" w:w="2620"/>
+            <w:tcBorders>
+              <w:top w:val="single" w:color="BBBBBB" w:sz="1"/>
+              <w:left w:val="single" w:color="BBBBBB" w:sz="1"/>
+              <w:bottom w:val="single" w:color="BBBBBB" w:sz="1"/>
+              <w:right w:val="single" w:color="BBBBBB" w:sz="1"/>
+            </w:tcBorders>
+            <w:tcMar>
+              <w:top w:type="dxa" w:w="70"/>
+              <w:left w:type="dxa" w:w="110"/>
+              <w:bottom w:type="dxa" w:w="70"/>
+              <w:right w:type="dxa" w:w="110"/>
+            </w:tcMar>
+          </w:tcPr>
+          <w:p>
+            <w:r>
+              <w:rPr>
+                <w:sz w:val="18"/>
+                <w:szCs w:val="18"/>
+              </w:rPr>
+              <w:t xml:space="preserve">No message sent; text area empty</w:t>
+            </w:r>
+          </w:p>
+        </w:tc>
+        <w:tc>
+          <w:tcPr>
+            <w:tcW w:type="dxa" w:w="1500"/>
+            <w:tcBorders>
+              <w:top w:val="single" w:color="BBBBBB" w:sz="1"/>
+              <w:left w:val="single" w:color="BBBBBB" w:sz="1"/>
+              <w:bottom w:val="single" w:color="BBBBBB" w:sz="1"/>
+              <w:right w:val="single" w:color="BBBBBB" w:sz="1"/>
+            </w:tcBorders>
+            <w:tcMar>
+              <w:top w:type="dxa" w:w="70"/>
+              <w:left w:type="dxa" w:w="110"/>
+              <w:bottom w:type="dxa" w:w="70"/>
+              <w:right w:type="dxa" w:w="110"/>
+            </w:tcMar>
+          </w:tcPr>
+          <w:p>
+            <w:r>
+              <w:rPr>
+                <w:sz w:val="18"/>
+                <w:szCs w:val="18"/>
               </w:rPr>
               <w:t xml:space="preserve">Brian Franklin</w:t>
             </w:r>
@@ -1528,58 +3494,6 @@
         </w:tc>
         <w:tc>
           <w:tcPr>
-            <w:tcW w:type="dxa" w:w="2600"/>
-            <w:tcBorders>
-              <w:top w:val="single" w:color="BBBBBB" w:sz="1"/>
-              <w:left w:val="single" w:color="BBBBBB" w:sz="1"/>
-              <w:bottom w:val="single" w:color="BBBBBB" w:sz="1"/>
-              <w:right w:val="single" w:color="BBBBBB" w:sz="1"/>
-            </w:tcBorders>
-            <w:tcMar>
-              <w:top w:type="dxa" w:w="70"/>
-              <w:left w:type="dxa" w:w="110"/>
-              <w:bottom w:type="dxa" w:w="70"/>
-              <w:right w:type="dxa" w:w="110"/>
-            </w:tcMar>
-          </w:tcPr>
-          <w:p>
-            <w:r>
-              <w:rPr>
-                <w:sz w:val="19"/>
-                <w:szCs w:val="19"/>
-              </w:rPr>
-              <w:t xml:space="preserve">(empty)</w:t>
-            </w:r>
-          </w:p>
-        </w:tc>
-        <w:tc>
-          <w:tcPr>
-            <w:tcW w:type="dxa" w:w="2780"/>
-            <w:tcBorders>
-              <w:top w:val="single" w:color="BBBBBB" w:sz="1"/>
-              <w:left w:val="single" w:color="BBBBBB" w:sz="1"/>
-              <w:bottom w:val="single" w:color="BBBBBB" w:sz="1"/>
-              <w:right w:val="single" w:color="BBBBBB" w:sz="1"/>
-            </w:tcBorders>
-            <w:tcMar>
-              <w:top w:type="dxa" w:w="70"/>
-              <w:left w:type="dxa" w:w="110"/>
-              <w:bottom w:type="dxa" w:w="70"/>
-              <w:right w:type="dxa" w:w="110"/>
-            </w:tcMar>
-          </w:tcPr>
-          <w:p>
-            <w:r>
-              <w:rPr>
-                <w:sz w:val="19"/>
-                <w:szCs w:val="19"/>
-              </w:rPr>
-              <w:t xml:space="preserve">No message sent; text area stays empty</w:t>
-            </w:r>
-          </w:p>
-        </w:tc>
-        <w:tc>
-          <w:tcPr>
             <w:tcW w:type="dxa" w:w="1500"/>
             <w:tcBorders>
               <w:top w:val="single" w:color="BBBBBB" w:sz="1"/>
@@ -1597,10 +3511,10 @@
           <w:p>
             <w:r>
               <w:rPr>
-                <w:sz w:val="19"/>
-                <w:szCs w:val="19"/>
-              </w:rPr>
-              <w:t xml:space="preserve">BVA - lower bound</w:t>
+                <w:sz w:val="18"/>
+                <w:szCs w:val="18"/>
+              </w:rPr>
+              <w:t xml:space="preserve">BVA</w:t>
             </w:r>
           </w:p>
         </w:tc>
@@ -1625,8 +3539,8 @@
           <w:p>
             <w:r>
               <w:rPr>
-                <w:sz w:val="19"/>
-                <w:szCs w:val="19"/>
+                <w:sz w:val="18"/>
+                <w:szCs w:val="18"/>
               </w:rPr>
               <w:t xml:space="preserve">TC-002-002</w:t>
             </w:r>
@@ -1634,25 +3548,77 @@
         </w:tc>
         <w:tc>
           <w:tcPr>
-            <w:tcW w:type="dxa" w:w="1300"/>
-            <w:tcBorders>
-              <w:top w:val="single" w:color="BBBBBB" w:sz="1"/>
-              <w:left w:val="single" w:color="BBBBBB" w:sz="1"/>
-              <w:bottom w:val="single" w:color="BBBBBB" w:sz="1"/>
-              <w:right w:val="single" w:color="BBBBBB" w:sz="1"/>
-            </w:tcBorders>
-            <w:tcMar>
-              <w:top w:type="dxa" w:w="70"/>
-              <w:left w:type="dxa" w:w="110"/>
-              <w:bottom w:type="dxa" w:w="70"/>
-              <w:right w:type="dxa" w:w="110"/>
-            </w:tcMar>
-          </w:tcPr>
-          <w:p>
-            <w:r>
-              <w:rPr>
-                <w:sz w:val="19"/>
-                <w:szCs w:val="19"/>
+            <w:tcW w:type="dxa" w:w="2560"/>
+            <w:tcBorders>
+              <w:top w:val="single" w:color="BBBBBB" w:sz="1"/>
+              <w:left w:val="single" w:color="BBBBBB" w:sz="1"/>
+              <w:bottom w:val="single" w:color="BBBBBB" w:sz="1"/>
+              <w:right w:val="single" w:color="BBBBBB" w:sz="1"/>
+            </w:tcBorders>
+            <w:tcMar>
+              <w:top w:type="dxa" w:w="70"/>
+              <w:left w:type="dxa" w:w="110"/>
+              <w:bottom w:type="dxa" w:w="70"/>
+              <w:right w:type="dxa" w:w="110"/>
+            </w:tcMar>
+          </w:tcPr>
+          <w:p>
+            <w:r>
+              <w:rPr>
+                <w:sz w:val="18"/>
+                <w:szCs w:val="18"/>
+              </w:rPr>
+              <w:t xml:space="preserve">a (1 char)</w:t>
+            </w:r>
+          </w:p>
+        </w:tc>
+        <w:tc>
+          <w:tcPr>
+            <w:tcW w:type="dxa" w:w="2620"/>
+            <w:tcBorders>
+              <w:top w:val="single" w:color="BBBBBB" w:sz="1"/>
+              <w:left w:val="single" w:color="BBBBBB" w:sz="1"/>
+              <w:bottom w:val="single" w:color="BBBBBB" w:sz="1"/>
+              <w:right w:val="single" w:color="BBBBBB" w:sz="1"/>
+            </w:tcBorders>
+            <w:tcMar>
+              <w:top w:type="dxa" w:w="70"/>
+              <w:left w:type="dxa" w:w="110"/>
+              <w:bottom w:type="dxa" w:w="70"/>
+              <w:right w:type="dxa" w:w="110"/>
+            </w:tcMar>
+          </w:tcPr>
+          <w:p>
+            <w:r>
+              <w:rPr>
+                <w:sz w:val="18"/>
+                <w:szCs w:val="18"/>
+              </w:rPr>
+              <w:t xml:space="preserve">a</w:t>
+            </w:r>
+          </w:p>
+        </w:tc>
+        <w:tc>
+          <w:tcPr>
+            <w:tcW w:type="dxa" w:w="1500"/>
+            <w:tcBorders>
+              <w:top w:val="single" w:color="BBBBBB" w:sz="1"/>
+              <w:left w:val="single" w:color="BBBBBB" w:sz="1"/>
+              <w:bottom w:val="single" w:color="BBBBBB" w:sz="1"/>
+              <w:right w:val="single" w:color="BBBBBB" w:sz="1"/>
+            </w:tcBorders>
+            <w:tcMar>
+              <w:top w:type="dxa" w:w="70"/>
+              <w:left w:type="dxa" w:w="110"/>
+              <w:bottom w:type="dxa" w:w="70"/>
+              <w:right w:type="dxa" w:w="110"/>
+            </w:tcMar>
+          </w:tcPr>
+          <w:p>
+            <w:r>
+              <w:rPr>
+                <w:sz w:val="18"/>
+                <w:szCs w:val="18"/>
               </w:rPr>
               <w:t xml:space="preserve">Brian Franklin</w:t>
             </w:r>
@@ -1660,58 +3626,6 @@
         </w:tc>
         <w:tc>
           <w:tcPr>
-            <w:tcW w:type="dxa" w:w="2600"/>
-            <w:tcBorders>
-              <w:top w:val="single" w:color="BBBBBB" w:sz="1"/>
-              <w:left w:val="single" w:color="BBBBBB" w:sz="1"/>
-              <w:bottom w:val="single" w:color="BBBBBB" w:sz="1"/>
-              <w:right w:val="single" w:color="BBBBBB" w:sz="1"/>
-            </w:tcBorders>
-            <w:tcMar>
-              <w:top w:type="dxa" w:w="70"/>
-              <w:left w:type="dxa" w:w="110"/>
-              <w:bottom w:type="dxa" w:w="70"/>
-              <w:right w:type="dxa" w:w="110"/>
-            </w:tcMar>
-          </w:tcPr>
-          <w:p>
-            <w:r>
-              <w:rPr>
-                <w:sz w:val="19"/>
-                <w:szCs w:val="19"/>
-              </w:rPr>
-              <w:t xml:space="preserve">a (1 char)</w:t>
-            </w:r>
-          </w:p>
-        </w:tc>
-        <w:tc>
-          <w:tcPr>
-            <w:tcW w:type="dxa" w:w="2780"/>
-            <w:tcBorders>
-              <w:top w:val="single" w:color="BBBBBB" w:sz="1"/>
-              <w:left w:val="single" w:color="BBBBBB" w:sz="1"/>
-              <w:bottom w:val="single" w:color="BBBBBB" w:sz="1"/>
-              <w:right w:val="single" w:color="BBBBBB" w:sz="1"/>
-            </w:tcBorders>
-            <w:tcMar>
-              <w:top w:type="dxa" w:w="70"/>
-              <w:left w:type="dxa" w:w="110"/>
-              <w:bottom w:type="dxa" w:w="70"/>
-              <w:right w:type="dxa" w:w="110"/>
-            </w:tcMar>
-          </w:tcPr>
-          <w:p>
-            <w:r>
-              <w:rPr>
-                <w:sz w:val="19"/>
-                <w:szCs w:val="19"/>
-              </w:rPr>
-              <w:t xml:space="preserve">a</w:t>
-            </w:r>
-          </w:p>
-        </w:tc>
-        <w:tc>
-          <w:tcPr>
             <w:tcW w:type="dxa" w:w="1500"/>
             <w:tcBorders>
               <w:top w:val="single" w:color="BBBBBB" w:sz="1"/>
@@ -1729,10 +3643,10 @@
           <w:p>
             <w:r>
               <w:rPr>
-                <w:sz w:val="19"/>
-                <w:szCs w:val="19"/>
-              </w:rPr>
-              <w:t xml:space="preserve">BVA - min valid</w:t>
+                <w:sz w:val="18"/>
+                <w:szCs w:val="18"/>
+              </w:rPr>
+              <w:t xml:space="preserve">BVA</w:t>
             </w:r>
           </w:p>
         </w:tc>
@@ -1757,8 +3671,8 @@
           <w:p>
             <w:r>
               <w:rPr>
-                <w:sz w:val="19"/>
-                <w:szCs w:val="19"/>
+                <w:sz w:val="18"/>
+                <w:szCs w:val="18"/>
               </w:rPr>
               <w:t xml:space="preserve">TC-002-003</w:t>
             </w:r>
@@ -1766,25 +3680,77 @@
         </w:tc>
         <w:tc>
           <w:tcPr>
-            <w:tcW w:type="dxa" w:w="1300"/>
-            <w:tcBorders>
-              <w:top w:val="single" w:color="BBBBBB" w:sz="1"/>
-              <w:left w:val="single" w:color="BBBBBB" w:sz="1"/>
-              <w:bottom w:val="single" w:color="BBBBBB" w:sz="1"/>
-              <w:right w:val="single" w:color="BBBBBB" w:sz="1"/>
-            </w:tcBorders>
-            <w:tcMar>
-              <w:top w:type="dxa" w:w="70"/>
-              <w:left w:type="dxa" w:w="110"/>
-              <w:bottom w:type="dxa" w:w="70"/>
-              <w:right w:type="dxa" w:w="110"/>
-            </w:tcMar>
-          </w:tcPr>
-          <w:p>
-            <w:r>
-              <w:rPr>
-                <w:sz w:val="19"/>
-                <w:szCs w:val="19"/>
+            <w:tcW w:type="dxa" w:w="2560"/>
+            <w:tcBorders>
+              <w:top w:val="single" w:color="BBBBBB" w:sz="1"/>
+              <w:left w:val="single" w:color="BBBBBB" w:sz="1"/>
+              <w:bottom w:val="single" w:color="BBBBBB" w:sz="1"/>
+              <w:right w:val="single" w:color="BBBBBB" w:sz="1"/>
+            </w:tcBorders>
+            <w:tcMar>
+              <w:top w:type="dxa" w:w="70"/>
+              <w:left w:type="dxa" w:w="110"/>
+              <w:bottom w:type="dxa" w:w="70"/>
+              <w:right w:type="dxa" w:w="110"/>
+            </w:tcMar>
+          </w:tcPr>
+          <w:p>
+            <w:r>
+              <w:rPr>
+                <w:sz w:val="18"/>
+                <w:szCs w:val="18"/>
+              </w:rPr>
+              <w:t xml:space="preserve">hi</w:t>
+            </w:r>
+          </w:p>
+        </w:tc>
+        <w:tc>
+          <w:tcPr>
+            <w:tcW w:type="dxa" w:w="2620"/>
+            <w:tcBorders>
+              <w:top w:val="single" w:color="BBBBBB" w:sz="1"/>
+              <w:left w:val="single" w:color="BBBBBB" w:sz="1"/>
+              <w:bottom w:val="single" w:color="BBBBBB" w:sz="1"/>
+              <w:right w:val="single" w:color="BBBBBB" w:sz="1"/>
+            </w:tcBorders>
+            <w:tcMar>
+              <w:top w:type="dxa" w:w="70"/>
+              <w:left w:type="dxa" w:w="110"/>
+              <w:bottom w:type="dxa" w:w="70"/>
+              <w:right w:type="dxa" w:w="110"/>
+            </w:tcMar>
+          </w:tcPr>
+          <w:p>
+            <w:r>
+              <w:rPr>
+                <w:sz w:val="18"/>
+                <w:szCs w:val="18"/>
+              </w:rPr>
+              <w:t xml:space="preserve">hi</w:t>
+            </w:r>
+          </w:p>
+        </w:tc>
+        <w:tc>
+          <w:tcPr>
+            <w:tcW w:type="dxa" w:w="1500"/>
+            <w:tcBorders>
+              <w:top w:val="single" w:color="BBBBBB" w:sz="1"/>
+              <w:left w:val="single" w:color="BBBBBB" w:sz="1"/>
+              <w:bottom w:val="single" w:color="BBBBBB" w:sz="1"/>
+              <w:right w:val="single" w:color="BBBBBB" w:sz="1"/>
+            </w:tcBorders>
+            <w:tcMar>
+              <w:top w:type="dxa" w:w="70"/>
+              <w:left w:type="dxa" w:w="110"/>
+              <w:bottom w:type="dxa" w:w="70"/>
+              <w:right w:type="dxa" w:w="110"/>
+            </w:tcMar>
+          </w:tcPr>
+          <w:p>
+            <w:r>
+              <w:rPr>
+                <w:sz w:val="18"/>
+                <w:szCs w:val="18"/>
               </w:rPr>
               <w:t xml:space="preserve">Jeffrey Sanders</w:t>
             </w:r>
@@ -1792,58 +3758,6 @@
         </w:tc>
         <w:tc>
           <w:tcPr>
-            <w:tcW w:type="dxa" w:w="2600"/>
-            <w:tcBorders>
-              <w:top w:val="single" w:color="BBBBBB" w:sz="1"/>
-              <w:left w:val="single" w:color="BBBBBB" w:sz="1"/>
-              <w:bottom w:val="single" w:color="BBBBBB" w:sz="1"/>
-              <w:right w:val="single" w:color="BBBBBB" w:sz="1"/>
-            </w:tcBorders>
-            <w:tcMar>
-              <w:top w:type="dxa" w:w="70"/>
-              <w:left w:type="dxa" w:w="110"/>
-              <w:bottom w:type="dxa" w:w="70"/>
-              <w:right w:type="dxa" w:w="110"/>
-            </w:tcMar>
-          </w:tcPr>
-          <w:p>
-            <w:r>
-              <w:rPr>
-                <w:sz w:val="19"/>
-                <w:szCs w:val="19"/>
-              </w:rPr>
-              <w:t xml:space="preserve">hi</w:t>
-            </w:r>
-          </w:p>
-        </w:tc>
-        <w:tc>
-          <w:tcPr>
-            <w:tcW w:type="dxa" w:w="2780"/>
-            <w:tcBorders>
-              <w:top w:val="single" w:color="BBBBBB" w:sz="1"/>
-              <w:left w:val="single" w:color="BBBBBB" w:sz="1"/>
-              <w:bottom w:val="single" w:color="BBBBBB" w:sz="1"/>
-              <w:right w:val="single" w:color="BBBBBB" w:sz="1"/>
-            </w:tcBorders>
-            <w:tcMar>
-              <w:top w:type="dxa" w:w="70"/>
-              <w:left w:type="dxa" w:w="110"/>
-              <w:bottom w:type="dxa" w:w="70"/>
-              <w:right w:type="dxa" w:w="110"/>
-            </w:tcMar>
-          </w:tcPr>
-          <w:p>
-            <w:r>
-              <w:rPr>
-                <w:sz w:val="19"/>
-                <w:szCs w:val="19"/>
-              </w:rPr>
-              <w:t xml:space="preserve">hi</w:t>
-            </w:r>
-          </w:p>
-        </w:tc>
-        <w:tc>
-          <w:tcPr>
             <w:tcW w:type="dxa" w:w="1500"/>
             <w:tcBorders>
               <w:top w:val="single" w:color="BBBBBB" w:sz="1"/>
@@ -1861,10 +3775,10 @@
           <w:p>
             <w:r>
               <w:rPr>
-                <w:sz w:val="19"/>
-                <w:szCs w:val="19"/>
-              </w:rPr>
-              <w:t xml:space="preserve">ECP - short text</w:t>
+                <w:sz w:val="18"/>
+                <w:szCs w:val="18"/>
+              </w:rPr>
+              <w:t xml:space="preserve">ECP</w:t>
             </w:r>
           </w:p>
         </w:tc>
@@ -1889,8 +3803,8 @@
           <w:p>
             <w:r>
               <w:rPr>
-                <w:sz w:val="19"/>
-                <w:szCs w:val="19"/>
+                <w:sz w:val="18"/>
+                <w:szCs w:val="18"/>
               </w:rPr>
               <w:t xml:space="preserve">TC-002-004</w:t>
             </w:r>
@@ -1898,25 +3812,77 @@
         </w:tc>
         <w:tc>
           <w:tcPr>
-            <w:tcW w:type="dxa" w:w="1300"/>
-            <w:tcBorders>
-              <w:top w:val="single" w:color="BBBBBB" w:sz="1"/>
-              <w:left w:val="single" w:color="BBBBBB" w:sz="1"/>
-              <w:bottom w:val="single" w:color="BBBBBB" w:sz="1"/>
-              <w:right w:val="single" w:color="BBBBBB" w:sz="1"/>
-            </w:tcBorders>
-            <w:tcMar>
-              <w:top w:type="dxa" w:w="70"/>
-              <w:left w:type="dxa" w:w="110"/>
-              <w:bottom w:type="dxa" w:w="70"/>
-              <w:right w:type="dxa" w:w="110"/>
-            </w:tcMar>
-          </w:tcPr>
-          <w:p>
-            <w:r>
-              <w:rPr>
-                <w:sz w:val="19"/>
-                <w:szCs w:val="19"/>
+            <w:tcW w:type="dxa" w:w="2560"/>
+            <w:tcBorders>
+              <w:top w:val="single" w:color="BBBBBB" w:sz="1"/>
+              <w:left w:val="single" w:color="BBBBBB" w:sz="1"/>
+              <w:bottom w:val="single" w:color="BBBBBB" w:sz="1"/>
+              <w:right w:val="single" w:color="BBBBBB" w:sz="1"/>
+            </w:tcBorders>
+            <w:tcMar>
+              <w:top w:type="dxa" w:w="70"/>
+              <w:left w:type="dxa" w:w="110"/>
+              <w:bottom w:type="dxa" w:w="70"/>
+              <w:right w:type="dxa" w:w="110"/>
+            </w:tcMar>
+          </w:tcPr>
+          <w:p>
+            <w:r>
+              <w:rPr>
+                <w:sz w:val="18"/>
+                <w:szCs w:val="18"/>
+              </w:rPr>
+              <w:t xml:space="preserve">4096 chars</w:t>
+            </w:r>
+          </w:p>
+        </w:tc>
+        <w:tc>
+          <w:tcPr>
+            <w:tcW w:type="dxa" w:w="2620"/>
+            <w:tcBorders>
+              <w:top w:val="single" w:color="BBBBBB" w:sz="1"/>
+              <w:left w:val="single" w:color="BBBBBB" w:sz="1"/>
+              <w:bottom w:val="single" w:color="BBBBBB" w:sz="1"/>
+              <w:right w:val="single" w:color="BBBBBB" w:sz="1"/>
+            </w:tcBorders>
+            <w:tcMar>
+              <w:top w:type="dxa" w:w="70"/>
+              <w:left w:type="dxa" w:w="110"/>
+              <w:bottom w:type="dxa" w:w="70"/>
+              <w:right w:type="dxa" w:w="110"/>
+            </w:tcMar>
+          </w:tcPr>
+          <w:p>
+            <w:r>
+              <w:rPr>
+                <w:sz w:val="18"/>
+                <w:szCs w:val="18"/>
+              </w:rPr>
+              <w:t xml:space="preserve">4096 chars sent</w:t>
+            </w:r>
+          </w:p>
+        </w:tc>
+        <w:tc>
+          <w:tcPr>
+            <w:tcW w:type="dxa" w:w="1500"/>
+            <w:tcBorders>
+              <w:top w:val="single" w:color="BBBBBB" w:sz="1"/>
+              <w:left w:val="single" w:color="BBBBBB" w:sz="1"/>
+              <w:bottom w:val="single" w:color="BBBBBB" w:sz="1"/>
+              <w:right w:val="single" w:color="BBBBBB" w:sz="1"/>
+            </w:tcBorders>
+            <w:tcMar>
+              <w:top w:type="dxa" w:w="70"/>
+              <w:left w:type="dxa" w:w="110"/>
+              <w:bottom w:type="dxa" w:w="70"/>
+              <w:right w:type="dxa" w:w="110"/>
+            </w:tcMar>
+          </w:tcPr>
+          <w:p>
+            <w:r>
+              <w:rPr>
+                <w:sz w:val="18"/>
+                <w:szCs w:val="18"/>
               </w:rPr>
               <w:t xml:space="preserve">Jeffrey Sanders</w:t>
             </w:r>
@@ -1924,58 +3890,6 @@
         </w:tc>
         <w:tc>
           <w:tcPr>
-            <w:tcW w:type="dxa" w:w="2600"/>
-            <w:tcBorders>
-              <w:top w:val="single" w:color="BBBBBB" w:sz="1"/>
-              <w:left w:val="single" w:color="BBBBBB" w:sz="1"/>
-              <w:bottom w:val="single" w:color="BBBBBB" w:sz="1"/>
-              <w:right w:val="single" w:color="BBBBBB" w:sz="1"/>
-            </w:tcBorders>
-            <w:tcMar>
-              <w:top w:type="dxa" w:w="70"/>
-              <w:left w:type="dxa" w:w="110"/>
-              <w:bottom w:type="dxa" w:w="70"/>
-              <w:right w:type="dxa" w:w="110"/>
-            </w:tcMar>
-          </w:tcPr>
-          <w:p>
-            <w:r>
-              <w:rPr>
-                <w:sz w:val="19"/>
-                <w:szCs w:val="19"/>
-              </w:rPr>
-              <w:t xml:space="preserve">4096 chars</w:t>
-            </w:r>
-          </w:p>
-        </w:tc>
-        <w:tc>
-          <w:tcPr>
-            <w:tcW w:type="dxa" w:w="2780"/>
-            <w:tcBorders>
-              <w:top w:val="single" w:color="BBBBBB" w:sz="1"/>
-              <w:left w:val="single" w:color="BBBBBB" w:sz="1"/>
-              <w:bottom w:val="single" w:color="BBBBBB" w:sz="1"/>
-              <w:right w:val="single" w:color="BBBBBB" w:sz="1"/>
-            </w:tcBorders>
-            <w:tcMar>
-              <w:top w:type="dxa" w:w="70"/>
-              <w:left w:type="dxa" w:w="110"/>
-              <w:bottom w:type="dxa" w:w="70"/>
-              <w:right w:type="dxa" w:w="110"/>
-            </w:tcMar>
-          </w:tcPr>
-          <w:p>
-            <w:r>
-              <w:rPr>
-                <w:sz w:val="19"/>
-                <w:szCs w:val="19"/>
-              </w:rPr>
-              <w:t xml:space="preserve">4096 chars sent</w:t>
-            </w:r>
-          </w:p>
-        </w:tc>
-        <w:tc>
-          <w:tcPr>
             <w:tcW w:type="dxa" w:w="1500"/>
             <w:tcBorders>
               <w:top w:val="single" w:color="BBBBBB" w:sz="1"/>
@@ -1993,10 +3907,10 @@
           <w:p>
             <w:r>
               <w:rPr>
-                <w:sz w:val="19"/>
-                <w:szCs w:val="19"/>
-              </w:rPr>
-              <w:t xml:space="preserve">BVA - max valid</w:t>
+                <w:sz w:val="18"/>
+                <w:szCs w:val="18"/>
+              </w:rPr>
+              <w:t xml:space="preserve">BVA</w:t>
             </w:r>
           </w:p>
         </w:tc>
@@ -2021,8 +3935,8 @@
           <w:p>
             <w:r>
               <w:rPr>
-                <w:sz w:val="19"/>
-                <w:szCs w:val="19"/>
+                <w:sz w:val="18"/>
+                <w:szCs w:val="18"/>
               </w:rPr>
               <w:t xml:space="preserve">TC-002-005</w:t>
             </w:r>
@@ -2030,25 +3944,77 @@
         </w:tc>
         <w:tc>
           <w:tcPr>
-            <w:tcW w:type="dxa" w:w="1300"/>
-            <w:tcBorders>
-              <w:top w:val="single" w:color="BBBBBB" w:sz="1"/>
-              <w:left w:val="single" w:color="BBBBBB" w:sz="1"/>
-              <w:bottom w:val="single" w:color="BBBBBB" w:sz="1"/>
-              <w:right w:val="single" w:color="BBBBBB" w:sz="1"/>
-            </w:tcBorders>
-            <w:tcMar>
-              <w:top w:type="dxa" w:w="70"/>
-              <w:left w:type="dxa" w:w="110"/>
-              <w:bottom w:type="dxa" w:w="70"/>
-              <w:right w:type="dxa" w:w="110"/>
-            </w:tcMar>
-          </w:tcPr>
-          <w:p>
-            <w:r>
-              <w:rPr>
-                <w:sz w:val="19"/>
-                <w:szCs w:val="19"/>
+            <w:tcW w:type="dxa" w:w="2560"/>
+            <w:tcBorders>
+              <w:top w:val="single" w:color="BBBBBB" w:sz="1"/>
+              <w:left w:val="single" w:color="BBBBBB" w:sz="1"/>
+              <w:bottom w:val="single" w:color="BBBBBB" w:sz="1"/>
+              <w:right w:val="single" w:color="BBBBBB" w:sz="1"/>
+            </w:tcBorders>
+            <w:tcMar>
+              <w:top w:type="dxa" w:w="70"/>
+              <w:left w:type="dxa" w:w="110"/>
+              <w:bottom w:type="dxa" w:w="70"/>
+              <w:right w:type="dxa" w:w="110"/>
+            </w:tcMar>
+          </w:tcPr>
+          <w:p>
+            <w:r>
+              <w:rPr>
+                <w:sz w:val="18"/>
+                <w:szCs w:val="18"/>
+              </w:rPr>
+              <w:t xml:space="preserve">4097 chars</w:t>
+            </w:r>
+          </w:p>
+        </w:tc>
+        <w:tc>
+          <w:tcPr>
+            <w:tcW w:type="dxa" w:w="2620"/>
+            <w:tcBorders>
+              <w:top w:val="single" w:color="BBBBBB" w:sz="1"/>
+              <w:left w:val="single" w:color="BBBBBB" w:sz="1"/>
+              <w:bottom w:val="single" w:color="BBBBBB" w:sz="1"/>
+              <w:right w:val="single" w:color="BBBBBB" w:sz="1"/>
+            </w:tcBorders>
+            <w:tcMar>
+              <w:top w:type="dxa" w:w="70"/>
+              <w:left w:type="dxa" w:w="110"/>
+              <w:bottom w:type="dxa" w:w="70"/>
+              <w:right w:type="dxa" w:w="110"/>
+            </w:tcMar>
+          </w:tcPr>
+          <w:p>
+            <w:r>
+              <w:rPr>
+                <w:sz w:val="18"/>
+                <w:szCs w:val="18"/>
+              </w:rPr>
+              <w:t xml:space="preserve">Truncated to 4096</w:t>
+            </w:r>
+          </w:p>
+        </w:tc>
+        <w:tc>
+          <w:tcPr>
+            <w:tcW w:type="dxa" w:w="1500"/>
+            <w:tcBorders>
+              <w:top w:val="single" w:color="BBBBBB" w:sz="1"/>
+              <w:left w:val="single" w:color="BBBBBB" w:sz="1"/>
+              <w:bottom w:val="single" w:color="BBBBBB" w:sz="1"/>
+              <w:right w:val="single" w:color="BBBBBB" w:sz="1"/>
+            </w:tcBorders>
+            <w:tcMar>
+              <w:top w:type="dxa" w:w="70"/>
+              <w:left w:type="dxa" w:w="110"/>
+              <w:bottom w:type="dxa" w:w="70"/>
+              <w:right w:type="dxa" w:w="110"/>
+            </w:tcMar>
+          </w:tcPr>
+          <w:p>
+            <w:r>
+              <w:rPr>
+                <w:sz w:val="18"/>
+                <w:szCs w:val="18"/>
               </w:rPr>
               <w:t xml:space="preserve">Jeffrey Sanders</w:t>
             </w:r>
@@ -2056,58 +4022,6 @@
         </w:tc>
         <w:tc>
           <w:tcPr>
-            <w:tcW w:type="dxa" w:w="2600"/>
-            <w:tcBorders>
-              <w:top w:val="single" w:color="BBBBBB" w:sz="1"/>
-              <w:left w:val="single" w:color="BBBBBB" w:sz="1"/>
-              <w:bottom w:val="single" w:color="BBBBBB" w:sz="1"/>
-              <w:right w:val="single" w:color="BBBBBB" w:sz="1"/>
-            </w:tcBorders>
-            <w:tcMar>
-              <w:top w:type="dxa" w:w="70"/>
-              <w:left w:type="dxa" w:w="110"/>
-              <w:bottom w:type="dxa" w:w="70"/>
-              <w:right w:type="dxa" w:w="110"/>
-            </w:tcMar>
-          </w:tcPr>
-          <w:p>
-            <w:r>
-              <w:rPr>
-                <w:sz w:val="19"/>
-                <w:szCs w:val="19"/>
-              </w:rPr>
-              <w:t xml:space="preserve">4097 chars</w:t>
-            </w:r>
-          </w:p>
-        </w:tc>
-        <w:tc>
-          <w:tcPr>
-            <w:tcW w:type="dxa" w:w="2780"/>
-            <w:tcBorders>
-              <w:top w:val="single" w:color="BBBBBB" w:sz="1"/>
-              <w:left w:val="single" w:color="BBBBBB" w:sz="1"/>
-              <w:bottom w:val="single" w:color="BBBBBB" w:sz="1"/>
-              <w:right w:val="single" w:color="BBBBBB" w:sz="1"/>
-            </w:tcBorders>
-            <w:tcMar>
-              <w:top w:type="dxa" w:w="70"/>
-              <w:left w:type="dxa" w:w="110"/>
-              <w:bottom w:type="dxa" w:w="70"/>
-              <w:right w:type="dxa" w:w="110"/>
-            </w:tcMar>
-          </w:tcPr>
-          <w:p>
-            <w:r>
-              <w:rPr>
-                <w:sz w:val="19"/>
-                <w:szCs w:val="19"/>
-              </w:rPr>
-              <w:t xml:space="preserve">Truncated to 4096</w:t>
-            </w:r>
-          </w:p>
-        </w:tc>
-        <w:tc>
-          <w:tcPr>
             <w:tcW w:type="dxa" w:w="1500"/>
             <w:tcBorders>
               <w:top w:val="single" w:color="BBBBBB" w:sz="1"/>
@@ -2125,10 +4039,10 @@
           <w:p>
             <w:r>
               <w:rPr>
-                <w:sz w:val="19"/>
-                <w:szCs w:val="19"/>
-              </w:rPr>
-              <w:t xml:space="preserve">BVA - over max</w:t>
+                <w:sz w:val="18"/>
+                <w:szCs w:val="18"/>
+              </w:rPr>
+              <w:t xml:space="preserve">BVA</w:t>
             </w:r>
           </w:p>
         </w:tc>
@@ -2153,8 +4067,8 @@
           <w:p>
             <w:r>
               <w:rPr>
-                <w:sz w:val="19"/>
-                <w:szCs w:val="19"/>
+                <w:sz w:val="18"/>
+                <w:szCs w:val="18"/>
               </w:rPr>
               <w:t xml:space="preserve">TC-002-006</w:t>
             </w:r>
@@ -2162,25 +4076,77 @@
         </w:tc>
         <w:tc>
           <w:tcPr>
-            <w:tcW w:type="dxa" w:w="1300"/>
-            <w:tcBorders>
-              <w:top w:val="single" w:color="BBBBBB" w:sz="1"/>
-              <w:left w:val="single" w:color="BBBBBB" w:sz="1"/>
-              <w:bottom w:val="single" w:color="BBBBBB" w:sz="1"/>
-              <w:right w:val="single" w:color="BBBBBB" w:sz="1"/>
-            </w:tcBorders>
-            <w:tcMar>
-              <w:top w:type="dxa" w:w="70"/>
-              <w:left w:type="dxa" w:w="110"/>
-              <w:bottom w:type="dxa" w:w="70"/>
-              <w:right w:type="dxa" w:w="110"/>
-            </w:tcMar>
-          </w:tcPr>
-          <w:p>
-            <w:r>
-              <w:rPr>
-                <w:sz w:val="19"/>
-                <w:szCs w:val="19"/>
+            <w:tcW w:type="dxa" w:w="2560"/>
+            <w:tcBorders>
+              <w:top w:val="single" w:color="BBBBBB" w:sz="1"/>
+              <w:left w:val="single" w:color="BBBBBB" w:sz="1"/>
+              <w:bottom w:val="single" w:color="BBBBBB" w:sz="1"/>
+              <w:right w:val="single" w:color="BBBBBB" w:sz="1"/>
+            </w:tcBorders>
+            <w:tcMar>
+              <w:top w:type="dxa" w:w="70"/>
+              <w:left w:type="dxa" w:w="110"/>
+              <w:bottom w:type="dxa" w:w="70"/>
+              <w:right w:type="dxa" w:w="110"/>
+            </w:tcMar>
+          </w:tcPr>
+          <w:p>
+            <w:r>
+              <w:rPr>
+                <w:sz w:val="18"/>
+                <w:szCs w:val="18"/>
+              </w:rPr>
+              <w:t xml:space="preserve">Hello, how are you?</w:t>
+            </w:r>
+          </w:p>
+        </w:tc>
+        <w:tc>
+          <w:tcPr>
+            <w:tcW w:type="dxa" w:w="2620"/>
+            <w:tcBorders>
+              <w:top w:val="single" w:color="BBBBBB" w:sz="1"/>
+              <w:left w:val="single" w:color="BBBBBB" w:sz="1"/>
+              <w:bottom w:val="single" w:color="BBBBBB" w:sz="1"/>
+              <w:right w:val="single" w:color="BBBBBB" w:sz="1"/>
+            </w:tcBorders>
+            <w:tcMar>
+              <w:top w:type="dxa" w:w="70"/>
+              <w:left w:type="dxa" w:w="110"/>
+              <w:bottom w:type="dxa" w:w="70"/>
+              <w:right w:type="dxa" w:w="110"/>
+            </w:tcMar>
+          </w:tcPr>
+          <w:p>
+            <w:r>
+              <w:rPr>
+                <w:sz w:val="18"/>
+                <w:szCs w:val="18"/>
+              </w:rPr>
+              <w:t xml:space="preserve">Hello, how are you?</w:t>
+            </w:r>
+          </w:p>
+        </w:tc>
+        <w:tc>
+          <w:tcPr>
+            <w:tcW w:type="dxa" w:w="1500"/>
+            <w:tcBorders>
+              <w:top w:val="single" w:color="BBBBBB" w:sz="1"/>
+              <w:left w:val="single" w:color="BBBBBB" w:sz="1"/>
+              <w:bottom w:val="single" w:color="BBBBBB" w:sz="1"/>
+              <w:right w:val="single" w:color="BBBBBB" w:sz="1"/>
+            </w:tcBorders>
+            <w:tcMar>
+              <w:top w:type="dxa" w:w="70"/>
+              <w:left w:type="dxa" w:w="110"/>
+              <w:bottom w:type="dxa" w:w="70"/>
+              <w:right w:type="dxa" w:w="110"/>
+            </w:tcMar>
+          </w:tcPr>
+          <w:p>
+            <w:r>
+              <w:rPr>
+                <w:sz w:val="18"/>
+                <w:szCs w:val="18"/>
               </w:rPr>
               <w:t xml:space="preserve">Jeffrey Sanders</w:t>
             </w:r>
@@ -2188,58 +4154,6 @@
         </w:tc>
         <w:tc>
           <w:tcPr>
-            <w:tcW w:type="dxa" w:w="2600"/>
-            <w:tcBorders>
-              <w:top w:val="single" w:color="BBBBBB" w:sz="1"/>
-              <w:left w:val="single" w:color="BBBBBB" w:sz="1"/>
-              <w:bottom w:val="single" w:color="BBBBBB" w:sz="1"/>
-              <w:right w:val="single" w:color="BBBBBB" w:sz="1"/>
-            </w:tcBorders>
-            <w:tcMar>
-              <w:top w:type="dxa" w:w="70"/>
-              <w:left w:type="dxa" w:w="110"/>
-              <w:bottom w:type="dxa" w:w="70"/>
-              <w:right w:type="dxa" w:w="110"/>
-            </w:tcMar>
-          </w:tcPr>
-          <w:p>
-            <w:r>
-              <w:rPr>
-                <w:sz w:val="19"/>
-                <w:szCs w:val="19"/>
-              </w:rPr>
-              <w:t xml:space="preserve">Hello, how are you?</w:t>
-            </w:r>
-          </w:p>
-        </w:tc>
-        <w:tc>
-          <w:tcPr>
-            <w:tcW w:type="dxa" w:w="2780"/>
-            <w:tcBorders>
-              <w:top w:val="single" w:color="BBBBBB" w:sz="1"/>
-              <w:left w:val="single" w:color="BBBBBB" w:sz="1"/>
-              <w:bottom w:val="single" w:color="BBBBBB" w:sz="1"/>
-              <w:right w:val="single" w:color="BBBBBB" w:sz="1"/>
-            </w:tcBorders>
-            <w:tcMar>
-              <w:top w:type="dxa" w:w="70"/>
-              <w:left w:type="dxa" w:w="110"/>
-              <w:bottom w:type="dxa" w:w="70"/>
-              <w:right w:type="dxa" w:w="110"/>
-            </w:tcMar>
-          </w:tcPr>
-          <w:p>
-            <w:r>
-              <w:rPr>
-                <w:sz w:val="19"/>
-                <w:szCs w:val="19"/>
-              </w:rPr>
-              <w:t xml:space="preserve">Hello, how are you?</w:t>
-            </w:r>
-          </w:p>
-        </w:tc>
-        <w:tc>
-          <w:tcPr>
             <w:tcW w:type="dxa" w:w="1500"/>
             <w:tcBorders>
               <w:top w:val="single" w:color="BBBBBB" w:sz="1"/>
@@ -2257,10 +4171,10 @@
           <w:p>
             <w:r>
               <w:rPr>
-                <w:sz w:val="19"/>
-                <w:szCs w:val="19"/>
-              </w:rPr>
-              <w:t xml:space="preserve">ECP - normal text</w:t>
+                <w:sz w:val="18"/>
+                <w:szCs w:val="18"/>
+              </w:rPr>
+              <w:t xml:space="preserve">ECP</w:t>
             </w:r>
           </w:p>
         </w:tc>
@@ -2285,8 +4199,8 @@
           <w:p>
             <w:r>
               <w:rPr>
-                <w:sz w:val="19"/>
-                <w:szCs w:val="19"/>
+                <w:sz w:val="18"/>
+                <w:szCs w:val="18"/>
               </w:rPr>
               <w:t xml:space="preserve">TC-002-007</w:t>
             </w:r>
@@ -2294,25 +4208,77 @@
         </w:tc>
         <w:tc>
           <w:tcPr>
-            <w:tcW w:type="dxa" w:w="1300"/>
-            <w:tcBorders>
-              <w:top w:val="single" w:color="BBBBBB" w:sz="1"/>
-              <w:left w:val="single" w:color="BBBBBB" w:sz="1"/>
-              <w:bottom w:val="single" w:color="BBBBBB" w:sz="1"/>
-              <w:right w:val="single" w:color="BBBBBB" w:sz="1"/>
-            </w:tcBorders>
-            <w:tcMar>
-              <w:top w:type="dxa" w:w="70"/>
-              <w:left w:type="dxa" w:w="110"/>
-              <w:bottom w:type="dxa" w:w="70"/>
-              <w:right w:type="dxa" w:w="110"/>
-            </w:tcMar>
-          </w:tcPr>
-          <w:p>
-            <w:r>
-              <w:rPr>
-                <w:sz w:val="19"/>
-                <w:szCs w:val="19"/>
+            <w:tcW w:type="dxa" w:w="2560"/>
+            <w:tcBorders>
+              <w:top w:val="single" w:color="BBBBBB" w:sz="1"/>
+              <w:left w:val="single" w:color="BBBBBB" w:sz="1"/>
+              <w:bottom w:val="single" w:color="BBBBBB" w:sz="1"/>
+              <w:right w:val="single" w:color="BBBBBB" w:sz="1"/>
+            </w:tcBorders>
+            <w:tcMar>
+              <w:top w:type="dxa" w:w="70"/>
+              <w:left w:type="dxa" w:w="110"/>
+              <w:bottom w:type="dxa" w:w="70"/>
+              <w:right w:type="dxa" w:w="110"/>
+            </w:tcMar>
+          </w:tcPr>
+          <w:p>
+            <w:r>
+              <w:rPr>
+                <w:sz w:val="18"/>
+                <w:szCs w:val="18"/>
+              </w:rPr>
+              <w:t xml:space="preserve">Hello! @#$%^&amp;*() - 123</w:t>
+            </w:r>
+          </w:p>
+        </w:tc>
+        <w:tc>
+          <w:tcPr>
+            <w:tcW w:type="dxa" w:w="2620"/>
+            <w:tcBorders>
+              <w:top w:val="single" w:color="BBBBBB" w:sz="1"/>
+              <w:left w:val="single" w:color="BBBBBB" w:sz="1"/>
+              <w:bottom w:val="single" w:color="BBBBBB" w:sz="1"/>
+              <w:right w:val="single" w:color="BBBBBB" w:sz="1"/>
+            </w:tcBorders>
+            <w:tcMar>
+              <w:top w:type="dxa" w:w="70"/>
+              <w:left w:type="dxa" w:w="110"/>
+              <w:bottom w:type="dxa" w:w="70"/>
+              <w:right w:type="dxa" w:w="110"/>
+            </w:tcMar>
+          </w:tcPr>
+          <w:p>
+            <w:r>
+              <w:rPr>
+                <w:sz w:val="18"/>
+                <w:szCs w:val="18"/>
+              </w:rPr>
+              <w:t xml:space="preserve">Same special text</w:t>
+            </w:r>
+          </w:p>
+        </w:tc>
+        <w:tc>
+          <w:tcPr>
+            <w:tcW w:type="dxa" w:w="1500"/>
+            <w:tcBorders>
+              <w:top w:val="single" w:color="BBBBBB" w:sz="1"/>
+              <w:left w:val="single" w:color="BBBBBB" w:sz="1"/>
+              <w:bottom w:val="single" w:color="BBBBBB" w:sz="1"/>
+              <w:right w:val="single" w:color="BBBBBB" w:sz="1"/>
+            </w:tcBorders>
+            <w:tcMar>
+              <w:top w:type="dxa" w:w="70"/>
+              <w:left w:type="dxa" w:w="110"/>
+              <w:bottom w:type="dxa" w:w="70"/>
+              <w:right w:type="dxa" w:w="110"/>
+            </w:tcMar>
+          </w:tcPr>
+          <w:p>
+            <w:r>
+              <w:rPr>
+                <w:sz w:val="18"/>
+                <w:szCs w:val="18"/>
               </w:rPr>
               <w:t xml:space="preserve">Jeffrey Sanders</w:t>
             </w:r>
@@ -2320,58 +4286,6 @@
         </w:tc>
         <w:tc>
           <w:tcPr>
-            <w:tcW w:type="dxa" w:w="2600"/>
-            <w:tcBorders>
-              <w:top w:val="single" w:color="BBBBBB" w:sz="1"/>
-              <w:left w:val="single" w:color="BBBBBB" w:sz="1"/>
-              <w:bottom w:val="single" w:color="BBBBBB" w:sz="1"/>
-              <w:right w:val="single" w:color="BBBBBB" w:sz="1"/>
-            </w:tcBorders>
-            <w:tcMar>
-              <w:top w:type="dxa" w:w="70"/>
-              <w:left w:type="dxa" w:w="110"/>
-              <w:bottom w:type="dxa" w:w="70"/>
-              <w:right w:type="dxa" w:w="110"/>
-            </w:tcMar>
-          </w:tcPr>
-          <w:p>
-            <w:r>
-              <w:rPr>
-                <w:sz w:val="19"/>
-                <w:szCs w:val="19"/>
-              </w:rPr>
-              <w:t xml:space="preserve">Hello! @#$%^&amp;*() - 123</w:t>
-            </w:r>
-          </w:p>
-        </w:tc>
-        <w:tc>
-          <w:tcPr>
-            <w:tcW w:type="dxa" w:w="2780"/>
-            <w:tcBorders>
-              <w:top w:val="single" w:color="BBBBBB" w:sz="1"/>
-              <w:left w:val="single" w:color="BBBBBB" w:sz="1"/>
-              <w:bottom w:val="single" w:color="BBBBBB" w:sz="1"/>
-              <w:right w:val="single" w:color="BBBBBB" w:sz="1"/>
-            </w:tcBorders>
-            <w:tcMar>
-              <w:top w:type="dxa" w:w="70"/>
-              <w:left w:type="dxa" w:w="110"/>
-              <w:bottom w:type="dxa" w:w="70"/>
-              <w:right w:type="dxa" w:w="110"/>
-            </w:tcMar>
-          </w:tcPr>
-          <w:p>
-            <w:r>
-              <w:rPr>
-                <w:sz w:val="19"/>
-                <w:szCs w:val="19"/>
-              </w:rPr>
-              <w:t xml:space="preserve">Same special text</w:t>
-            </w:r>
-          </w:p>
-        </w:tc>
-        <w:tc>
-          <w:tcPr>
             <w:tcW w:type="dxa" w:w="1500"/>
             <w:tcBorders>
               <w:top w:val="single" w:color="BBBBBB" w:sz="1"/>
@@ -2389,10 +4303,10 @@
           <w:p>
             <w:r>
               <w:rPr>
-                <w:sz w:val="19"/>
-                <w:szCs w:val="19"/>
-              </w:rPr>
-              <w:t xml:space="preserve">ECP - special chars</w:t>
+                <w:sz w:val="18"/>
+                <w:szCs w:val="18"/>
+              </w:rPr>
+              <w:t xml:space="preserve">ECP</w:t>
             </w:r>
           </w:p>
         </w:tc>
@@ -2417,8 +4331,8 @@
           <w:p>
             <w:r>
               <w:rPr>
-                <w:sz w:val="19"/>
-                <w:szCs w:val="19"/>
+                <w:sz w:val="18"/>
+                <w:szCs w:val="18"/>
               </w:rPr>
               <w:t xml:space="preserve">TC-002-008</w:t>
             </w:r>
@@ -2426,25 +4340,77 @@
         </w:tc>
         <w:tc>
           <w:tcPr>
-            <w:tcW w:type="dxa" w:w="1300"/>
-            <w:tcBorders>
-              <w:top w:val="single" w:color="BBBBBB" w:sz="1"/>
-              <w:left w:val="single" w:color="BBBBBB" w:sz="1"/>
-              <w:bottom w:val="single" w:color="BBBBBB" w:sz="1"/>
-              <w:right w:val="single" w:color="BBBBBB" w:sz="1"/>
-            </w:tcBorders>
-            <w:tcMar>
-              <w:top w:type="dxa" w:w="70"/>
-              <w:left w:type="dxa" w:w="110"/>
-              <w:bottom w:type="dxa" w:w="70"/>
-              <w:right w:type="dxa" w:w="110"/>
-            </w:tcMar>
-          </w:tcPr>
-          <w:p>
-            <w:r>
-              <w:rPr>
-                <w:sz w:val="19"/>
-                <w:szCs w:val="19"/>
+            <w:tcW w:type="dxa" w:w="2560"/>
+            <w:tcBorders>
+              <w:top w:val="single" w:color="BBBBBB" w:sz="1"/>
+              <w:left w:val="single" w:color="BBBBBB" w:sz="1"/>
+              <w:bottom w:val="single" w:color="BBBBBB" w:sz="1"/>
+              <w:right w:val="single" w:color="BBBBBB" w:sz="1"/>
+            </w:tcBorders>
+            <w:tcMar>
+              <w:top w:type="dxa" w:w="70"/>
+              <w:left w:type="dxa" w:w="110"/>
+              <w:bottom w:type="dxa" w:w="70"/>
+              <w:right w:type="dxa" w:w="110"/>
+            </w:tcMar>
+          </w:tcPr>
+          <w:p>
+            <w:r>
+              <w:rPr>
+                <w:sz w:val="18"/>
+                <w:szCs w:val="18"/>
+              </w:rPr>
+              <w:t xml:space="preserve">Hi there! (emoji)</w:t>
+            </w:r>
+          </w:p>
+        </w:tc>
+        <w:tc>
+          <w:tcPr>
+            <w:tcW w:type="dxa" w:w="2620"/>
+            <w:tcBorders>
+              <w:top w:val="single" w:color="BBBBBB" w:sz="1"/>
+              <w:left w:val="single" w:color="BBBBBB" w:sz="1"/>
+              <w:bottom w:val="single" w:color="BBBBBB" w:sz="1"/>
+              <w:right w:val="single" w:color="BBBBBB" w:sz="1"/>
+            </w:tcBorders>
+            <w:tcMar>
+              <w:top w:type="dxa" w:w="70"/>
+              <w:left w:type="dxa" w:w="110"/>
+              <w:bottom w:type="dxa" w:w="70"/>
+              <w:right w:type="dxa" w:w="110"/>
+            </w:tcMar>
+          </w:tcPr>
+          <w:p>
+            <w:r>
+              <w:rPr>
+                <w:sz w:val="18"/>
+                <w:szCs w:val="18"/>
+              </w:rPr>
+              <w:t xml:space="preserve">Same incl. emoji</w:t>
+            </w:r>
+          </w:p>
+        </w:tc>
+        <w:tc>
+          <w:tcPr>
+            <w:tcW w:type="dxa" w:w="1500"/>
+            <w:tcBorders>
+              <w:top w:val="single" w:color="BBBBBB" w:sz="1"/>
+              <w:left w:val="single" w:color="BBBBBB" w:sz="1"/>
+              <w:bottom w:val="single" w:color="BBBBBB" w:sz="1"/>
+              <w:right w:val="single" w:color="BBBBBB" w:sz="1"/>
+            </w:tcBorders>
+            <w:tcMar>
+              <w:top w:type="dxa" w:w="70"/>
+              <w:left w:type="dxa" w:w="110"/>
+              <w:bottom w:type="dxa" w:w="70"/>
+              <w:right w:type="dxa" w:w="110"/>
+            </w:tcMar>
+          </w:tcPr>
+          <w:p>
+            <w:r>
+              <w:rPr>
+                <w:sz w:val="18"/>
+                <w:szCs w:val="18"/>
               </w:rPr>
               <w:t xml:space="preserve">Jeffrey Sanders</w:t>
             </w:r>
@@ -2452,58 +4418,6 @@
         </w:tc>
         <w:tc>
           <w:tcPr>
-            <w:tcW w:type="dxa" w:w="2600"/>
-            <w:tcBorders>
-              <w:top w:val="single" w:color="BBBBBB" w:sz="1"/>
-              <w:left w:val="single" w:color="BBBBBB" w:sz="1"/>
-              <w:bottom w:val="single" w:color="BBBBBB" w:sz="1"/>
-              <w:right w:val="single" w:color="BBBBBB" w:sz="1"/>
-            </w:tcBorders>
-            <w:tcMar>
-              <w:top w:type="dxa" w:w="70"/>
-              <w:left w:type="dxa" w:w="110"/>
-              <w:bottom w:type="dxa" w:w="70"/>
-              <w:right w:type="dxa" w:w="110"/>
-            </w:tcMar>
-          </w:tcPr>
-          <w:p>
-            <w:r>
-              <w:rPr>
-                <w:sz w:val="19"/>
-                <w:szCs w:val="19"/>
-              </w:rPr>
-              <w:t xml:space="preserve">Hi there! (emoji)</w:t>
-            </w:r>
-          </w:p>
-        </w:tc>
-        <w:tc>
-          <w:tcPr>
-            <w:tcW w:type="dxa" w:w="2780"/>
-            <w:tcBorders>
-              <w:top w:val="single" w:color="BBBBBB" w:sz="1"/>
-              <w:left w:val="single" w:color="BBBBBB" w:sz="1"/>
-              <w:bottom w:val="single" w:color="BBBBBB" w:sz="1"/>
-              <w:right w:val="single" w:color="BBBBBB" w:sz="1"/>
-            </w:tcBorders>
-            <w:tcMar>
-              <w:top w:type="dxa" w:w="70"/>
-              <w:left w:type="dxa" w:w="110"/>
-              <w:bottom w:type="dxa" w:w="70"/>
-              <w:right w:type="dxa" w:w="110"/>
-            </w:tcMar>
-          </w:tcPr>
-          <w:p>
-            <w:r>
-              <w:rPr>
-                <w:sz w:val="19"/>
-                <w:szCs w:val="19"/>
-              </w:rPr>
-              <w:t xml:space="preserve">Same incl. emoji</w:t>
-            </w:r>
-          </w:p>
-        </w:tc>
-        <w:tc>
-          <w:tcPr>
             <w:tcW w:type="dxa" w:w="1500"/>
             <w:tcBorders>
               <w:top w:val="single" w:color="BBBBBB" w:sz="1"/>
@@ -2521,10 +4435,10 @@
           <w:p>
             <w:r>
               <w:rPr>
-                <w:sz w:val="19"/>
-                <w:szCs w:val="19"/>
-              </w:rPr>
-              <w:t xml:space="preserve">ECP - Unicode</w:t>
+                <w:sz w:val="18"/>
+                <w:szCs w:val="18"/>
+              </w:rPr>
+              <w:t xml:space="preserve">ECP</w:t>
             </w:r>
           </w:p>
         </w:tc>
@@ -2549,8 +4463,8 @@
           <w:p>
             <w:r>
               <w:rPr>
-                <w:sz w:val="19"/>
-                <w:szCs w:val="19"/>
+                <w:sz w:val="18"/>
+                <w:szCs w:val="18"/>
               </w:rPr>
               <w:t xml:space="preserve">TC-002-011</w:t>
             </w:r>
@@ -2558,25 +4472,77 @@
         </w:tc>
         <w:tc>
           <w:tcPr>
-            <w:tcW w:type="dxa" w:w="1300"/>
-            <w:tcBorders>
-              <w:top w:val="single" w:color="BBBBBB" w:sz="1"/>
-              <w:left w:val="single" w:color="BBBBBB" w:sz="1"/>
-              <w:bottom w:val="single" w:color="BBBBBB" w:sz="1"/>
-              <w:right w:val="single" w:color="BBBBBB" w:sz="1"/>
-            </w:tcBorders>
-            <w:tcMar>
-              <w:top w:type="dxa" w:w="70"/>
-              <w:left w:type="dxa" w:w="110"/>
-              <w:bottom w:type="dxa" w:w="70"/>
-              <w:right w:type="dxa" w:w="110"/>
-            </w:tcMar>
-          </w:tcPr>
-          <w:p>
-            <w:r>
-              <w:rPr>
-                <w:sz w:val="19"/>
-                <w:szCs w:val="19"/>
+            <w:tcW w:type="dxa" w:w="2560"/>
+            <w:tcBorders>
+              <w:top w:val="single" w:color="BBBBBB" w:sz="1"/>
+              <w:left w:val="single" w:color="BBBBBB" w:sz="1"/>
+              <w:bottom w:val="single" w:color="BBBBBB" w:sz="1"/>
+              <w:right w:val="single" w:color="BBBBBB" w:sz="1"/>
+            </w:tcBorders>
+            <w:tcMar>
+              <w:top w:type="dxa" w:w="70"/>
+              <w:left w:type="dxa" w:w="110"/>
+              <w:bottom w:type="dxa" w:w="70"/>
+              <w:right w:type="dxa" w:w="110"/>
+            </w:tcMar>
+          </w:tcPr>
+          <w:p>
+            <w:r>
+              <w:rPr>
+                <w:sz w:val="18"/>
+                <w:szCs w:val="18"/>
+              </w:rPr>
+              <w:t xml:space="preserve">10000 chars</w:t>
+            </w:r>
+          </w:p>
+        </w:tc>
+        <w:tc>
+          <w:tcPr>
+            <w:tcW w:type="dxa" w:w="2620"/>
+            <w:tcBorders>
+              <w:top w:val="single" w:color="BBBBBB" w:sz="1"/>
+              <w:left w:val="single" w:color="BBBBBB" w:sz="1"/>
+              <w:bottom w:val="single" w:color="BBBBBB" w:sz="1"/>
+              <w:right w:val="single" w:color="BBBBBB" w:sz="1"/>
+            </w:tcBorders>
+            <w:tcMar>
+              <w:top w:type="dxa" w:w="70"/>
+              <w:left w:type="dxa" w:w="110"/>
+              <w:bottom w:type="dxa" w:w="70"/>
+              <w:right w:type="dxa" w:w="110"/>
+            </w:tcMar>
+          </w:tcPr>
+          <w:p>
+            <w:r>
+              <w:rPr>
+                <w:sz w:val="18"/>
+                <w:szCs w:val="18"/>
+              </w:rPr>
+              <w:t xml:space="preserve">Truncated to 4096</w:t>
+            </w:r>
+          </w:p>
+        </w:tc>
+        <w:tc>
+          <w:tcPr>
+            <w:tcW w:type="dxa" w:w="1500"/>
+            <w:tcBorders>
+              <w:top w:val="single" w:color="BBBBBB" w:sz="1"/>
+              <w:left w:val="single" w:color="BBBBBB" w:sz="1"/>
+              <w:bottom w:val="single" w:color="BBBBBB" w:sz="1"/>
+              <w:right w:val="single" w:color="BBBBBB" w:sz="1"/>
+            </w:tcBorders>
+            <w:tcMar>
+              <w:top w:type="dxa" w:w="70"/>
+              <w:left w:type="dxa" w:w="110"/>
+              <w:bottom w:type="dxa" w:w="70"/>
+              <w:right w:type="dxa" w:w="110"/>
+            </w:tcMar>
+          </w:tcPr>
+          <w:p>
+            <w:r>
+              <w:rPr>
+                <w:sz w:val="18"/>
+                <w:szCs w:val="18"/>
               </w:rPr>
               <w:t xml:space="preserve">Jeffrey Sanders</w:t>
             </w:r>
@@ -2584,58 +4550,6 @@
         </w:tc>
         <w:tc>
           <w:tcPr>
-            <w:tcW w:type="dxa" w:w="2600"/>
-            <w:tcBorders>
-              <w:top w:val="single" w:color="BBBBBB" w:sz="1"/>
-              <w:left w:val="single" w:color="BBBBBB" w:sz="1"/>
-              <w:bottom w:val="single" w:color="BBBBBB" w:sz="1"/>
-              <w:right w:val="single" w:color="BBBBBB" w:sz="1"/>
-            </w:tcBorders>
-            <w:tcMar>
-              <w:top w:type="dxa" w:w="70"/>
-              <w:left w:type="dxa" w:w="110"/>
-              <w:bottom w:type="dxa" w:w="70"/>
-              <w:right w:type="dxa" w:w="110"/>
-            </w:tcMar>
-          </w:tcPr>
-          <w:p>
-            <w:r>
-              <w:rPr>
-                <w:sz w:val="19"/>
-                <w:szCs w:val="19"/>
-              </w:rPr>
-              <w:t xml:space="preserve">10000 chars</w:t>
-            </w:r>
-          </w:p>
-        </w:tc>
-        <w:tc>
-          <w:tcPr>
-            <w:tcW w:type="dxa" w:w="2780"/>
-            <w:tcBorders>
-              <w:top w:val="single" w:color="BBBBBB" w:sz="1"/>
-              <w:left w:val="single" w:color="BBBBBB" w:sz="1"/>
-              <w:bottom w:val="single" w:color="BBBBBB" w:sz="1"/>
-              <w:right w:val="single" w:color="BBBBBB" w:sz="1"/>
-            </w:tcBorders>
-            <w:tcMar>
-              <w:top w:type="dxa" w:w="70"/>
-              <w:left w:type="dxa" w:w="110"/>
-              <w:bottom w:type="dxa" w:w="70"/>
-              <w:right w:type="dxa" w:w="110"/>
-            </w:tcMar>
-          </w:tcPr>
-          <w:p>
-            <w:r>
-              <w:rPr>
-                <w:sz w:val="19"/>
-                <w:szCs w:val="19"/>
-              </w:rPr>
-              <w:t xml:space="preserve">Truncated to 4096</w:t>
-            </w:r>
-          </w:p>
-        </w:tc>
-        <w:tc>
-          <w:tcPr>
             <w:tcW w:type="dxa" w:w="1500"/>
             <w:tcBorders>
               <w:top w:val="single" w:color="BBBBBB" w:sz="1"/>
@@ -2653,10 +4567,10 @@
           <w:p>
             <w:r>
               <w:rPr>
-                <w:sz w:val="19"/>
-                <w:szCs w:val="19"/>
-              </w:rPr>
-              <w:t xml:space="preserve">BVA - far over max</w:t>
+                <w:sz w:val="18"/>
+                <w:szCs w:val="18"/>
+              </w:rPr>
+              <w:t xml:space="preserve">BVA</w:t>
             </w:r>
           </w:p>
         </w:tc>
@@ -2666,14 +4580,6 @@
       <w:pPr>
         <w:spacing w:after="80"/>
       </w:pPr>
-    </w:p>
-    <w:p>
-      <w:pPr>
-        <w:pStyle w:val="Heading2"/>
-      </w:pPr>
-      <w:r>
-        <w:t xml:space="preserve">4.2 Script Design</w:t>
-      </w:r>
     </w:p>
     <w:p>
       <w:pPr>
@@ -2684,7 +4590,14 @@
         </w:numPr>
       </w:pPr>
       <w:r>
-        <w:t xml:space="preserve">A single test class logs in once, then reuses the browser session for all rows.</w:t>
+        <w:rPr>
+          <w:b/>
+          <w:bCs/>
+        </w:rPr>
+        <w:t xml:space="preserve">Level 1: </w:t>
+      </w:r>
+      <w:r>
+        <w:t xml:space="preserve">send_message_data.csv with columns test_id, recipient_id, message, length, expected, expected_length. The length columns express very long boundary strings as a count instead of literal text.</w:t>
       </w:r>
     </w:p>
     <w:p>
@@ -2696,59 +4609,87 @@
         </w:numPr>
       </w:pPr>
       <w:r>
-        <w:t xml:space="preserve">Each CSV row is turned into its own unittest test method, so results are reported per test case.</w:t>
-      </w:r>
-    </w:p>
-    <w:p>
-      <w:pPr>
-        <w:pStyle w:val="ListParagraph"/>
-        <w:numPr>
-          <w:ilvl w:val="0"/>
-          <w:numId w:val="2"/>
-        </w:numPr>
-      </w:pPr>
-      <w:r>
-        <w:t xml:space="preserve">Each row: open the conversation, type the message, click Send, and assert the rendered bubble text equals the Expected Result column.</w:t>
-      </w:r>
-    </w:p>
-    <w:p>
-      <w:pPr>
-        <w:pStyle w:val="ListParagraph"/>
-        <w:numPr>
-          <w:ilvl w:val="0"/>
-          <w:numId w:val="2"/>
-        </w:numPr>
-      </w:pPr>
-      <w:r>
-        <w:t xml:space="preserve">The empty-message case (TC-002-001) instead asserts that no message was sent and the text area is unchanged.</w:t>
-      </w:r>
-    </w:p>
-    <w:p>
-      <w:pPr>
-        <w:pStyle w:val="Heading1"/>
-      </w:pPr>
-      <w:r>
-        <w:t xml:space="preserve">5. Level 2 - Fully Externalised Automation</w:t>
-      </w:r>
-    </w:p>
-    <w:p>
-      <w:r>
-        <w:t xml:space="preserve">Level 2 extends the data-driven approach: in addition to the test data, every site URL and element locator is moved into the CSV file. The Python script contains no hard-coded selectors and is therefore generic - it can drive any equivalent messaging application simply by changing the data file.</w:t>
-      </w:r>
-    </w:p>
-    <w:p>
-      <w:pPr>
-        <w:spacing w:after="80"/>
-      </w:pPr>
-    </w:p>
-    <w:p>
-      <w:r>
         <w:rPr>
           <w:b/>
           <w:bCs/>
         </w:rPr>
-        <w:t xml:space="preserve">Additional CSV columns supplied to the script:</w:t>
-      </w:r>
+        <w:t xml:space="preserve">Level 2: </w:t>
+      </w:r>
+      <w:r>
+        <w:t xml:space="preserve">The CSV additionally carries the base URL, login element IDs, the drawer / conversation / text-area / send-button selectors and the verification XPath.</w:t>
+      </w:r>
+    </w:p>
+    <w:p>
+      <w:pPr>
+        <w:pStyle w:val="Heading1"/>
+        <w:pageBreakBefore/>
+      </w:pPr>
+      <w:r>
+        <w:t xml:space="preserve">6. Feature 003 - Change Password</w:t>
+      </w:r>
+    </w:p>
+    <w:p>
+      <w:r>
+        <w:rPr>
+          <w:b/>
+          <w:bCs/>
+        </w:rPr>
+        <w:t xml:space="preserve">Owner: </w:t>
+      </w:r>
+      <w:r>
+        <w:t xml:space="preserve">Tran Hoang Phuc (2252647)     </w:t>
+      </w:r>
+      <w:r>
+        <w:rPr>
+          <w:b/>
+          <w:bCs/>
+        </w:rPr>
+        <w:t xml:space="preserve">Repository: </w:t>
+      </w:r>
+      <w:hyperlink w:history="1" r:id="rIdjqs-kbyi_e6q4n2-rrgs4">
+        <w:r>
+          <w:rPr>
+            <w:rStyle w:val="Hyperlink"/>
+            <w:sz w:val="18"/>
+            <w:szCs w:val="18"/>
+          </w:rPr>
+          <w:t xml:space="preserve">PhucCodee/change-password-testing</w:t>
+        </w:r>
+      </w:hyperlink>
+    </w:p>
+    <w:p>
+      <w:r>
+        <w:rPr>
+          <w:b/>
+          <w:bCs/>
+        </w:rPr>
+        <w:t xml:space="preserve">Description: </w:t>
+      </w:r>
+      <w:r>
+        <w:t xml:space="preserve">A logged-in user updates the account password by entering the current password and a new password twice for confirmation.</w:t>
+      </w:r>
+    </w:p>
+    <w:p>
+      <w:pPr>
+        <w:spacing w:after="80"/>
+      </w:pPr>
+    </w:p>
+    <w:p>
+      <w:r>
+        <w:rPr>
+          <w:b/>
+          <w:bCs/>
+        </w:rPr>
+        <w:t xml:space="preserve">Test cases (10 total): </w:t>
+      </w:r>
+      <w:r>
+        <w:t xml:space="preserve">TC-003-001 to TC-003-010.</w:t>
+      </w:r>
+    </w:p>
+    <w:p>
+      <w:pPr>
+        <w:spacing w:after="80"/>
+      </w:pPr>
     </w:p>
     <w:tbl>
       <w:tblPr>
@@ -2763,8 +4704,10 @@
         </w:tblBorders>
       </w:tblPr>
       <w:tblGrid>
-        <w:gridCol w:w="3000"/>
-        <w:gridCol w:w="6360"/>
+        <w:gridCol w:w="1300"/>
+        <w:gridCol w:w="3800"/>
+        <w:gridCol w:w="2760"/>
+        <w:gridCol w:w="1500"/>
       </w:tblGrid>
       <w:tr>
         <w:trPr>
@@ -2772,7 +4715,7 @@
         </w:trPr>
         <w:tc>
           <w:tcPr>
-            <w:tcW w:type="dxa" w:w="3000"/>
+            <w:tcW w:type="dxa" w:w="1300"/>
             <w:tcBorders>
               <w:top w:val="single" w:color="BBBBBB" w:sz="1"/>
               <w:left w:val="single" w:color="BBBBBB" w:sz="1"/>
@@ -2793,16 +4736,16 @@
                 <w:b/>
                 <w:bCs/>
                 <w:color w:val="FFFFFF"/>
-                <w:sz w:val="19"/>
-                <w:szCs w:val="19"/>
-              </w:rPr>
-              <w:t xml:space="preserve">Column</w:t>
-            </w:r>
-          </w:p>
-        </w:tc>
-        <w:tc>
-          <w:tcPr>
-            <w:tcW w:type="dxa" w:w="6360"/>
+                <w:sz w:val="18"/>
+                <w:szCs w:val="18"/>
+              </w:rPr>
+              <w:t xml:space="preserve">Test Case</w:t>
+            </w:r>
+          </w:p>
+        </w:tc>
+        <w:tc>
+          <w:tcPr>
+            <w:tcW w:type="dxa" w:w="3800"/>
             <w:tcBorders>
               <w:top w:val="single" w:color="BBBBBB" w:sz="1"/>
               <w:left w:val="single" w:color="BBBBBB" w:sz="1"/>
@@ -2823,10 +4766,70 @@
                 <w:b/>
                 <w:bCs/>
                 <w:color w:val="FFFFFF"/>
-                <w:sz w:val="19"/>
-                <w:szCs w:val="19"/>
-              </w:rPr>
-              <w:t xml:space="preserve">Purpose</w:t>
+                <w:sz w:val="18"/>
+                <w:szCs w:val="18"/>
+              </w:rPr>
+              <w:t xml:space="preserve">Input (current / new / confirm)</w:t>
+            </w:r>
+          </w:p>
+        </w:tc>
+        <w:tc>
+          <w:tcPr>
+            <w:tcW w:type="dxa" w:w="2760"/>
+            <w:tcBorders>
+              <w:top w:val="single" w:color="BBBBBB" w:sz="1"/>
+              <w:left w:val="single" w:color="BBBBBB" w:sz="1"/>
+              <w:bottom w:val="single" w:color="BBBBBB" w:sz="1"/>
+              <w:right w:val="single" w:color="BBBBBB" w:sz="1"/>
+            </w:tcBorders>
+            <w:shd w:fill="1F3864" w:val="clear"/>
+            <w:tcMar>
+              <w:top w:type="dxa" w:w="70"/>
+              <w:left w:type="dxa" w:w="110"/>
+              <w:bottom w:type="dxa" w:w="70"/>
+              <w:right w:type="dxa" w:w="110"/>
+            </w:tcMar>
+          </w:tcPr>
+          <w:p>
+            <w:r>
+              <w:rPr>
+                <w:b/>
+                <w:bCs/>
+                <w:color w:val="FFFFFF"/>
+                <w:sz w:val="18"/>
+                <w:szCs w:val="18"/>
+              </w:rPr>
+              <w:t xml:space="preserve">Expected Result</w:t>
+            </w:r>
+          </w:p>
+        </w:tc>
+        <w:tc>
+          <w:tcPr>
+            <w:tcW w:type="dxa" w:w="1500"/>
+            <w:tcBorders>
+              <w:top w:val="single" w:color="BBBBBB" w:sz="1"/>
+              <w:left w:val="single" w:color="BBBBBB" w:sz="1"/>
+              <w:bottom w:val="single" w:color="BBBBBB" w:sz="1"/>
+              <w:right w:val="single" w:color="BBBBBB" w:sz="1"/>
+            </w:tcBorders>
+            <w:shd w:fill="1F3864" w:val="clear"/>
+            <w:tcMar>
+              <w:top w:type="dxa" w:w="70"/>
+              <w:left w:type="dxa" w:w="110"/>
+              <w:bottom w:type="dxa" w:w="70"/>
+              <w:right w:type="dxa" w:w="110"/>
+            </w:tcMar>
+          </w:tcPr>
+          <w:p>
+            <w:r>
+              <w:rPr>
+                <w:b/>
+                <w:bCs/>
+                <w:color w:val="FFFFFF"/>
+                <w:sz w:val="18"/>
+                <w:szCs w:val="18"/>
+              </w:rPr>
+              <w:t xml:space="preserve">Technique</w:t>
             </w:r>
           </w:p>
         </w:tc>
@@ -2834,53 +4837,105 @@
       <w:tr>
         <w:tc>
           <w:tcPr>
-            <w:tcW w:type="dxa" w:w="3000"/>
-            <w:tcBorders>
-              <w:top w:val="single" w:color="BBBBBB" w:sz="1"/>
-              <w:left w:val="single" w:color="BBBBBB" w:sz="1"/>
-              <w:bottom w:val="single" w:color="BBBBBB" w:sz="1"/>
-              <w:right w:val="single" w:color="BBBBBB" w:sz="1"/>
-            </w:tcBorders>
-            <w:tcMar>
-              <w:top w:type="dxa" w:w="70"/>
-              <w:left w:type="dxa" w:w="110"/>
-              <w:bottom w:type="dxa" w:w="70"/>
-              <w:right w:type="dxa" w:w="110"/>
-            </w:tcMar>
-          </w:tcPr>
-          <w:p>
-            <w:r>
-              <w:rPr>
-                <w:sz w:val="19"/>
-                <w:szCs w:val="19"/>
-              </w:rPr>
-              <w:t xml:space="preserve">base_url, courses_url</w:t>
-            </w:r>
-          </w:p>
-        </w:tc>
-        <w:tc>
-          <w:tcPr>
-            <w:tcW w:type="dxa" w:w="6360"/>
-            <w:tcBorders>
-              <w:top w:val="single" w:color="BBBBBB" w:sz="1"/>
-              <w:left w:val="single" w:color="BBBBBB" w:sz="1"/>
-              <w:bottom w:val="single" w:color="BBBBBB" w:sz="1"/>
-              <w:right w:val="single" w:color="BBBBBB" w:sz="1"/>
-            </w:tcBorders>
-            <w:tcMar>
-              <w:top w:type="dxa" w:w="70"/>
-              <w:left w:type="dxa" w:w="110"/>
-              <w:bottom w:type="dxa" w:w="70"/>
-              <w:right w:type="dxa" w:w="110"/>
-            </w:tcMar>
-          </w:tcPr>
-          <w:p>
-            <w:r>
-              <w:rPr>
-                <w:sz w:val="19"/>
-                <w:szCs w:val="19"/>
-              </w:rPr>
-              <w:t xml:space="preserve">Site entry point and post-login landing page</w:t>
+            <w:tcW w:type="dxa" w:w="1300"/>
+            <w:tcBorders>
+              <w:top w:val="single" w:color="BBBBBB" w:sz="1"/>
+              <w:left w:val="single" w:color="BBBBBB" w:sz="1"/>
+              <w:bottom w:val="single" w:color="BBBBBB" w:sz="1"/>
+              <w:right w:val="single" w:color="BBBBBB" w:sz="1"/>
+            </w:tcBorders>
+            <w:tcMar>
+              <w:top w:type="dxa" w:w="70"/>
+              <w:left w:type="dxa" w:w="110"/>
+              <w:bottom w:type="dxa" w:w="70"/>
+              <w:right w:type="dxa" w:w="110"/>
+            </w:tcMar>
+          </w:tcPr>
+          <w:p>
+            <w:r>
+              <w:rPr>
+                <w:sz w:val="18"/>
+                <w:szCs w:val="18"/>
+              </w:rPr>
+              <w:t xml:space="preserve">TC-003-001</w:t>
+            </w:r>
+          </w:p>
+        </w:tc>
+        <w:tc>
+          <w:tcPr>
+            <w:tcW w:type="dxa" w:w="3800"/>
+            <w:tcBorders>
+              <w:top w:val="single" w:color="BBBBBB" w:sz="1"/>
+              <w:left w:val="single" w:color="BBBBBB" w:sz="1"/>
+              <w:bottom w:val="single" w:color="BBBBBB" w:sz="1"/>
+              <w:right w:val="single" w:color="BBBBBB" w:sz="1"/>
+            </w:tcBorders>
+            <w:tcMar>
+              <w:top w:type="dxa" w:w="70"/>
+              <w:left w:type="dxa" w:w="110"/>
+              <w:bottom w:type="dxa" w:w="70"/>
+              <w:right w:type="dxa" w:w="110"/>
+            </w:tcMar>
+          </w:tcPr>
+          <w:p>
+            <w:r>
+              <w:rPr>
+                <w:sz w:val="18"/>
+                <w:szCs w:val="18"/>
+              </w:rPr>
+              <w:t xml:space="preserve">wrong current password</w:t>
+            </w:r>
+          </w:p>
+        </w:tc>
+        <w:tc>
+          <w:tcPr>
+            <w:tcW w:type="dxa" w:w="2760"/>
+            <w:tcBorders>
+              <w:top w:val="single" w:color="BBBBBB" w:sz="1"/>
+              <w:left w:val="single" w:color="BBBBBB" w:sz="1"/>
+              <w:bottom w:val="single" w:color="BBBBBB" w:sz="1"/>
+              <w:right w:val="single" w:color="BBBBBB" w:sz="1"/>
+            </w:tcBorders>
+            <w:tcMar>
+              <w:top w:type="dxa" w:w="70"/>
+              <w:left w:type="dxa" w:w="110"/>
+              <w:bottom w:type="dxa" w:w="70"/>
+              <w:right w:type="dxa" w:w="110"/>
+            </w:tcMar>
+          </w:tcPr>
+          <w:p>
+            <w:r>
+              <w:rPr>
+                <w:sz w:val="18"/>
+                <w:szCs w:val="18"/>
+              </w:rPr>
+              <w:t xml:space="preserve">Invalid login, please try again</w:t>
+            </w:r>
+          </w:p>
+        </w:tc>
+        <w:tc>
+          <w:tcPr>
+            <w:tcW w:type="dxa" w:w="1500"/>
+            <w:tcBorders>
+              <w:top w:val="single" w:color="BBBBBB" w:sz="1"/>
+              <w:left w:val="single" w:color="BBBBBB" w:sz="1"/>
+              <w:bottom w:val="single" w:color="BBBBBB" w:sz="1"/>
+              <w:right w:val="single" w:color="BBBBBB" w:sz="1"/>
+            </w:tcBorders>
+            <w:tcMar>
+              <w:top w:type="dxa" w:w="70"/>
+              <w:left w:type="dxa" w:w="110"/>
+              <w:bottom w:type="dxa" w:w="70"/>
+              <w:right w:type="dxa" w:w="110"/>
+            </w:tcMar>
+          </w:tcPr>
+          <w:p>
+            <w:r>
+              <w:rPr>
+                <w:sz w:val="18"/>
+                <w:szCs w:val="18"/>
+              </w:rPr>
+              <w:t xml:space="preserve">ECP</w:t>
             </w:r>
           </w:p>
         </w:tc>
@@ -2888,53 +4943,105 @@
       <w:tr>
         <w:tc>
           <w:tcPr>
-            <w:tcW w:type="dxa" w:w="3000"/>
-            <w:tcBorders>
-              <w:top w:val="single" w:color="BBBBBB" w:sz="1"/>
-              <w:left w:val="single" w:color="BBBBBB" w:sz="1"/>
-              <w:bottom w:val="single" w:color="BBBBBB" w:sz="1"/>
-              <w:right w:val="single" w:color="BBBBBB" w:sz="1"/>
-            </w:tcBorders>
-            <w:tcMar>
-              <w:top w:type="dxa" w:w="70"/>
-              <w:left w:type="dxa" w:w="110"/>
-              <w:bottom w:type="dxa" w:w="70"/>
-              <w:right w:type="dxa" w:w="110"/>
-            </w:tcMar>
-          </w:tcPr>
-          <w:p>
-            <w:r>
-              <w:rPr>
-                <w:sz w:val="19"/>
-                <w:szCs w:val="19"/>
-              </w:rPr>
-              <w:t xml:space="preserve">login_link_text, username_id, password_id, login_btn_id</w:t>
-            </w:r>
-          </w:p>
-        </w:tc>
-        <w:tc>
-          <w:tcPr>
-            <w:tcW w:type="dxa" w:w="6360"/>
-            <w:tcBorders>
-              <w:top w:val="single" w:color="BBBBBB" w:sz="1"/>
-              <w:left w:val="single" w:color="BBBBBB" w:sz="1"/>
-              <w:bottom w:val="single" w:color="BBBBBB" w:sz="1"/>
-              <w:right w:val="single" w:color="BBBBBB" w:sz="1"/>
-            </w:tcBorders>
-            <w:tcMar>
-              <w:top w:type="dxa" w:w="70"/>
-              <w:left w:type="dxa" w:w="110"/>
-              <w:bottom w:type="dxa" w:w="70"/>
-              <w:right w:type="dxa" w:w="110"/>
-            </w:tcMar>
-          </w:tcPr>
-          <w:p>
-            <w:r>
-              <w:rPr>
-                <w:sz w:val="19"/>
-                <w:szCs w:val="19"/>
-              </w:rPr>
-              <w:t xml:space="preserve">Login page elements</w:t>
+            <w:tcW w:type="dxa" w:w="1300"/>
+            <w:tcBorders>
+              <w:top w:val="single" w:color="BBBBBB" w:sz="1"/>
+              <w:left w:val="single" w:color="BBBBBB" w:sz="1"/>
+              <w:bottom w:val="single" w:color="BBBBBB" w:sz="1"/>
+              <w:right w:val="single" w:color="BBBBBB" w:sz="1"/>
+            </w:tcBorders>
+            <w:tcMar>
+              <w:top w:type="dxa" w:w="70"/>
+              <w:left w:type="dxa" w:w="110"/>
+              <w:bottom w:type="dxa" w:w="70"/>
+              <w:right w:type="dxa" w:w="110"/>
+            </w:tcMar>
+          </w:tcPr>
+          <w:p>
+            <w:r>
+              <w:rPr>
+                <w:sz w:val="18"/>
+                <w:szCs w:val="18"/>
+              </w:rPr>
+              <w:t xml:space="preserve">TC-003-002</w:t>
+            </w:r>
+          </w:p>
+        </w:tc>
+        <w:tc>
+          <w:tcPr>
+            <w:tcW w:type="dxa" w:w="3800"/>
+            <w:tcBorders>
+              <w:top w:val="single" w:color="BBBBBB" w:sz="1"/>
+              <w:left w:val="single" w:color="BBBBBB" w:sz="1"/>
+              <w:bottom w:val="single" w:color="BBBBBB" w:sz="1"/>
+              <w:right w:val="single" w:color="BBBBBB" w:sz="1"/>
+            </w:tcBorders>
+            <w:tcMar>
+              <w:top w:type="dxa" w:w="70"/>
+              <w:left w:type="dxa" w:w="110"/>
+              <w:bottom w:type="dxa" w:w="70"/>
+              <w:right w:type="dxa" w:w="110"/>
+            </w:tcMar>
+          </w:tcPr>
+          <w:p>
+            <w:r>
+              <w:rPr>
+                <w:sz w:val="18"/>
+                <w:szCs w:val="18"/>
+              </w:rPr>
+              <w:t xml:space="preserve">new and confirm differ</w:t>
+            </w:r>
+          </w:p>
+        </w:tc>
+        <w:tc>
+          <w:tcPr>
+            <w:tcW w:type="dxa" w:w="2760"/>
+            <w:tcBorders>
+              <w:top w:val="single" w:color="BBBBBB" w:sz="1"/>
+              <w:left w:val="single" w:color="BBBBBB" w:sz="1"/>
+              <w:bottom w:val="single" w:color="BBBBBB" w:sz="1"/>
+              <w:right w:val="single" w:color="BBBBBB" w:sz="1"/>
+            </w:tcBorders>
+            <w:tcMar>
+              <w:top w:type="dxa" w:w="70"/>
+              <w:left w:type="dxa" w:w="110"/>
+              <w:bottom w:type="dxa" w:w="70"/>
+              <w:right w:type="dxa" w:w="110"/>
+            </w:tcMar>
+          </w:tcPr>
+          <w:p>
+            <w:r>
+              <w:rPr>
+                <w:sz w:val="18"/>
+                <w:szCs w:val="18"/>
+              </w:rPr>
+              <w:t xml:space="preserve">These passwords do not match</w:t>
+            </w:r>
+          </w:p>
+        </w:tc>
+        <w:tc>
+          <w:tcPr>
+            <w:tcW w:type="dxa" w:w="1500"/>
+            <w:tcBorders>
+              <w:top w:val="single" w:color="BBBBBB" w:sz="1"/>
+              <w:left w:val="single" w:color="BBBBBB" w:sz="1"/>
+              <w:bottom w:val="single" w:color="BBBBBB" w:sz="1"/>
+              <w:right w:val="single" w:color="BBBBBB" w:sz="1"/>
+            </w:tcBorders>
+            <w:tcMar>
+              <w:top w:type="dxa" w:w="70"/>
+              <w:left w:type="dxa" w:w="110"/>
+              <w:bottom w:type="dxa" w:w="70"/>
+              <w:right w:type="dxa" w:w="110"/>
+            </w:tcMar>
+          </w:tcPr>
+          <w:p>
+            <w:r>
+              <w:rPr>
+                <w:sz w:val="18"/>
+                <w:szCs w:val="18"/>
+              </w:rPr>
+              <w:t xml:space="preserve">ECP</w:t>
             </w:r>
           </w:p>
         </w:tc>
@@ -2942,53 +5049,105 @@
       <w:tr>
         <w:tc>
           <w:tcPr>
-            <w:tcW w:type="dxa" w:w="3000"/>
-            <w:tcBorders>
-              <w:top w:val="single" w:color="BBBBBB" w:sz="1"/>
-              <w:left w:val="single" w:color="BBBBBB" w:sz="1"/>
-              <w:bottom w:val="single" w:color="BBBBBB" w:sz="1"/>
-              <w:right w:val="single" w:color="BBBBBB" w:sz="1"/>
-            </w:tcBorders>
-            <w:tcMar>
-              <w:top w:type="dxa" w:w="70"/>
-              <w:left w:type="dxa" w:w="110"/>
-              <w:bottom w:type="dxa" w:w="70"/>
-              <w:right w:type="dxa" w:w="110"/>
-            </w:tcMar>
-          </w:tcPr>
-          <w:p>
-            <w:r>
-              <w:rPr>
-                <w:sz w:val="19"/>
-                <w:szCs w:val="19"/>
-              </w:rPr>
-              <w:t xml:space="preserve">username_value, password_value</w:t>
-            </w:r>
-          </w:p>
-        </w:tc>
-        <w:tc>
-          <w:tcPr>
-            <w:tcW w:type="dxa" w:w="6360"/>
-            <w:tcBorders>
-              <w:top w:val="single" w:color="BBBBBB" w:sz="1"/>
-              <w:left w:val="single" w:color="BBBBBB" w:sz="1"/>
-              <w:bottom w:val="single" w:color="BBBBBB" w:sz="1"/>
-              <w:right w:val="single" w:color="BBBBBB" w:sz="1"/>
-            </w:tcBorders>
-            <w:tcMar>
-              <w:top w:type="dxa" w:w="70"/>
-              <w:left w:type="dxa" w:w="110"/>
-              <w:bottom w:type="dxa" w:w="70"/>
-              <w:right w:type="dxa" w:w="110"/>
-            </w:tcMar>
-          </w:tcPr>
-          <w:p>
-            <w:r>
-              <w:rPr>
-                <w:sz w:val="19"/>
-                <w:szCs w:val="19"/>
-              </w:rPr>
-              <w:t xml:space="preserve">Account credentials</w:t>
+            <w:tcW w:type="dxa" w:w="1300"/>
+            <w:tcBorders>
+              <w:top w:val="single" w:color="BBBBBB" w:sz="1"/>
+              <w:left w:val="single" w:color="BBBBBB" w:sz="1"/>
+              <w:bottom w:val="single" w:color="BBBBBB" w:sz="1"/>
+              <w:right w:val="single" w:color="BBBBBB" w:sz="1"/>
+            </w:tcBorders>
+            <w:tcMar>
+              <w:top w:type="dxa" w:w="70"/>
+              <w:left w:type="dxa" w:w="110"/>
+              <w:bottom w:type="dxa" w:w="70"/>
+              <w:right w:type="dxa" w:w="110"/>
+            </w:tcMar>
+          </w:tcPr>
+          <w:p>
+            <w:r>
+              <w:rPr>
+                <w:sz w:val="18"/>
+                <w:szCs w:val="18"/>
+              </w:rPr>
+              <w:t xml:space="preserve">TC-003-003</w:t>
+            </w:r>
+          </w:p>
+        </w:tc>
+        <w:tc>
+          <w:tcPr>
+            <w:tcW w:type="dxa" w:w="3800"/>
+            <w:tcBorders>
+              <w:top w:val="single" w:color="BBBBBB" w:sz="1"/>
+              <w:left w:val="single" w:color="BBBBBB" w:sz="1"/>
+              <w:bottom w:val="single" w:color="BBBBBB" w:sz="1"/>
+              <w:right w:val="single" w:color="BBBBBB" w:sz="1"/>
+            </w:tcBorders>
+            <w:tcMar>
+              <w:top w:type="dxa" w:w="70"/>
+              <w:left w:type="dxa" w:w="110"/>
+              <w:bottom w:type="dxa" w:w="70"/>
+              <w:right w:type="dxa" w:w="110"/>
+            </w:tcMar>
+          </w:tcPr>
+          <w:p>
+            <w:r>
+              <w:rPr>
+                <w:sz w:val="18"/>
+                <w:szCs w:val="18"/>
+              </w:rPr>
+              <w:t xml:space="preserve">new and confirm empty</w:t>
+            </w:r>
+          </w:p>
+        </w:tc>
+        <w:tc>
+          <w:tcPr>
+            <w:tcW w:type="dxa" w:w="2760"/>
+            <w:tcBorders>
+              <w:top w:val="single" w:color="BBBBBB" w:sz="1"/>
+              <w:left w:val="single" w:color="BBBBBB" w:sz="1"/>
+              <w:bottom w:val="single" w:color="BBBBBB" w:sz="1"/>
+              <w:right w:val="single" w:color="BBBBBB" w:sz="1"/>
+            </w:tcBorders>
+            <w:tcMar>
+              <w:top w:type="dxa" w:w="70"/>
+              <w:left w:type="dxa" w:w="110"/>
+              <w:bottom w:type="dxa" w:w="70"/>
+              <w:right w:type="dxa" w:w="110"/>
+            </w:tcMar>
+          </w:tcPr>
+          <w:p>
+            <w:r>
+              <w:rPr>
+                <w:sz w:val="18"/>
+                <w:szCs w:val="18"/>
+              </w:rPr>
+              <w:t xml:space="preserve">Required</w:t>
+            </w:r>
+          </w:p>
+        </w:tc>
+        <w:tc>
+          <w:tcPr>
+            <w:tcW w:type="dxa" w:w="1500"/>
+            <w:tcBorders>
+              <w:top w:val="single" w:color="BBBBBB" w:sz="1"/>
+              <w:left w:val="single" w:color="BBBBBB" w:sz="1"/>
+              <w:bottom w:val="single" w:color="BBBBBB" w:sz="1"/>
+              <w:right w:val="single" w:color="BBBBBB" w:sz="1"/>
+            </w:tcBorders>
+            <w:tcMar>
+              <w:top w:type="dxa" w:w="70"/>
+              <w:left w:type="dxa" w:w="110"/>
+              <w:bottom w:type="dxa" w:w="70"/>
+              <w:right w:type="dxa" w:w="110"/>
+            </w:tcMar>
+          </w:tcPr>
+          <w:p>
+            <w:r>
+              <w:rPr>
+                <w:sz w:val="18"/>
+                <w:szCs w:val="18"/>
+              </w:rPr>
+              <w:t xml:space="preserve">BVA</w:t>
             </w:r>
           </w:p>
         </w:tc>
@@ -2996,53 +5155,105 @@
       <w:tr>
         <w:tc>
           <w:tcPr>
-            <w:tcW w:type="dxa" w:w="3000"/>
-            <w:tcBorders>
-              <w:top w:val="single" w:color="BBBBBB" w:sz="1"/>
-              <w:left w:val="single" w:color="BBBBBB" w:sz="1"/>
-              <w:bottom w:val="single" w:color="BBBBBB" w:sz="1"/>
-              <w:right w:val="single" w:color="BBBBBB" w:sz="1"/>
-            </w:tcBorders>
-            <w:tcMar>
-              <w:top w:type="dxa" w:w="70"/>
-              <w:left w:type="dxa" w:w="110"/>
-              <w:bottom w:type="dxa" w:w="70"/>
-              <w:right w:type="dxa" w:w="110"/>
-            </w:tcMar>
-          </w:tcPr>
-          <w:p>
-            <w:r>
-              <w:rPr>
-                <w:sz w:val="19"/>
-                <w:szCs w:val="19"/>
-              </w:rPr>
-              <w:t xml:space="preserve">drawer_toggle, private_section, conversation_selector</w:t>
-            </w:r>
-          </w:p>
-        </w:tc>
-        <w:tc>
-          <w:tcPr>
-            <w:tcW w:type="dxa" w:w="6360"/>
-            <w:tcBorders>
-              <w:top w:val="single" w:color="BBBBBB" w:sz="1"/>
-              <w:left w:val="single" w:color="BBBBBB" w:sz="1"/>
-              <w:bottom w:val="single" w:color="BBBBBB" w:sz="1"/>
-              <w:right w:val="single" w:color="BBBBBB" w:sz="1"/>
-            </w:tcBorders>
-            <w:tcMar>
-              <w:top w:type="dxa" w:w="70"/>
-              <w:left w:type="dxa" w:w="110"/>
-              <w:bottom w:type="dxa" w:w="70"/>
-              <w:right w:type="dxa" w:w="110"/>
-            </w:tcMar>
-          </w:tcPr>
-          <w:p>
-            <w:r>
-              <w:rPr>
-                <w:sz w:val="19"/>
-                <w:szCs w:val="19"/>
-              </w:rPr>
-              <w:t xml:space="preserve">Messaging-drawer navigation elements</w:t>
+            <w:tcW w:type="dxa" w:w="1300"/>
+            <w:tcBorders>
+              <w:top w:val="single" w:color="BBBBBB" w:sz="1"/>
+              <w:left w:val="single" w:color="BBBBBB" w:sz="1"/>
+              <w:bottom w:val="single" w:color="BBBBBB" w:sz="1"/>
+              <w:right w:val="single" w:color="BBBBBB" w:sz="1"/>
+            </w:tcBorders>
+            <w:tcMar>
+              <w:top w:type="dxa" w:w="70"/>
+              <w:left w:type="dxa" w:w="110"/>
+              <w:bottom w:type="dxa" w:w="70"/>
+              <w:right w:type="dxa" w:w="110"/>
+            </w:tcMar>
+          </w:tcPr>
+          <w:p>
+            <w:r>
+              <w:rPr>
+                <w:sz w:val="18"/>
+                <w:szCs w:val="18"/>
+              </w:rPr>
+              <w:t xml:space="preserve">TC-003-004</w:t>
+            </w:r>
+          </w:p>
+        </w:tc>
+        <w:tc>
+          <w:tcPr>
+            <w:tcW w:type="dxa" w:w="3800"/>
+            <w:tcBorders>
+              <w:top w:val="single" w:color="BBBBBB" w:sz="1"/>
+              <w:left w:val="single" w:color="BBBBBB" w:sz="1"/>
+              <w:bottom w:val="single" w:color="BBBBBB" w:sz="1"/>
+              <w:right w:val="single" w:color="BBBBBB" w:sz="1"/>
+            </w:tcBorders>
+            <w:tcMar>
+              <w:top w:type="dxa" w:w="70"/>
+              <w:left w:type="dxa" w:w="110"/>
+              <w:bottom w:type="dxa" w:w="70"/>
+              <w:right w:type="dxa" w:w="110"/>
+            </w:tcMar>
+          </w:tcPr>
+          <w:p>
+            <w:r>
+              <w:rPr>
+                <w:sz w:val="18"/>
+                <w:szCs w:val="18"/>
+              </w:rPr>
+              <w:t xml:space="preserve">confirm empty</w:t>
+            </w:r>
+          </w:p>
+        </w:tc>
+        <w:tc>
+          <w:tcPr>
+            <w:tcW w:type="dxa" w:w="2760"/>
+            <w:tcBorders>
+              <w:top w:val="single" w:color="BBBBBB" w:sz="1"/>
+              <w:left w:val="single" w:color="BBBBBB" w:sz="1"/>
+              <w:bottom w:val="single" w:color="BBBBBB" w:sz="1"/>
+              <w:right w:val="single" w:color="BBBBBB" w:sz="1"/>
+            </w:tcBorders>
+            <w:tcMar>
+              <w:top w:type="dxa" w:w="70"/>
+              <w:left w:type="dxa" w:w="110"/>
+              <w:bottom w:type="dxa" w:w="70"/>
+              <w:right w:type="dxa" w:w="110"/>
+            </w:tcMar>
+          </w:tcPr>
+          <w:p>
+            <w:r>
+              <w:rPr>
+                <w:sz w:val="18"/>
+                <w:szCs w:val="18"/>
+              </w:rPr>
+              <w:t xml:space="preserve">Required</w:t>
+            </w:r>
+          </w:p>
+        </w:tc>
+        <w:tc>
+          <w:tcPr>
+            <w:tcW w:type="dxa" w:w="1500"/>
+            <w:tcBorders>
+              <w:top w:val="single" w:color="BBBBBB" w:sz="1"/>
+              <w:left w:val="single" w:color="BBBBBB" w:sz="1"/>
+              <w:bottom w:val="single" w:color="BBBBBB" w:sz="1"/>
+              <w:right w:val="single" w:color="BBBBBB" w:sz="1"/>
+            </w:tcBorders>
+            <w:tcMar>
+              <w:top w:type="dxa" w:w="70"/>
+              <w:left w:type="dxa" w:w="110"/>
+              <w:bottom w:type="dxa" w:w="70"/>
+              <w:right w:type="dxa" w:w="110"/>
+            </w:tcMar>
+          </w:tcPr>
+          <w:p>
+            <w:r>
+              <w:rPr>
+                <w:sz w:val="18"/>
+                <w:szCs w:val="18"/>
+              </w:rPr>
+              <w:t xml:space="preserve">BVA</w:t>
             </w:r>
           </w:p>
         </w:tc>
@@ -3050,53 +5261,105 @@
       <w:tr>
         <w:tc>
           <w:tcPr>
-            <w:tcW w:type="dxa" w:w="3000"/>
-            <w:tcBorders>
-              <w:top w:val="single" w:color="BBBBBB" w:sz="1"/>
-              <w:left w:val="single" w:color="BBBBBB" w:sz="1"/>
-              <w:bottom w:val="single" w:color="BBBBBB" w:sz="1"/>
-              <w:right w:val="single" w:color="BBBBBB" w:sz="1"/>
-            </w:tcBorders>
-            <w:tcMar>
-              <w:top w:type="dxa" w:w="70"/>
-              <w:left w:type="dxa" w:w="110"/>
-              <w:bottom w:type="dxa" w:w="70"/>
-              <w:right w:type="dxa" w:w="110"/>
-            </w:tcMar>
-          </w:tcPr>
-          <w:p>
-            <w:r>
-              <w:rPr>
-                <w:sz w:val="19"/>
-                <w:szCs w:val="19"/>
-              </w:rPr>
-              <w:t xml:space="preserve">textarea_selector, send_button</w:t>
-            </w:r>
-          </w:p>
-        </w:tc>
-        <w:tc>
-          <w:tcPr>
-            <w:tcW w:type="dxa" w:w="6360"/>
-            <w:tcBorders>
-              <w:top w:val="single" w:color="BBBBBB" w:sz="1"/>
-              <w:left w:val="single" w:color="BBBBBB" w:sz="1"/>
-              <w:bottom w:val="single" w:color="BBBBBB" w:sz="1"/>
-              <w:right w:val="single" w:color="BBBBBB" w:sz="1"/>
-            </w:tcBorders>
-            <w:tcMar>
-              <w:top w:type="dxa" w:w="70"/>
-              <w:left w:type="dxa" w:w="110"/>
-              <w:bottom w:type="dxa" w:w="70"/>
-              <w:right w:type="dxa" w:w="110"/>
-            </w:tcMar>
-          </w:tcPr>
-          <w:p>
-            <w:r>
-              <w:rPr>
-                <w:sz w:val="19"/>
-                <w:szCs w:val="19"/>
-              </w:rPr>
-              <w:t xml:space="preserve">Message input field and Send button</w:t>
+            <w:tcW w:type="dxa" w:w="1300"/>
+            <w:tcBorders>
+              <w:top w:val="single" w:color="BBBBBB" w:sz="1"/>
+              <w:left w:val="single" w:color="BBBBBB" w:sz="1"/>
+              <w:bottom w:val="single" w:color="BBBBBB" w:sz="1"/>
+              <w:right w:val="single" w:color="BBBBBB" w:sz="1"/>
+            </w:tcBorders>
+            <w:tcMar>
+              <w:top w:type="dxa" w:w="70"/>
+              <w:left w:type="dxa" w:w="110"/>
+              <w:bottom w:type="dxa" w:w="70"/>
+              <w:right w:type="dxa" w:w="110"/>
+            </w:tcMar>
+          </w:tcPr>
+          <w:p>
+            <w:r>
+              <w:rPr>
+                <w:sz w:val="18"/>
+                <w:szCs w:val="18"/>
+              </w:rPr>
+              <w:t xml:space="preserve">TC-003-005</w:t>
+            </w:r>
+          </w:p>
+        </w:tc>
+        <w:tc>
+          <w:tcPr>
+            <w:tcW w:type="dxa" w:w="3800"/>
+            <w:tcBorders>
+              <w:top w:val="single" w:color="BBBBBB" w:sz="1"/>
+              <w:left w:val="single" w:color="BBBBBB" w:sz="1"/>
+              <w:bottom w:val="single" w:color="BBBBBB" w:sz="1"/>
+              <w:right w:val="single" w:color="BBBBBB" w:sz="1"/>
+            </w:tcBorders>
+            <w:tcMar>
+              <w:top w:type="dxa" w:w="70"/>
+              <w:left w:type="dxa" w:w="110"/>
+              <w:bottom w:type="dxa" w:w="70"/>
+              <w:right w:type="dxa" w:w="110"/>
+            </w:tcMar>
+          </w:tcPr>
+          <w:p>
+            <w:r>
+              <w:rPr>
+                <w:sz w:val="18"/>
+                <w:szCs w:val="18"/>
+              </w:rPr>
+              <w:t xml:space="preserve">all fields empty</w:t>
+            </w:r>
+          </w:p>
+        </w:tc>
+        <w:tc>
+          <w:tcPr>
+            <w:tcW w:type="dxa" w:w="2760"/>
+            <w:tcBorders>
+              <w:top w:val="single" w:color="BBBBBB" w:sz="1"/>
+              <w:left w:val="single" w:color="BBBBBB" w:sz="1"/>
+              <w:bottom w:val="single" w:color="BBBBBB" w:sz="1"/>
+              <w:right w:val="single" w:color="BBBBBB" w:sz="1"/>
+            </w:tcBorders>
+            <w:tcMar>
+              <w:top w:type="dxa" w:w="70"/>
+              <w:left w:type="dxa" w:w="110"/>
+              <w:bottom w:type="dxa" w:w="70"/>
+              <w:right w:type="dxa" w:w="110"/>
+            </w:tcMar>
+          </w:tcPr>
+          <w:p>
+            <w:r>
+              <w:rPr>
+                <w:sz w:val="18"/>
+                <w:szCs w:val="18"/>
+              </w:rPr>
+              <w:t xml:space="preserve">Required</w:t>
+            </w:r>
+          </w:p>
+        </w:tc>
+        <w:tc>
+          <w:tcPr>
+            <w:tcW w:type="dxa" w:w="1500"/>
+            <w:tcBorders>
+              <w:top w:val="single" w:color="BBBBBB" w:sz="1"/>
+              <w:left w:val="single" w:color="BBBBBB" w:sz="1"/>
+              <w:bottom w:val="single" w:color="BBBBBB" w:sz="1"/>
+              <w:right w:val="single" w:color="BBBBBB" w:sz="1"/>
+            </w:tcBorders>
+            <w:tcMar>
+              <w:top w:type="dxa" w:w="70"/>
+              <w:left w:type="dxa" w:w="110"/>
+              <w:bottom w:type="dxa" w:w="70"/>
+              <w:right w:type="dxa" w:w="110"/>
+            </w:tcMar>
+          </w:tcPr>
+          <w:p>
+            <w:r>
+              <w:rPr>
+                <w:sz w:val="18"/>
+                <w:szCs w:val="18"/>
+              </w:rPr>
+              <w:t xml:space="preserve">BVA</w:t>
             </w:r>
           </w:p>
         </w:tc>
@@ -3104,53 +5367,529 @@
       <w:tr>
         <w:tc>
           <w:tcPr>
-            <w:tcW w:type="dxa" w:w="3000"/>
-            <w:tcBorders>
-              <w:top w:val="single" w:color="BBBBBB" w:sz="1"/>
-              <w:left w:val="single" w:color="BBBBBB" w:sz="1"/>
-              <w:bottom w:val="single" w:color="BBBBBB" w:sz="1"/>
-              <w:right w:val="single" w:color="BBBBBB" w:sz="1"/>
-            </w:tcBorders>
-            <w:tcMar>
-              <w:top w:type="dxa" w:w="70"/>
-              <w:left w:type="dxa" w:w="110"/>
-              <w:bottom w:type="dxa" w:w="70"/>
-              <w:right w:type="dxa" w:w="110"/>
-            </w:tcMar>
-          </w:tcPr>
-          <w:p>
-            <w:r>
-              <w:rPr>
-                <w:sz w:val="19"/>
-                <w:szCs w:val="19"/>
-              </w:rPr>
-              <w:t xml:space="preserve">verify_xpath</w:t>
-            </w:r>
-          </w:p>
-        </w:tc>
-        <w:tc>
-          <w:tcPr>
-            <w:tcW w:type="dxa" w:w="6360"/>
-            <w:tcBorders>
-              <w:top w:val="single" w:color="BBBBBB" w:sz="1"/>
-              <w:left w:val="single" w:color="BBBBBB" w:sz="1"/>
-              <w:bottom w:val="single" w:color="BBBBBB" w:sz="1"/>
-              <w:right w:val="single" w:color="BBBBBB" w:sz="1"/>
-            </w:tcBorders>
-            <w:tcMar>
-              <w:top w:type="dxa" w:w="70"/>
-              <w:left w:type="dxa" w:w="110"/>
-              <w:bottom w:type="dxa" w:w="70"/>
-              <w:right w:type="dxa" w:w="110"/>
-            </w:tcMar>
-          </w:tcPr>
-          <w:p>
-            <w:r>
-              <w:rPr>
-                <w:sz w:val="19"/>
-                <w:szCs w:val="19"/>
-              </w:rPr>
-              <w:t xml:space="preserve">Locator used to read back the sent message for verification</w:t>
+            <w:tcW w:type="dxa" w:w="1300"/>
+            <w:tcBorders>
+              <w:top w:val="single" w:color="BBBBBB" w:sz="1"/>
+              <w:left w:val="single" w:color="BBBBBB" w:sz="1"/>
+              <w:bottom w:val="single" w:color="BBBBBB" w:sz="1"/>
+              <w:right w:val="single" w:color="BBBBBB" w:sz="1"/>
+            </w:tcBorders>
+            <w:tcMar>
+              <w:top w:type="dxa" w:w="70"/>
+              <w:left w:type="dxa" w:w="110"/>
+              <w:bottom w:type="dxa" w:w="70"/>
+              <w:right w:type="dxa" w:w="110"/>
+            </w:tcMar>
+          </w:tcPr>
+          <w:p>
+            <w:r>
+              <w:rPr>
+                <w:sz w:val="18"/>
+                <w:szCs w:val="18"/>
+              </w:rPr>
+              <w:t xml:space="preserve">TC-003-006</w:t>
+            </w:r>
+          </w:p>
+        </w:tc>
+        <w:tc>
+          <w:tcPr>
+            <w:tcW w:type="dxa" w:w="3800"/>
+            <w:tcBorders>
+              <w:top w:val="single" w:color="BBBBBB" w:sz="1"/>
+              <w:left w:val="single" w:color="BBBBBB" w:sz="1"/>
+              <w:bottom w:val="single" w:color="BBBBBB" w:sz="1"/>
+              <w:right w:val="single" w:color="BBBBBB" w:sz="1"/>
+            </w:tcBorders>
+            <w:tcMar>
+              <w:top w:type="dxa" w:w="70"/>
+              <w:left w:type="dxa" w:w="110"/>
+              <w:bottom w:type="dxa" w:w="70"/>
+              <w:right w:type="dxa" w:w="110"/>
+            </w:tcMar>
+          </w:tcPr>
+          <w:p>
+            <w:r>
+              <w:rPr>
+                <w:sz w:val="18"/>
+                <w:szCs w:val="18"/>
+              </w:rPr>
+              <w:t xml:space="preserve">new same as current</w:t>
+            </w:r>
+          </w:p>
+        </w:tc>
+        <w:tc>
+          <w:tcPr>
+            <w:tcW w:type="dxa" w:w="2760"/>
+            <w:tcBorders>
+              <w:top w:val="single" w:color="BBBBBB" w:sz="1"/>
+              <w:left w:val="single" w:color="BBBBBB" w:sz="1"/>
+              <w:bottom w:val="single" w:color="BBBBBB" w:sz="1"/>
+              <w:right w:val="single" w:color="BBBBBB" w:sz="1"/>
+            </w:tcBorders>
+            <w:tcMar>
+              <w:top w:type="dxa" w:w="70"/>
+              <w:left w:type="dxa" w:w="110"/>
+              <w:bottom w:type="dxa" w:w="70"/>
+              <w:right w:type="dxa" w:w="110"/>
+            </w:tcMar>
+          </w:tcPr>
+          <w:p>
+            <w:r>
+              <w:rPr>
+                <w:sz w:val="18"/>
+                <w:szCs w:val="18"/>
+              </w:rPr>
+              <w:t xml:space="preserve">New password must be different</w:t>
+            </w:r>
+          </w:p>
+        </w:tc>
+        <w:tc>
+          <w:tcPr>
+            <w:tcW w:type="dxa" w:w="1500"/>
+            <w:tcBorders>
+              <w:top w:val="single" w:color="BBBBBB" w:sz="1"/>
+              <w:left w:val="single" w:color="BBBBBB" w:sz="1"/>
+              <w:bottom w:val="single" w:color="BBBBBB" w:sz="1"/>
+              <w:right w:val="single" w:color="BBBBBB" w:sz="1"/>
+            </w:tcBorders>
+            <w:tcMar>
+              <w:top w:type="dxa" w:w="70"/>
+              <w:left w:type="dxa" w:w="110"/>
+              <w:bottom w:type="dxa" w:w="70"/>
+              <w:right w:type="dxa" w:w="110"/>
+            </w:tcMar>
+          </w:tcPr>
+          <w:p>
+            <w:r>
+              <w:rPr>
+                <w:sz w:val="18"/>
+                <w:szCs w:val="18"/>
+              </w:rPr>
+              <w:t xml:space="preserve">ECP</w:t>
+            </w:r>
+          </w:p>
+        </w:tc>
+      </w:tr>
+      <w:tr>
+        <w:tc>
+          <w:tcPr>
+            <w:tcW w:type="dxa" w:w="1300"/>
+            <w:tcBorders>
+              <w:top w:val="single" w:color="BBBBBB" w:sz="1"/>
+              <w:left w:val="single" w:color="BBBBBB" w:sz="1"/>
+              <w:bottom w:val="single" w:color="BBBBBB" w:sz="1"/>
+              <w:right w:val="single" w:color="BBBBBB" w:sz="1"/>
+            </w:tcBorders>
+            <w:tcMar>
+              <w:top w:type="dxa" w:w="70"/>
+              <w:left w:type="dxa" w:w="110"/>
+              <w:bottom w:type="dxa" w:w="70"/>
+              <w:right w:type="dxa" w:w="110"/>
+            </w:tcMar>
+          </w:tcPr>
+          <w:p>
+            <w:r>
+              <w:rPr>
+                <w:sz w:val="18"/>
+                <w:szCs w:val="18"/>
+              </w:rPr>
+              <w:t xml:space="preserve">TC-003-007</w:t>
+            </w:r>
+          </w:p>
+        </w:tc>
+        <w:tc>
+          <w:tcPr>
+            <w:tcW w:type="dxa" w:w="3800"/>
+            <w:tcBorders>
+              <w:top w:val="single" w:color="BBBBBB" w:sz="1"/>
+              <w:left w:val="single" w:color="BBBBBB" w:sz="1"/>
+              <w:bottom w:val="single" w:color="BBBBBB" w:sz="1"/>
+              <w:right w:val="single" w:color="BBBBBB" w:sz="1"/>
+            </w:tcBorders>
+            <w:tcMar>
+              <w:top w:type="dxa" w:w="70"/>
+              <w:left w:type="dxa" w:w="110"/>
+              <w:bottom w:type="dxa" w:w="70"/>
+              <w:right w:type="dxa" w:w="110"/>
+            </w:tcMar>
+          </w:tcPr>
+          <w:p>
+            <w:r>
+              <w:rPr>
+                <w:sz w:val="18"/>
+                <w:szCs w:val="18"/>
+              </w:rPr>
+              <w:t xml:space="preserve">short new password</w:t>
+            </w:r>
+          </w:p>
+        </w:tc>
+        <w:tc>
+          <w:tcPr>
+            <w:tcW w:type="dxa" w:w="2760"/>
+            <w:tcBorders>
+              <w:top w:val="single" w:color="BBBBBB" w:sz="1"/>
+              <w:left w:val="single" w:color="BBBBBB" w:sz="1"/>
+              <w:bottom w:val="single" w:color="BBBBBB" w:sz="1"/>
+              <w:right w:val="single" w:color="BBBBBB" w:sz="1"/>
+            </w:tcBorders>
+            <w:tcMar>
+              <w:top w:type="dxa" w:w="70"/>
+              <w:left w:type="dxa" w:w="110"/>
+              <w:bottom w:type="dxa" w:w="70"/>
+              <w:right w:type="dxa" w:w="110"/>
+            </w:tcMar>
+          </w:tcPr>
+          <w:p>
+            <w:r>
+              <w:rPr>
+                <w:sz w:val="18"/>
+                <w:szCs w:val="18"/>
+              </w:rPr>
+              <w:t xml:space="preserve">Password has been changed</w:t>
+            </w:r>
+          </w:p>
+        </w:tc>
+        <w:tc>
+          <w:tcPr>
+            <w:tcW w:type="dxa" w:w="1500"/>
+            <w:tcBorders>
+              <w:top w:val="single" w:color="BBBBBB" w:sz="1"/>
+              <w:left w:val="single" w:color="BBBBBB" w:sz="1"/>
+              <w:bottom w:val="single" w:color="BBBBBB" w:sz="1"/>
+              <w:right w:val="single" w:color="BBBBBB" w:sz="1"/>
+            </w:tcBorders>
+            <w:tcMar>
+              <w:top w:type="dxa" w:w="70"/>
+              <w:left w:type="dxa" w:w="110"/>
+              <w:bottom w:type="dxa" w:w="70"/>
+              <w:right w:type="dxa" w:w="110"/>
+            </w:tcMar>
+          </w:tcPr>
+          <w:p>
+            <w:r>
+              <w:rPr>
+                <w:sz w:val="18"/>
+                <w:szCs w:val="18"/>
+              </w:rPr>
+              <w:t xml:space="preserve">BVA</w:t>
+            </w:r>
+          </w:p>
+        </w:tc>
+      </w:tr>
+      <w:tr>
+        <w:tc>
+          <w:tcPr>
+            <w:tcW w:type="dxa" w:w="1300"/>
+            <w:tcBorders>
+              <w:top w:val="single" w:color="BBBBBB" w:sz="1"/>
+              <w:left w:val="single" w:color="BBBBBB" w:sz="1"/>
+              <w:bottom w:val="single" w:color="BBBBBB" w:sz="1"/>
+              <w:right w:val="single" w:color="BBBBBB" w:sz="1"/>
+            </w:tcBorders>
+            <w:tcMar>
+              <w:top w:type="dxa" w:w="70"/>
+              <w:left w:type="dxa" w:w="110"/>
+              <w:bottom w:type="dxa" w:w="70"/>
+              <w:right w:type="dxa" w:w="110"/>
+            </w:tcMar>
+          </w:tcPr>
+          <w:p>
+            <w:r>
+              <w:rPr>
+                <w:sz w:val="18"/>
+                <w:szCs w:val="18"/>
+              </w:rPr>
+              <w:t xml:space="preserve">TC-003-008</w:t>
+            </w:r>
+          </w:p>
+        </w:tc>
+        <w:tc>
+          <w:tcPr>
+            <w:tcW w:type="dxa" w:w="3800"/>
+            <w:tcBorders>
+              <w:top w:val="single" w:color="BBBBBB" w:sz="1"/>
+              <w:left w:val="single" w:color="BBBBBB" w:sz="1"/>
+              <w:bottom w:val="single" w:color="BBBBBB" w:sz="1"/>
+              <w:right w:val="single" w:color="BBBBBB" w:sz="1"/>
+            </w:tcBorders>
+            <w:tcMar>
+              <w:top w:type="dxa" w:w="70"/>
+              <w:left w:type="dxa" w:w="110"/>
+              <w:bottom w:type="dxa" w:w="70"/>
+              <w:right w:type="dxa" w:w="110"/>
+            </w:tcMar>
+          </w:tcPr>
+          <w:p>
+            <w:r>
+              <w:rPr>
+                <w:sz w:val="18"/>
+                <w:szCs w:val="18"/>
+              </w:rPr>
+              <w:t xml:space="preserve">valid new password</w:t>
+            </w:r>
+          </w:p>
+        </w:tc>
+        <w:tc>
+          <w:tcPr>
+            <w:tcW w:type="dxa" w:w="2760"/>
+            <w:tcBorders>
+              <w:top w:val="single" w:color="BBBBBB" w:sz="1"/>
+              <w:left w:val="single" w:color="BBBBBB" w:sz="1"/>
+              <w:bottom w:val="single" w:color="BBBBBB" w:sz="1"/>
+              <w:right w:val="single" w:color="BBBBBB" w:sz="1"/>
+            </w:tcBorders>
+            <w:tcMar>
+              <w:top w:type="dxa" w:w="70"/>
+              <w:left w:type="dxa" w:w="110"/>
+              <w:bottom w:type="dxa" w:w="70"/>
+              <w:right w:type="dxa" w:w="110"/>
+            </w:tcMar>
+          </w:tcPr>
+          <w:p>
+            <w:r>
+              <w:rPr>
+                <w:sz w:val="18"/>
+                <w:szCs w:val="18"/>
+              </w:rPr>
+              <w:t xml:space="preserve">Password has been changed</w:t>
+            </w:r>
+          </w:p>
+        </w:tc>
+        <w:tc>
+          <w:tcPr>
+            <w:tcW w:type="dxa" w:w="1500"/>
+            <w:tcBorders>
+              <w:top w:val="single" w:color="BBBBBB" w:sz="1"/>
+              <w:left w:val="single" w:color="BBBBBB" w:sz="1"/>
+              <w:bottom w:val="single" w:color="BBBBBB" w:sz="1"/>
+              <w:right w:val="single" w:color="BBBBBB" w:sz="1"/>
+            </w:tcBorders>
+            <w:tcMar>
+              <w:top w:type="dxa" w:w="70"/>
+              <w:left w:type="dxa" w:w="110"/>
+              <w:bottom w:type="dxa" w:w="70"/>
+              <w:right w:type="dxa" w:w="110"/>
+            </w:tcMar>
+          </w:tcPr>
+          <w:p>
+            <w:r>
+              <w:rPr>
+                <w:sz w:val="18"/>
+                <w:szCs w:val="18"/>
+              </w:rPr>
+              <w:t xml:space="preserve">ECP</w:t>
+            </w:r>
+          </w:p>
+        </w:tc>
+      </w:tr>
+      <w:tr>
+        <w:tc>
+          <w:tcPr>
+            <w:tcW w:type="dxa" w:w="1300"/>
+            <w:tcBorders>
+              <w:top w:val="single" w:color="BBBBBB" w:sz="1"/>
+              <w:left w:val="single" w:color="BBBBBB" w:sz="1"/>
+              <w:bottom w:val="single" w:color="BBBBBB" w:sz="1"/>
+              <w:right w:val="single" w:color="BBBBBB" w:sz="1"/>
+            </w:tcBorders>
+            <w:tcMar>
+              <w:top w:type="dxa" w:w="70"/>
+              <w:left w:type="dxa" w:w="110"/>
+              <w:bottom w:type="dxa" w:w="70"/>
+              <w:right w:type="dxa" w:w="110"/>
+            </w:tcMar>
+          </w:tcPr>
+          <w:p>
+            <w:r>
+              <w:rPr>
+                <w:sz w:val="18"/>
+                <w:szCs w:val="18"/>
+              </w:rPr>
+              <w:t xml:space="preserve">TC-003-009</w:t>
+            </w:r>
+          </w:p>
+        </w:tc>
+        <w:tc>
+          <w:tcPr>
+            <w:tcW w:type="dxa" w:w="3800"/>
+            <w:tcBorders>
+              <w:top w:val="single" w:color="BBBBBB" w:sz="1"/>
+              <w:left w:val="single" w:color="BBBBBB" w:sz="1"/>
+              <w:bottom w:val="single" w:color="BBBBBB" w:sz="1"/>
+              <w:right w:val="single" w:color="BBBBBB" w:sz="1"/>
+            </w:tcBorders>
+            <w:tcMar>
+              <w:top w:type="dxa" w:w="70"/>
+              <w:left w:type="dxa" w:w="110"/>
+              <w:bottom w:type="dxa" w:w="70"/>
+              <w:right w:type="dxa" w:w="110"/>
+            </w:tcMar>
+          </w:tcPr>
+          <w:p>
+            <w:r>
+              <w:rPr>
+                <w:sz w:val="18"/>
+                <w:szCs w:val="18"/>
+              </w:rPr>
+              <w:t xml:space="preserve">whitespace password</w:t>
+            </w:r>
+          </w:p>
+        </w:tc>
+        <w:tc>
+          <w:tcPr>
+            <w:tcW w:type="dxa" w:w="2760"/>
+            <w:tcBorders>
+              <w:top w:val="single" w:color="BBBBBB" w:sz="1"/>
+              <w:left w:val="single" w:color="BBBBBB" w:sz="1"/>
+              <w:bottom w:val="single" w:color="BBBBBB" w:sz="1"/>
+              <w:right w:val="single" w:color="BBBBBB" w:sz="1"/>
+            </w:tcBorders>
+            <w:tcMar>
+              <w:top w:type="dxa" w:w="70"/>
+              <w:left w:type="dxa" w:w="110"/>
+              <w:bottom w:type="dxa" w:w="70"/>
+              <w:right w:type="dxa" w:w="110"/>
+            </w:tcMar>
+          </w:tcPr>
+          <w:p>
+            <w:r>
+              <w:rPr>
+                <w:sz w:val="18"/>
+                <w:szCs w:val="18"/>
+              </w:rPr>
+              <w:t xml:space="preserve">Password has been changed</w:t>
+            </w:r>
+          </w:p>
+        </w:tc>
+        <w:tc>
+          <w:tcPr>
+            <w:tcW w:type="dxa" w:w="1500"/>
+            <w:tcBorders>
+              <w:top w:val="single" w:color="BBBBBB" w:sz="1"/>
+              <w:left w:val="single" w:color="BBBBBB" w:sz="1"/>
+              <w:bottom w:val="single" w:color="BBBBBB" w:sz="1"/>
+              <w:right w:val="single" w:color="BBBBBB" w:sz="1"/>
+            </w:tcBorders>
+            <w:tcMar>
+              <w:top w:type="dxa" w:w="70"/>
+              <w:left w:type="dxa" w:w="110"/>
+              <w:bottom w:type="dxa" w:w="70"/>
+              <w:right w:type="dxa" w:w="110"/>
+            </w:tcMar>
+          </w:tcPr>
+          <w:p>
+            <w:r>
+              <w:rPr>
+                <w:sz w:val="18"/>
+                <w:szCs w:val="18"/>
+              </w:rPr>
+              <w:t xml:space="preserve">BVA</w:t>
+            </w:r>
+          </w:p>
+        </w:tc>
+      </w:tr>
+      <w:tr>
+        <w:tc>
+          <w:tcPr>
+            <w:tcW w:type="dxa" w:w="1300"/>
+            <w:tcBorders>
+              <w:top w:val="single" w:color="BBBBBB" w:sz="1"/>
+              <w:left w:val="single" w:color="BBBBBB" w:sz="1"/>
+              <w:bottom w:val="single" w:color="BBBBBB" w:sz="1"/>
+              <w:right w:val="single" w:color="BBBBBB" w:sz="1"/>
+            </w:tcBorders>
+            <w:tcMar>
+              <w:top w:type="dxa" w:w="70"/>
+              <w:left w:type="dxa" w:w="110"/>
+              <w:bottom w:type="dxa" w:w="70"/>
+              <w:right w:type="dxa" w:w="110"/>
+            </w:tcMar>
+          </w:tcPr>
+          <w:p>
+            <w:r>
+              <w:rPr>
+                <w:sz w:val="18"/>
+                <w:szCs w:val="18"/>
+              </w:rPr>
+              <w:t xml:space="preserve">TC-003-010</w:t>
+            </w:r>
+          </w:p>
+        </w:tc>
+        <w:tc>
+          <w:tcPr>
+            <w:tcW w:type="dxa" w:w="3800"/>
+            <w:tcBorders>
+              <w:top w:val="single" w:color="BBBBBB" w:sz="1"/>
+              <w:left w:val="single" w:color="BBBBBB" w:sz="1"/>
+              <w:bottom w:val="single" w:color="BBBBBB" w:sz="1"/>
+              <w:right w:val="single" w:color="BBBBBB" w:sz="1"/>
+            </w:tcBorders>
+            <w:tcMar>
+              <w:top w:type="dxa" w:w="70"/>
+              <w:left w:type="dxa" w:w="110"/>
+              <w:bottom w:type="dxa" w:w="70"/>
+              <w:right w:type="dxa" w:w="110"/>
+            </w:tcMar>
+          </w:tcPr>
+          <w:p>
+            <w:r>
+              <w:rPr>
+                <w:sz w:val="18"/>
+                <w:szCs w:val="18"/>
+              </w:rPr>
+              <w:t xml:space="preserve">26-char new password</w:t>
+            </w:r>
+          </w:p>
+        </w:tc>
+        <w:tc>
+          <w:tcPr>
+            <w:tcW w:type="dxa" w:w="2760"/>
+            <w:tcBorders>
+              <w:top w:val="single" w:color="BBBBBB" w:sz="1"/>
+              <w:left w:val="single" w:color="BBBBBB" w:sz="1"/>
+              <w:bottom w:val="single" w:color="BBBBBB" w:sz="1"/>
+              <w:right w:val="single" w:color="BBBBBB" w:sz="1"/>
+            </w:tcBorders>
+            <w:tcMar>
+              <w:top w:type="dxa" w:w="70"/>
+              <w:left w:type="dxa" w:w="110"/>
+              <w:bottom w:type="dxa" w:w="70"/>
+              <w:right w:type="dxa" w:w="110"/>
+            </w:tcMar>
+          </w:tcPr>
+          <w:p>
+            <w:r>
+              <w:rPr>
+                <w:sz w:val="18"/>
+                <w:szCs w:val="18"/>
+              </w:rPr>
+              <w:t xml:space="preserve">Password has been changed</w:t>
+            </w:r>
+          </w:p>
+        </w:tc>
+        <w:tc>
+          <w:tcPr>
+            <w:tcW w:type="dxa" w:w="1500"/>
+            <w:tcBorders>
+              <w:top w:val="single" w:color="BBBBBB" w:sz="1"/>
+              <w:left w:val="single" w:color="BBBBBB" w:sz="1"/>
+              <w:bottom w:val="single" w:color="BBBBBB" w:sz="1"/>
+              <w:right w:val="single" w:color="BBBBBB" w:sz="1"/>
+            </w:tcBorders>
+            <w:tcMar>
+              <w:top w:type="dxa" w:w="70"/>
+              <w:left w:type="dxa" w:w="110"/>
+              <w:bottom w:type="dxa" w:w="70"/>
+              <w:right w:type="dxa" w:w="110"/>
+            </w:tcMar>
+          </w:tcPr>
+          <w:p>
+            <w:r>
+              <w:rPr>
+                <w:sz w:val="18"/>
+                <w:szCs w:val="18"/>
+              </w:rPr>
+              <w:t xml:space="preserve">BVA</w:t>
             </w:r>
           </w:p>
         </w:tc>
@@ -3162,12 +5901,60 @@
       </w:pPr>
     </w:p>
     <w:p>
+      <w:pPr>
+        <w:pStyle w:val="ListParagraph"/>
+        <w:numPr>
+          <w:ilvl w:val="0"/>
+          <w:numId w:val="2"/>
+        </w:numPr>
+      </w:pPr>
       <w:r>
         <w:rPr>
-          <w:sz w:val="21"/>
-          <w:szCs w:val="21"/>
+          <w:b/>
+          <w:bCs/>
         </w:rPr>
-        <w:t xml:space="default"/>
+        <w:t xml:space="preserve">Level 1: </w:t>
+      </w:r>
+      <w:r>
+        <w:t xml:space="preserve">data.csv with columns testcase_id, current_password, new_password_1, new_password_2, expected_type, expected_result.</w:t>
+      </w:r>
+    </w:p>
+    <w:p>
+      <w:pPr>
+        <w:pStyle w:val="ListParagraph"/>
+        <w:numPr>
+          <w:ilvl w:val="0"/>
+          <w:numId w:val="2"/>
+        </w:numPr>
+      </w:pPr>
+      <w:r>
+        <w:rPr>
+          <w:b/>
+          <w:bCs/>
+        </w:rPr>
+        <w:t xml:space="preserve">Level 2: </w:t>
+      </w:r>
+      <w:r>
+        <w:t xml:space="preserve">The CSV additionally carries the login and change-password URLs, all form field IDs, the submit button, the result selector and the account credentials.</w:t>
+      </w:r>
+    </w:p>
+    <w:p>
+      <w:pPr>
+        <w:pStyle w:val="ListParagraph"/>
+        <w:numPr>
+          <w:ilvl w:val="0"/>
+          <w:numId w:val="2"/>
+        </w:numPr>
+      </w:pPr>
+      <w:r>
+        <w:rPr>
+          <w:b/>
+          <w:bCs/>
+        </w:rPr>
+        <w:t xml:space="preserve">Stability: </w:t>
+      </w:r>
+      <w:r>
+        <w:t xml:space="preserve">after a successful password change the script automatically rolls the password back so the test can be re-run.</w:t>
       </w:r>
     </w:p>
     <w:p>
@@ -3176,12 +5963,1437 @@
         <w:pageBreakBefore/>
       </w:pPr>
       <w:r>
-        <w:t xml:space="preserve">6. Non-Functional Testing</w:t>
-      </w:r>
-    </w:p>
-    <w:p>
-      <w:r>
-        <w:t xml:space="preserve">Two non-functional requirements of the Send Message feature were verified through automation. Both reuse the same Selenium login and conversation-navigation logic as the functional tests.</w:t>
+        <w:t xml:space="preserve">7. Feature 004 - Search Course</w:t>
+      </w:r>
+    </w:p>
+    <w:p>
+      <w:r>
+        <w:rPr>
+          <w:b/>
+          <w:bCs/>
+        </w:rPr>
+        <w:t xml:space="preserve">Owner: </w:t>
+      </w:r>
+      <w:r>
+        <w:t xml:space="preserve">Dang Minh Khang (22522871)     </w:t>
+      </w:r>
+      <w:r>
+        <w:rPr>
+          <w:b/>
+          <w:bCs/>
+        </w:rPr>
+        <w:t xml:space="preserve">Repository: </w:t>
+      </w:r>
+      <w:hyperlink w:history="1" r:id="rIdofahczmaunftyvzvqhgxc">
+        <w:r>
+          <w:rPr>
+            <w:rStyle w:val="Hyperlink"/>
+            <w:sz w:val="18"/>
+            <w:szCs w:val="18"/>
+          </w:rPr>
+          <w:t xml:space="preserve">LangTuBun/course_search_testing</w:t>
+        </w:r>
+      </w:hyperlink>
+    </w:p>
+    <w:p>
+      <w:r>
+        <w:rPr>
+          <w:b/>
+          <w:bCs/>
+        </w:rPr>
+        <w:t xml:space="preserve">Description: </w:t>
+      </w:r>
+      <w:r>
+        <w:t xml:space="preserve">A user searches the course catalogue by keyword and views the matching results.</w:t>
+      </w:r>
+    </w:p>
+    <w:p>
+      <w:pPr>
+        <w:spacing w:after="80"/>
+      </w:pPr>
+    </w:p>
+    <w:p>
+      <w:r>
+        <w:rPr>
+          <w:b/>
+          <w:bCs/>
+        </w:rPr>
+        <w:t xml:space="preserve">Test cases (11 total): </w:t>
+      </w:r>
+      <w:r>
+        <w:t xml:space="preserve">TC-004-001 to TC-004-011. TC-004-009 is a logged-in use-case flow (search, then open a course) stored in a separate data file.</w:t>
+      </w:r>
+    </w:p>
+    <w:p>
+      <w:pPr>
+        <w:spacing w:after="80"/>
+      </w:pPr>
+    </w:p>
+    <w:tbl>
+      <w:tblPr>
+        <w:tblW w:type="dxa" w:w="9360"/>
+        <w:tblBorders>
+          <w:top w:val="single" w:color="auto" w:sz="4"/>
+          <w:left w:val="single" w:color="auto" w:sz="4"/>
+          <w:bottom w:val="single" w:color="auto" w:sz="4"/>
+          <w:right w:val="single" w:color="auto" w:sz="4"/>
+          <w:insideH w:val="single" w:color="auto" w:sz="4"/>
+          <w:insideV w:val="single" w:color="auto" w:sz="4"/>
+        </w:tblBorders>
+      </w:tblPr>
+      <w:tblGrid>
+        <w:gridCol w:w="1300"/>
+        <w:gridCol w:w="2750"/>
+        <w:gridCol w:w="3810"/>
+        <w:gridCol w:w="1500"/>
+      </w:tblGrid>
+      <w:tr>
+        <w:trPr>
+          <w:tblHeader/>
+        </w:trPr>
+        <w:tc>
+          <w:tcPr>
+            <w:tcW w:type="dxa" w:w="1300"/>
+            <w:tcBorders>
+              <w:top w:val="single" w:color="BBBBBB" w:sz="1"/>
+              <w:left w:val="single" w:color="BBBBBB" w:sz="1"/>
+              <w:bottom w:val="single" w:color="BBBBBB" w:sz="1"/>
+              <w:right w:val="single" w:color="BBBBBB" w:sz="1"/>
+            </w:tcBorders>
+            <w:shd w:fill="1F3864" w:val="clear"/>
+            <w:tcMar>
+              <w:top w:type="dxa" w:w="70"/>
+              <w:left w:type="dxa" w:w="110"/>
+              <w:bottom w:type="dxa" w:w="70"/>
+              <w:right w:type="dxa" w:w="110"/>
+            </w:tcMar>
+          </w:tcPr>
+          <w:p>
+            <w:r>
+              <w:rPr>
+                <w:b/>
+                <w:bCs/>
+                <w:color w:val="FFFFFF"/>
+                <w:sz w:val="18"/>
+                <w:szCs w:val="18"/>
+              </w:rPr>
+              <w:t xml:space="preserve">Test Case</w:t>
+            </w:r>
+          </w:p>
+        </w:tc>
+        <w:tc>
+          <w:tcPr>
+            <w:tcW w:type="dxa" w:w="2750"/>
+            <w:tcBorders>
+              <w:top w:val="single" w:color="BBBBBB" w:sz="1"/>
+              <w:left w:val="single" w:color="BBBBBB" w:sz="1"/>
+              <w:bottom w:val="single" w:color="BBBBBB" w:sz="1"/>
+              <w:right w:val="single" w:color="BBBBBB" w:sz="1"/>
+            </w:tcBorders>
+            <w:shd w:fill="1F3864" w:val="clear"/>
+            <w:tcMar>
+              <w:top w:type="dxa" w:w="70"/>
+              <w:left w:type="dxa" w:w="110"/>
+              <w:bottom w:type="dxa" w:w="70"/>
+              <w:right w:type="dxa" w:w="110"/>
+            </w:tcMar>
+          </w:tcPr>
+          <w:p>
+            <w:r>
+              <w:rPr>
+                <w:b/>
+                <w:bCs/>
+                <w:color w:val="FFFFFF"/>
+                <w:sz w:val="18"/>
+                <w:szCs w:val="18"/>
+              </w:rPr>
+              <w:t xml:space="preserve">Keyword</w:t>
+            </w:r>
+          </w:p>
+        </w:tc>
+        <w:tc>
+          <w:tcPr>
+            <w:tcW w:type="dxa" w:w="3810"/>
+            <w:tcBorders>
+              <w:top w:val="single" w:color="BBBBBB" w:sz="1"/>
+              <w:left w:val="single" w:color="BBBBBB" w:sz="1"/>
+              <w:bottom w:val="single" w:color="BBBBBB" w:sz="1"/>
+              <w:right w:val="single" w:color="BBBBBB" w:sz="1"/>
+            </w:tcBorders>
+            <w:shd w:fill="1F3864" w:val="clear"/>
+            <w:tcMar>
+              <w:top w:type="dxa" w:w="70"/>
+              <w:left w:type="dxa" w:w="110"/>
+              <w:bottom w:type="dxa" w:w="70"/>
+              <w:right w:type="dxa" w:w="110"/>
+            </w:tcMar>
+          </w:tcPr>
+          <w:p>
+            <w:r>
+              <w:rPr>
+                <w:b/>
+                <w:bCs/>
+                <w:color w:val="FFFFFF"/>
+                <w:sz w:val="18"/>
+                <w:szCs w:val="18"/>
+              </w:rPr>
+              <w:t xml:space="preserve">Expected Result</w:t>
+            </w:r>
+          </w:p>
+        </w:tc>
+        <w:tc>
+          <w:tcPr>
+            <w:tcW w:type="dxa" w:w="1500"/>
+            <w:tcBorders>
+              <w:top w:val="single" w:color="BBBBBB" w:sz="1"/>
+              <w:left w:val="single" w:color="BBBBBB" w:sz="1"/>
+              <w:bottom w:val="single" w:color="BBBBBB" w:sz="1"/>
+              <w:right w:val="single" w:color="BBBBBB" w:sz="1"/>
+            </w:tcBorders>
+            <w:shd w:fill="1F3864" w:val="clear"/>
+            <w:tcMar>
+              <w:top w:type="dxa" w:w="70"/>
+              <w:left w:type="dxa" w:w="110"/>
+              <w:bottom w:type="dxa" w:w="70"/>
+              <w:right w:type="dxa" w:w="110"/>
+            </w:tcMar>
+          </w:tcPr>
+          <w:p>
+            <w:r>
+              <w:rPr>
+                <w:b/>
+                <w:bCs/>
+                <w:color w:val="FFFFFF"/>
+                <w:sz w:val="18"/>
+                <w:szCs w:val="18"/>
+              </w:rPr>
+              <w:t xml:space="preserve">Technique</w:t>
+            </w:r>
+          </w:p>
+        </w:tc>
+      </w:tr>
+      <w:tr>
+        <w:tc>
+          <w:tcPr>
+            <w:tcW w:type="dxa" w:w="1300"/>
+            <w:tcBorders>
+              <w:top w:val="single" w:color="BBBBBB" w:sz="1"/>
+              <w:left w:val="single" w:color="BBBBBB" w:sz="1"/>
+              <w:bottom w:val="single" w:color="BBBBBB" w:sz="1"/>
+              <w:right w:val="single" w:color="BBBBBB" w:sz="1"/>
+            </w:tcBorders>
+            <w:tcMar>
+              <w:top w:type="dxa" w:w="70"/>
+              <w:left w:type="dxa" w:w="110"/>
+              <w:bottom w:type="dxa" w:w="70"/>
+              <w:right w:type="dxa" w:w="110"/>
+            </w:tcMar>
+          </w:tcPr>
+          <w:p>
+            <w:r>
+              <w:rPr>
+                <w:sz w:val="18"/>
+                <w:szCs w:val="18"/>
+              </w:rPr>
+              <w:t xml:space="preserve">TC-004-001</w:t>
+            </w:r>
+          </w:p>
+        </w:tc>
+        <w:tc>
+          <w:tcPr>
+            <w:tcW w:type="dxa" w:w="2750"/>
+            <w:tcBorders>
+              <w:top w:val="single" w:color="BBBBBB" w:sz="1"/>
+              <w:left w:val="single" w:color="BBBBBB" w:sz="1"/>
+              <w:bottom w:val="single" w:color="BBBBBB" w:sz="1"/>
+              <w:right w:val="single" w:color="BBBBBB" w:sz="1"/>
+            </w:tcBorders>
+            <w:tcMar>
+              <w:top w:type="dxa" w:w="70"/>
+              <w:left w:type="dxa" w:w="110"/>
+              <w:bottom w:type="dxa" w:w="70"/>
+              <w:right w:type="dxa" w:w="110"/>
+            </w:tcMar>
+          </w:tcPr>
+          <w:p>
+            <w:r>
+              <w:rPr>
+                <w:sz w:val="18"/>
+                <w:szCs w:val="18"/>
+              </w:rPr>
+              <w:t xml:space="preserve">(empty)</w:t>
+            </w:r>
+          </w:p>
+        </w:tc>
+        <w:tc>
+          <w:tcPr>
+            <w:tcW w:type="dxa" w:w="3810"/>
+            <w:tcBorders>
+              <w:top w:val="single" w:color="BBBBBB" w:sz="1"/>
+              <w:left w:val="single" w:color="BBBBBB" w:sz="1"/>
+              <w:bottom w:val="single" w:color="BBBBBB" w:sz="1"/>
+              <w:right w:val="single" w:color="BBBBBB" w:sz="1"/>
+            </w:tcBorders>
+            <w:tcMar>
+              <w:top w:type="dxa" w:w="70"/>
+              <w:left w:type="dxa" w:w="110"/>
+              <w:bottom w:type="dxa" w:w="70"/>
+              <w:right w:type="dxa" w:w="110"/>
+            </w:tcMar>
+          </w:tcPr>
+          <w:p>
+            <w:r>
+              <w:rPr>
+                <w:sz w:val="18"/>
+                <w:szCs w:val="18"/>
+              </w:rPr>
+              <w:t xml:space="preserve">Page loads without crashing</w:t>
+            </w:r>
+          </w:p>
+        </w:tc>
+        <w:tc>
+          <w:tcPr>
+            <w:tcW w:type="dxa" w:w="1500"/>
+            <w:tcBorders>
+              <w:top w:val="single" w:color="BBBBBB" w:sz="1"/>
+              <w:left w:val="single" w:color="BBBBBB" w:sz="1"/>
+              <w:bottom w:val="single" w:color="BBBBBB" w:sz="1"/>
+              <w:right w:val="single" w:color="BBBBBB" w:sz="1"/>
+            </w:tcBorders>
+            <w:tcMar>
+              <w:top w:type="dxa" w:w="70"/>
+              <w:left w:type="dxa" w:w="110"/>
+              <w:bottom w:type="dxa" w:w="70"/>
+              <w:right w:type="dxa" w:w="110"/>
+            </w:tcMar>
+          </w:tcPr>
+          <w:p>
+            <w:r>
+              <w:rPr>
+                <w:sz w:val="18"/>
+                <w:szCs w:val="18"/>
+              </w:rPr>
+              <w:t xml:space="preserve">BVA</w:t>
+            </w:r>
+          </w:p>
+        </w:tc>
+      </w:tr>
+      <w:tr>
+        <w:tc>
+          <w:tcPr>
+            <w:tcW w:type="dxa" w:w="1300"/>
+            <w:tcBorders>
+              <w:top w:val="single" w:color="BBBBBB" w:sz="1"/>
+              <w:left w:val="single" w:color="BBBBBB" w:sz="1"/>
+              <w:bottom w:val="single" w:color="BBBBBB" w:sz="1"/>
+              <w:right w:val="single" w:color="BBBBBB" w:sz="1"/>
+            </w:tcBorders>
+            <w:tcMar>
+              <w:top w:type="dxa" w:w="70"/>
+              <w:left w:type="dxa" w:w="110"/>
+              <w:bottom w:type="dxa" w:w="70"/>
+              <w:right w:type="dxa" w:w="110"/>
+            </w:tcMar>
+          </w:tcPr>
+          <w:p>
+            <w:r>
+              <w:rPr>
+                <w:sz w:val="18"/>
+                <w:szCs w:val="18"/>
+              </w:rPr>
+              <w:t xml:space="preserve">TC-004-002</w:t>
+            </w:r>
+          </w:p>
+        </w:tc>
+        <w:tc>
+          <w:tcPr>
+            <w:tcW w:type="dxa" w:w="2750"/>
+            <w:tcBorders>
+              <w:top w:val="single" w:color="BBBBBB" w:sz="1"/>
+              <w:left w:val="single" w:color="BBBBBB" w:sz="1"/>
+              <w:bottom w:val="single" w:color="BBBBBB" w:sz="1"/>
+              <w:right w:val="single" w:color="BBBBBB" w:sz="1"/>
+            </w:tcBorders>
+            <w:tcMar>
+              <w:top w:type="dxa" w:w="70"/>
+              <w:left w:type="dxa" w:w="110"/>
+              <w:bottom w:type="dxa" w:w="70"/>
+              <w:right w:type="dxa" w:w="110"/>
+            </w:tcMar>
+          </w:tcPr>
+          <w:p>
+            <w:r>
+              <w:rPr>
+                <w:sz w:val="18"/>
+                <w:szCs w:val="18"/>
+              </w:rPr>
+              <w:t xml:space="preserve">a</w:t>
+            </w:r>
+          </w:p>
+        </w:tc>
+        <w:tc>
+          <w:tcPr>
+            <w:tcW w:type="dxa" w:w="3810"/>
+            <w:tcBorders>
+              <w:top w:val="single" w:color="BBBBBB" w:sz="1"/>
+              <w:left w:val="single" w:color="BBBBBB" w:sz="1"/>
+              <w:bottom w:val="single" w:color="BBBBBB" w:sz="1"/>
+              <w:right w:val="single" w:color="BBBBBB" w:sz="1"/>
+            </w:tcBorders>
+            <w:tcMar>
+              <w:top w:type="dxa" w:w="70"/>
+              <w:left w:type="dxa" w:w="110"/>
+              <w:bottom w:type="dxa" w:w="70"/>
+              <w:right w:type="dxa" w:w="110"/>
+            </w:tcMar>
+          </w:tcPr>
+          <w:p>
+            <w:r>
+              <w:rPr>
+                <w:sz w:val="18"/>
+                <w:szCs w:val="18"/>
+              </w:rPr>
+              <w:t xml:space="preserve">Results page loaded</w:t>
+            </w:r>
+          </w:p>
+        </w:tc>
+        <w:tc>
+          <w:tcPr>
+            <w:tcW w:type="dxa" w:w="1500"/>
+            <w:tcBorders>
+              <w:top w:val="single" w:color="BBBBBB" w:sz="1"/>
+              <w:left w:val="single" w:color="BBBBBB" w:sz="1"/>
+              <w:bottom w:val="single" w:color="BBBBBB" w:sz="1"/>
+              <w:right w:val="single" w:color="BBBBBB" w:sz="1"/>
+            </w:tcBorders>
+            <w:tcMar>
+              <w:top w:type="dxa" w:w="70"/>
+              <w:left w:type="dxa" w:w="110"/>
+              <w:bottom w:type="dxa" w:w="70"/>
+              <w:right w:type="dxa" w:w="110"/>
+            </w:tcMar>
+          </w:tcPr>
+          <w:p>
+            <w:r>
+              <w:rPr>
+                <w:sz w:val="18"/>
+                <w:szCs w:val="18"/>
+              </w:rPr>
+              <w:t xml:space="preserve">BVA</w:t>
+            </w:r>
+          </w:p>
+        </w:tc>
+      </w:tr>
+      <w:tr>
+        <w:tc>
+          <w:tcPr>
+            <w:tcW w:type="dxa" w:w="1300"/>
+            <w:tcBorders>
+              <w:top w:val="single" w:color="BBBBBB" w:sz="1"/>
+              <w:left w:val="single" w:color="BBBBBB" w:sz="1"/>
+              <w:bottom w:val="single" w:color="BBBBBB" w:sz="1"/>
+              <w:right w:val="single" w:color="BBBBBB" w:sz="1"/>
+            </w:tcBorders>
+            <w:tcMar>
+              <w:top w:type="dxa" w:w="70"/>
+              <w:left w:type="dxa" w:w="110"/>
+              <w:bottom w:type="dxa" w:w="70"/>
+              <w:right w:type="dxa" w:w="110"/>
+            </w:tcMar>
+          </w:tcPr>
+          <w:p>
+            <w:r>
+              <w:rPr>
+                <w:sz w:val="18"/>
+                <w:szCs w:val="18"/>
+              </w:rPr>
+              <w:t xml:space="preserve">TC-004-003</w:t>
+            </w:r>
+          </w:p>
+        </w:tc>
+        <w:tc>
+          <w:tcPr>
+            <w:tcW w:type="dxa" w:w="2750"/>
+            <w:tcBorders>
+              <w:top w:val="single" w:color="BBBBBB" w:sz="1"/>
+              <w:left w:val="single" w:color="BBBBBB" w:sz="1"/>
+              <w:bottom w:val="single" w:color="BBBBBB" w:sz="1"/>
+              <w:right w:val="single" w:color="BBBBBB" w:sz="1"/>
+            </w:tcBorders>
+            <w:tcMar>
+              <w:top w:type="dxa" w:w="70"/>
+              <w:left w:type="dxa" w:w="110"/>
+              <w:bottom w:type="dxa" w:w="70"/>
+              <w:right w:type="dxa" w:w="110"/>
+            </w:tcMar>
+          </w:tcPr>
+          <w:p>
+            <w:r>
+              <w:rPr>
+                <w:sz w:val="18"/>
+                <w:szCs w:val="18"/>
+              </w:rPr>
+              <w:t xml:space="preserve">Biology</w:t>
+            </w:r>
+          </w:p>
+        </w:tc>
+        <w:tc>
+          <w:tcPr>
+            <w:tcW w:type="dxa" w:w="3810"/>
+            <w:tcBorders>
+              <w:top w:val="single" w:color="BBBBBB" w:sz="1"/>
+              <w:left w:val="single" w:color="BBBBBB" w:sz="1"/>
+              <w:bottom w:val="single" w:color="BBBBBB" w:sz="1"/>
+              <w:right w:val="single" w:color="BBBBBB" w:sz="1"/>
+            </w:tcBorders>
+            <w:tcMar>
+              <w:top w:type="dxa" w:w="70"/>
+              <w:left w:type="dxa" w:w="110"/>
+              <w:bottom w:type="dxa" w:w="70"/>
+              <w:right w:type="dxa" w:w="110"/>
+            </w:tcMar>
+          </w:tcPr>
+          <w:p>
+            <w:r>
+              <w:rPr>
+                <w:sz w:val="18"/>
+                <w:szCs w:val="18"/>
+              </w:rPr>
+              <w:t xml:space="preserve">General Biology (Foundation) listed</w:t>
+            </w:r>
+          </w:p>
+        </w:tc>
+        <w:tc>
+          <w:tcPr>
+            <w:tcW w:type="dxa" w:w="1500"/>
+            <w:tcBorders>
+              <w:top w:val="single" w:color="BBBBBB" w:sz="1"/>
+              <w:left w:val="single" w:color="BBBBBB" w:sz="1"/>
+              <w:bottom w:val="single" w:color="BBBBBB" w:sz="1"/>
+              <w:right w:val="single" w:color="BBBBBB" w:sz="1"/>
+            </w:tcBorders>
+            <w:tcMar>
+              <w:top w:type="dxa" w:w="70"/>
+              <w:left w:type="dxa" w:w="110"/>
+              <w:bottom w:type="dxa" w:w="70"/>
+              <w:right w:type="dxa" w:w="110"/>
+            </w:tcMar>
+          </w:tcPr>
+          <w:p>
+            <w:r>
+              <w:rPr>
+                <w:sz w:val="18"/>
+                <w:szCs w:val="18"/>
+              </w:rPr>
+              <w:t xml:space="preserve">BVA</w:t>
+            </w:r>
+          </w:p>
+        </w:tc>
+      </w:tr>
+      <w:tr>
+        <w:tc>
+          <w:tcPr>
+            <w:tcW w:type="dxa" w:w="1300"/>
+            <w:tcBorders>
+              <w:top w:val="single" w:color="BBBBBB" w:sz="1"/>
+              <w:left w:val="single" w:color="BBBBBB" w:sz="1"/>
+              <w:bottom w:val="single" w:color="BBBBBB" w:sz="1"/>
+              <w:right w:val="single" w:color="BBBBBB" w:sz="1"/>
+            </w:tcBorders>
+            <w:tcMar>
+              <w:top w:type="dxa" w:w="70"/>
+              <w:left w:type="dxa" w:w="110"/>
+              <w:bottom w:type="dxa" w:w="70"/>
+              <w:right w:type="dxa" w:w="110"/>
+            </w:tcMar>
+          </w:tcPr>
+          <w:p>
+            <w:r>
+              <w:rPr>
+                <w:sz w:val="18"/>
+                <w:szCs w:val="18"/>
+              </w:rPr>
+              <w:t xml:space="preserve">TC-004-004</w:t>
+            </w:r>
+          </w:p>
+        </w:tc>
+        <w:tc>
+          <w:tcPr>
+            <w:tcW w:type="dxa" w:w="2750"/>
+            <w:tcBorders>
+              <w:top w:val="single" w:color="BBBBBB" w:sz="1"/>
+              <w:left w:val="single" w:color="BBBBBB" w:sz="1"/>
+              <w:bottom w:val="single" w:color="BBBBBB" w:sz="1"/>
+              <w:right w:val="single" w:color="BBBBBB" w:sz="1"/>
+            </w:tcBorders>
+            <w:tcMar>
+              <w:top w:type="dxa" w:w="70"/>
+              <w:left w:type="dxa" w:w="110"/>
+              <w:bottom w:type="dxa" w:w="70"/>
+              <w:right w:type="dxa" w:w="110"/>
+            </w:tcMar>
+          </w:tcPr>
+          <w:p>
+            <w:r>
+              <w:rPr>
+                <w:sz w:val="18"/>
+                <w:szCs w:val="18"/>
+              </w:rPr>
+              <w:t xml:space="preserve">a x 300</w:t>
+            </w:r>
+          </w:p>
+        </w:tc>
+        <w:tc>
+          <w:tcPr>
+            <w:tcW w:type="dxa" w:w="3810"/>
+            <w:tcBorders>
+              <w:top w:val="single" w:color="BBBBBB" w:sz="1"/>
+              <w:left w:val="single" w:color="BBBBBB" w:sz="1"/>
+              <w:bottom w:val="single" w:color="BBBBBB" w:sz="1"/>
+              <w:right w:val="single" w:color="BBBBBB" w:sz="1"/>
+            </w:tcBorders>
+            <w:tcMar>
+              <w:top w:type="dxa" w:w="70"/>
+              <w:left w:type="dxa" w:w="110"/>
+              <w:bottom w:type="dxa" w:w="70"/>
+              <w:right w:type="dxa" w:w="110"/>
+            </w:tcMar>
+          </w:tcPr>
+          <w:p>
+            <w:r>
+              <w:rPr>
+                <w:sz w:val="18"/>
+                <w:szCs w:val="18"/>
+              </w:rPr>
+              <w:t xml:space="preserve">No courses were found</w:t>
+            </w:r>
+          </w:p>
+        </w:tc>
+        <w:tc>
+          <w:tcPr>
+            <w:tcW w:type="dxa" w:w="1500"/>
+            <w:tcBorders>
+              <w:top w:val="single" w:color="BBBBBB" w:sz="1"/>
+              <w:left w:val="single" w:color="BBBBBB" w:sz="1"/>
+              <w:bottom w:val="single" w:color="BBBBBB" w:sz="1"/>
+              <w:right w:val="single" w:color="BBBBBB" w:sz="1"/>
+            </w:tcBorders>
+            <w:tcMar>
+              <w:top w:type="dxa" w:w="70"/>
+              <w:left w:type="dxa" w:w="110"/>
+              <w:bottom w:type="dxa" w:w="70"/>
+              <w:right w:type="dxa" w:w="110"/>
+            </w:tcMar>
+          </w:tcPr>
+          <w:p>
+            <w:r>
+              <w:rPr>
+                <w:sz w:val="18"/>
+                <w:szCs w:val="18"/>
+              </w:rPr>
+              <w:t xml:space="preserve">BVA</w:t>
+            </w:r>
+          </w:p>
+        </w:tc>
+      </w:tr>
+      <w:tr>
+        <w:tc>
+          <w:tcPr>
+            <w:tcW w:type="dxa" w:w="1300"/>
+            <w:tcBorders>
+              <w:top w:val="single" w:color="BBBBBB" w:sz="1"/>
+              <w:left w:val="single" w:color="BBBBBB" w:sz="1"/>
+              <w:bottom w:val="single" w:color="BBBBBB" w:sz="1"/>
+              <w:right w:val="single" w:color="BBBBBB" w:sz="1"/>
+            </w:tcBorders>
+            <w:tcMar>
+              <w:top w:type="dxa" w:w="70"/>
+              <w:left w:type="dxa" w:w="110"/>
+              <w:bottom w:type="dxa" w:w="70"/>
+              <w:right w:type="dxa" w:w="110"/>
+            </w:tcMar>
+          </w:tcPr>
+          <w:p>
+            <w:r>
+              <w:rPr>
+                <w:sz w:val="18"/>
+                <w:szCs w:val="18"/>
+              </w:rPr>
+              <w:t xml:space="preserve">TC-004-005</w:t>
+            </w:r>
+          </w:p>
+        </w:tc>
+        <w:tc>
+          <w:tcPr>
+            <w:tcW w:type="dxa" w:w="2750"/>
+            <w:tcBorders>
+              <w:top w:val="single" w:color="BBBBBB" w:sz="1"/>
+              <w:left w:val="single" w:color="BBBBBB" w:sz="1"/>
+              <w:bottom w:val="single" w:color="BBBBBB" w:sz="1"/>
+              <w:right w:val="single" w:color="BBBBBB" w:sz="1"/>
+            </w:tcBorders>
+            <w:tcMar>
+              <w:top w:type="dxa" w:w="70"/>
+              <w:left w:type="dxa" w:w="110"/>
+              <w:bottom w:type="dxa" w:w="70"/>
+              <w:right w:type="dxa" w:w="110"/>
+            </w:tcMar>
+          </w:tcPr>
+          <w:p>
+            <w:r>
+              <w:rPr>
+                <w:sz w:val="18"/>
+                <w:szCs w:val="18"/>
+              </w:rPr>
+              <w:t xml:space="preserve">Psychology</w:t>
+            </w:r>
+          </w:p>
+        </w:tc>
+        <w:tc>
+          <w:tcPr>
+            <w:tcW w:type="dxa" w:w="3810"/>
+            <w:tcBorders>
+              <w:top w:val="single" w:color="BBBBBB" w:sz="1"/>
+              <w:left w:val="single" w:color="BBBBBB" w:sz="1"/>
+              <w:bottom w:val="single" w:color="BBBBBB" w:sz="1"/>
+              <w:right w:val="single" w:color="BBBBBB" w:sz="1"/>
+            </w:tcBorders>
+            <w:tcMar>
+              <w:top w:type="dxa" w:w="70"/>
+              <w:left w:type="dxa" w:w="110"/>
+              <w:bottom w:type="dxa" w:w="70"/>
+              <w:right w:type="dxa" w:w="110"/>
+            </w:tcMar>
+          </w:tcPr>
+          <w:p>
+            <w:r>
+              <w:rPr>
+                <w:sz w:val="18"/>
+                <w:szCs w:val="18"/>
+              </w:rPr>
+              <w:t xml:space="preserve">Psychology in Cinema listed</w:t>
+            </w:r>
+          </w:p>
+        </w:tc>
+        <w:tc>
+          <w:tcPr>
+            <w:tcW w:type="dxa" w:w="1500"/>
+            <w:tcBorders>
+              <w:top w:val="single" w:color="BBBBBB" w:sz="1"/>
+              <w:left w:val="single" w:color="BBBBBB" w:sz="1"/>
+              <w:bottom w:val="single" w:color="BBBBBB" w:sz="1"/>
+              <w:right w:val="single" w:color="BBBBBB" w:sz="1"/>
+            </w:tcBorders>
+            <w:tcMar>
+              <w:top w:type="dxa" w:w="70"/>
+              <w:left w:type="dxa" w:w="110"/>
+              <w:bottom w:type="dxa" w:w="70"/>
+              <w:right w:type="dxa" w:w="110"/>
+            </w:tcMar>
+          </w:tcPr>
+          <w:p>
+            <w:r>
+              <w:rPr>
+                <w:sz w:val="18"/>
+                <w:szCs w:val="18"/>
+              </w:rPr>
+              <w:t xml:space="preserve">ECP</w:t>
+            </w:r>
+          </w:p>
+        </w:tc>
+      </w:tr>
+      <w:tr>
+        <w:tc>
+          <w:tcPr>
+            <w:tcW w:type="dxa" w:w="1300"/>
+            <w:tcBorders>
+              <w:top w:val="single" w:color="BBBBBB" w:sz="1"/>
+              <w:left w:val="single" w:color="BBBBBB" w:sz="1"/>
+              <w:bottom w:val="single" w:color="BBBBBB" w:sz="1"/>
+              <w:right w:val="single" w:color="BBBBBB" w:sz="1"/>
+            </w:tcBorders>
+            <w:tcMar>
+              <w:top w:type="dxa" w:w="70"/>
+              <w:left w:type="dxa" w:w="110"/>
+              <w:bottom w:type="dxa" w:w="70"/>
+              <w:right w:type="dxa" w:w="110"/>
+            </w:tcMar>
+          </w:tcPr>
+          <w:p>
+            <w:r>
+              <w:rPr>
+                <w:sz w:val="18"/>
+                <w:szCs w:val="18"/>
+              </w:rPr>
+              <w:t xml:space="preserve">TC-004-006</w:t>
+            </w:r>
+          </w:p>
+        </w:tc>
+        <w:tc>
+          <w:tcPr>
+            <w:tcW w:type="dxa" w:w="2750"/>
+            <w:tcBorders>
+              <w:top w:val="single" w:color="BBBBBB" w:sz="1"/>
+              <w:left w:val="single" w:color="BBBBBB" w:sz="1"/>
+              <w:bottom w:val="single" w:color="BBBBBB" w:sz="1"/>
+              <w:right w:val="single" w:color="BBBBBB" w:sz="1"/>
+            </w:tcBorders>
+            <w:tcMar>
+              <w:top w:type="dxa" w:w="70"/>
+              <w:left w:type="dxa" w:w="110"/>
+              <w:bottom w:type="dxa" w:w="70"/>
+              <w:right w:type="dxa" w:w="110"/>
+            </w:tcMar>
+          </w:tcPr>
+          <w:p>
+            <w:r>
+              <w:rPr>
+                <w:sz w:val="18"/>
+                <w:szCs w:val="18"/>
+              </w:rPr>
+              <w:t xml:space="preserve">xyznonexistent</w:t>
+            </w:r>
+          </w:p>
+        </w:tc>
+        <w:tc>
+          <w:tcPr>
+            <w:tcW w:type="dxa" w:w="3810"/>
+            <w:tcBorders>
+              <w:top w:val="single" w:color="BBBBBB" w:sz="1"/>
+              <w:left w:val="single" w:color="BBBBBB" w:sz="1"/>
+              <w:bottom w:val="single" w:color="BBBBBB" w:sz="1"/>
+              <w:right w:val="single" w:color="BBBBBB" w:sz="1"/>
+            </w:tcBorders>
+            <w:tcMar>
+              <w:top w:type="dxa" w:w="70"/>
+              <w:left w:type="dxa" w:w="110"/>
+              <w:bottom w:type="dxa" w:w="70"/>
+              <w:right w:type="dxa" w:w="110"/>
+            </w:tcMar>
+          </w:tcPr>
+          <w:p>
+            <w:r>
+              <w:rPr>
+                <w:sz w:val="18"/>
+                <w:szCs w:val="18"/>
+              </w:rPr>
+              <w:t xml:space="preserve">No courses were found</w:t>
+            </w:r>
+          </w:p>
+        </w:tc>
+        <w:tc>
+          <w:tcPr>
+            <w:tcW w:type="dxa" w:w="1500"/>
+            <w:tcBorders>
+              <w:top w:val="single" w:color="BBBBBB" w:sz="1"/>
+              <w:left w:val="single" w:color="BBBBBB" w:sz="1"/>
+              <w:bottom w:val="single" w:color="BBBBBB" w:sz="1"/>
+              <w:right w:val="single" w:color="BBBBBB" w:sz="1"/>
+            </w:tcBorders>
+            <w:tcMar>
+              <w:top w:type="dxa" w:w="70"/>
+              <w:left w:type="dxa" w:w="110"/>
+              <w:bottom w:type="dxa" w:w="70"/>
+              <w:right w:type="dxa" w:w="110"/>
+            </w:tcMar>
+          </w:tcPr>
+          <w:p>
+            <w:r>
+              <w:rPr>
+                <w:sz w:val="18"/>
+                <w:szCs w:val="18"/>
+              </w:rPr>
+              <w:t xml:space="preserve">ECP</w:t>
+            </w:r>
+          </w:p>
+        </w:tc>
+      </w:tr>
+      <w:tr>
+        <w:tc>
+          <w:tcPr>
+            <w:tcW w:type="dxa" w:w="1300"/>
+            <w:tcBorders>
+              <w:top w:val="single" w:color="BBBBBB" w:sz="1"/>
+              <w:left w:val="single" w:color="BBBBBB" w:sz="1"/>
+              <w:bottom w:val="single" w:color="BBBBBB" w:sz="1"/>
+              <w:right w:val="single" w:color="BBBBBB" w:sz="1"/>
+            </w:tcBorders>
+            <w:tcMar>
+              <w:top w:type="dxa" w:w="70"/>
+              <w:left w:type="dxa" w:w="110"/>
+              <w:bottom w:type="dxa" w:w="70"/>
+              <w:right w:type="dxa" w:w="110"/>
+            </w:tcMar>
+          </w:tcPr>
+          <w:p>
+            <w:r>
+              <w:rPr>
+                <w:sz w:val="18"/>
+                <w:szCs w:val="18"/>
+              </w:rPr>
+              <w:t xml:space="preserve">TC-004-007</w:t>
+            </w:r>
+          </w:p>
+        </w:tc>
+        <w:tc>
+          <w:tcPr>
+            <w:tcW w:type="dxa" w:w="2750"/>
+            <w:tcBorders>
+              <w:top w:val="single" w:color="BBBBBB" w:sz="1"/>
+              <w:left w:val="single" w:color="BBBBBB" w:sz="1"/>
+              <w:bottom w:val="single" w:color="BBBBBB" w:sz="1"/>
+              <w:right w:val="single" w:color="BBBBBB" w:sz="1"/>
+            </w:tcBorders>
+            <w:tcMar>
+              <w:top w:type="dxa" w:w="70"/>
+              <w:left w:type="dxa" w:w="110"/>
+              <w:bottom w:type="dxa" w:w="70"/>
+              <w:right w:type="dxa" w:w="110"/>
+            </w:tcMar>
+          </w:tcPr>
+          <w:p>
+            <w:r>
+              <w:rPr>
+                <w:sz w:val="18"/>
+                <w:szCs w:val="18"/>
+              </w:rPr>
+              <w:t xml:space="preserve">@#$%^&amp;*</w:t>
+            </w:r>
+          </w:p>
+        </w:tc>
+        <w:tc>
+          <w:tcPr>
+            <w:tcW w:type="dxa" w:w="3810"/>
+            <w:tcBorders>
+              <w:top w:val="single" w:color="BBBBBB" w:sz="1"/>
+              <w:left w:val="single" w:color="BBBBBB" w:sz="1"/>
+              <w:bottom w:val="single" w:color="BBBBBB" w:sz="1"/>
+              <w:right w:val="single" w:color="BBBBBB" w:sz="1"/>
+            </w:tcBorders>
+            <w:tcMar>
+              <w:top w:type="dxa" w:w="70"/>
+              <w:left w:type="dxa" w:w="110"/>
+              <w:bottom w:type="dxa" w:w="70"/>
+              <w:right w:type="dxa" w:w="110"/>
+            </w:tcMar>
+          </w:tcPr>
+          <w:p>
+            <w:r>
+              <w:rPr>
+                <w:sz w:val="18"/>
+                <w:szCs w:val="18"/>
+              </w:rPr>
+              <w:t xml:space="preserve">No crash or fatal error</w:t>
+            </w:r>
+          </w:p>
+        </w:tc>
+        <w:tc>
+          <w:tcPr>
+            <w:tcW w:type="dxa" w:w="1500"/>
+            <w:tcBorders>
+              <w:top w:val="single" w:color="BBBBBB" w:sz="1"/>
+              <w:left w:val="single" w:color="BBBBBB" w:sz="1"/>
+              <w:bottom w:val="single" w:color="BBBBBB" w:sz="1"/>
+              <w:right w:val="single" w:color="BBBBBB" w:sz="1"/>
+            </w:tcBorders>
+            <w:tcMar>
+              <w:top w:type="dxa" w:w="70"/>
+              <w:left w:type="dxa" w:w="110"/>
+              <w:bottom w:type="dxa" w:w="70"/>
+              <w:right w:type="dxa" w:w="110"/>
+            </w:tcMar>
+          </w:tcPr>
+          <w:p>
+            <w:r>
+              <w:rPr>
+                <w:sz w:val="18"/>
+                <w:szCs w:val="18"/>
+              </w:rPr>
+              <w:t xml:space="preserve">ECP</w:t>
+            </w:r>
+          </w:p>
+        </w:tc>
+      </w:tr>
+      <w:tr>
+        <w:tc>
+          <w:tcPr>
+            <w:tcW w:type="dxa" w:w="1300"/>
+            <w:tcBorders>
+              <w:top w:val="single" w:color="BBBBBB" w:sz="1"/>
+              <w:left w:val="single" w:color="BBBBBB" w:sz="1"/>
+              <w:bottom w:val="single" w:color="BBBBBB" w:sz="1"/>
+              <w:right w:val="single" w:color="BBBBBB" w:sz="1"/>
+            </w:tcBorders>
+            <w:tcMar>
+              <w:top w:type="dxa" w:w="70"/>
+              <w:left w:type="dxa" w:w="110"/>
+              <w:bottom w:type="dxa" w:w="70"/>
+              <w:right w:type="dxa" w:w="110"/>
+            </w:tcMar>
+          </w:tcPr>
+          <w:p>
+            <w:r>
+              <w:rPr>
+                <w:sz w:val="18"/>
+                <w:szCs w:val="18"/>
+              </w:rPr>
+              <w:t xml:space="preserve">TC-004-008</w:t>
+            </w:r>
+          </w:p>
+        </w:tc>
+        <w:tc>
+          <w:tcPr>
+            <w:tcW w:type="dxa" w:w="2750"/>
+            <w:tcBorders>
+              <w:top w:val="single" w:color="BBBBBB" w:sz="1"/>
+              <w:left w:val="single" w:color="BBBBBB" w:sz="1"/>
+              <w:bottom w:val="single" w:color="BBBBBB" w:sz="1"/>
+              <w:right w:val="single" w:color="BBBBBB" w:sz="1"/>
+            </w:tcBorders>
+            <w:tcMar>
+              <w:top w:type="dxa" w:w="70"/>
+              <w:left w:type="dxa" w:w="110"/>
+              <w:bottom w:type="dxa" w:w="70"/>
+              <w:right w:type="dxa" w:w="110"/>
+            </w:tcMar>
+          </w:tcPr>
+          <w:p>
+            <w:r>
+              <w:rPr>
+                <w:sz w:val="18"/>
+                <w:szCs w:val="18"/>
+              </w:rPr>
+              <w:t xml:space="preserve">DIGITAL</w:t>
+            </w:r>
+          </w:p>
+        </w:tc>
+        <w:tc>
+          <w:tcPr>
+            <w:tcW w:type="dxa" w:w="3810"/>
+            <w:tcBorders>
+              <w:top w:val="single" w:color="BBBBBB" w:sz="1"/>
+              <w:left w:val="single" w:color="BBBBBB" w:sz="1"/>
+              <w:bottom w:val="single" w:color="BBBBBB" w:sz="1"/>
+              <w:right w:val="single" w:color="BBBBBB" w:sz="1"/>
+            </w:tcBorders>
+            <w:tcMar>
+              <w:top w:type="dxa" w:w="70"/>
+              <w:left w:type="dxa" w:w="110"/>
+              <w:bottom w:type="dxa" w:w="70"/>
+              <w:right w:type="dxa" w:w="110"/>
+            </w:tcMar>
+          </w:tcPr>
+          <w:p>
+            <w:r>
+              <w:rPr>
+                <w:sz w:val="18"/>
+                <w:szCs w:val="18"/>
+              </w:rPr>
+              <w:t xml:space="preserve">Digital Literacy listed (case-insensitive)</w:t>
+            </w:r>
+          </w:p>
+        </w:tc>
+        <w:tc>
+          <w:tcPr>
+            <w:tcW w:type="dxa" w:w="1500"/>
+            <w:tcBorders>
+              <w:top w:val="single" w:color="BBBBBB" w:sz="1"/>
+              <w:left w:val="single" w:color="BBBBBB" w:sz="1"/>
+              <w:bottom w:val="single" w:color="BBBBBB" w:sz="1"/>
+              <w:right w:val="single" w:color="BBBBBB" w:sz="1"/>
+            </w:tcBorders>
+            <w:tcMar>
+              <w:top w:type="dxa" w:w="70"/>
+              <w:left w:type="dxa" w:w="110"/>
+              <w:bottom w:type="dxa" w:w="70"/>
+              <w:right w:type="dxa" w:w="110"/>
+            </w:tcMar>
+          </w:tcPr>
+          <w:p>
+            <w:r>
+              <w:rPr>
+                <w:sz w:val="18"/>
+                <w:szCs w:val="18"/>
+              </w:rPr>
+              <w:t xml:space="preserve">ECP</w:t>
+            </w:r>
+          </w:p>
+        </w:tc>
+      </w:tr>
+      <w:tr>
+        <w:tc>
+          <w:tcPr>
+            <w:tcW w:type="dxa" w:w="1300"/>
+            <w:tcBorders>
+              <w:top w:val="single" w:color="BBBBBB" w:sz="1"/>
+              <w:left w:val="single" w:color="BBBBBB" w:sz="1"/>
+              <w:bottom w:val="single" w:color="BBBBBB" w:sz="1"/>
+              <w:right w:val="single" w:color="BBBBBB" w:sz="1"/>
+            </w:tcBorders>
+            <w:tcMar>
+              <w:top w:type="dxa" w:w="70"/>
+              <w:left w:type="dxa" w:w="110"/>
+              <w:bottom w:type="dxa" w:w="70"/>
+              <w:right w:type="dxa" w:w="110"/>
+            </w:tcMar>
+          </w:tcPr>
+          <w:p>
+            <w:r>
+              <w:rPr>
+                <w:sz w:val="18"/>
+                <w:szCs w:val="18"/>
+              </w:rPr>
+              <w:t xml:space="preserve">TC-004-009</w:t>
+            </w:r>
+          </w:p>
+        </w:tc>
+        <w:tc>
+          <w:tcPr>
+            <w:tcW w:type="dxa" w:w="2750"/>
+            <w:tcBorders>
+              <w:top w:val="single" w:color="BBBBBB" w:sz="1"/>
+              <w:left w:val="single" w:color="BBBBBB" w:sz="1"/>
+              <w:bottom w:val="single" w:color="BBBBBB" w:sz="1"/>
+              <w:right w:val="single" w:color="BBBBBB" w:sz="1"/>
+            </w:tcBorders>
+            <w:tcMar>
+              <w:top w:type="dxa" w:w="70"/>
+              <w:left w:type="dxa" w:w="110"/>
+              <w:bottom w:type="dxa" w:w="70"/>
+              <w:right w:type="dxa" w:w="110"/>
+            </w:tcMar>
+          </w:tcPr>
+          <w:p>
+            <w:r>
+              <w:rPr>
+                <w:sz w:val="18"/>
+                <w:szCs w:val="18"/>
+              </w:rPr>
+              <w:t xml:space="preserve">Biology (logged in)</w:t>
+            </w:r>
+          </w:p>
+        </w:tc>
+        <w:tc>
+          <w:tcPr>
+            <w:tcW w:type="dxa" w:w="3810"/>
+            <w:tcBorders>
+              <w:top w:val="single" w:color="BBBBBB" w:sz="1"/>
+              <w:left w:val="single" w:color="BBBBBB" w:sz="1"/>
+              <w:bottom w:val="single" w:color="BBBBBB" w:sz="1"/>
+              <w:right w:val="single" w:color="BBBBBB" w:sz="1"/>
+            </w:tcBorders>
+            <w:tcMar>
+              <w:top w:type="dxa" w:w="70"/>
+              <w:left w:type="dxa" w:w="110"/>
+              <w:bottom w:type="dxa" w:w="70"/>
+              <w:right w:type="dxa" w:w="110"/>
+            </w:tcMar>
+          </w:tcPr>
+          <w:p>
+            <w:r>
+              <w:rPr>
+                <w:sz w:val="18"/>
+                <w:szCs w:val="18"/>
+              </w:rPr>
+              <w:t xml:space="preserve">Search, open course, land on course page</w:t>
+            </w:r>
+          </w:p>
+        </w:tc>
+        <w:tc>
+          <w:tcPr>
+            <w:tcW w:type="dxa" w:w="1500"/>
+            <w:tcBorders>
+              <w:top w:val="single" w:color="BBBBBB" w:sz="1"/>
+              <w:left w:val="single" w:color="BBBBBB" w:sz="1"/>
+              <w:bottom w:val="single" w:color="BBBBBB" w:sz="1"/>
+              <w:right w:val="single" w:color="BBBBBB" w:sz="1"/>
+            </w:tcBorders>
+            <w:tcMar>
+              <w:top w:type="dxa" w:w="70"/>
+              <w:left w:type="dxa" w:w="110"/>
+              <w:bottom w:type="dxa" w:w="70"/>
+              <w:right w:type="dxa" w:w="110"/>
+            </w:tcMar>
+          </w:tcPr>
+          <w:p>
+            <w:r>
+              <w:rPr>
+                <w:sz w:val="18"/>
+                <w:szCs w:val="18"/>
+              </w:rPr>
+              <w:t xml:space="preserve">Use-case</w:t>
+            </w:r>
+          </w:p>
+        </w:tc>
+      </w:tr>
+      <w:tr>
+        <w:tc>
+          <w:tcPr>
+            <w:tcW w:type="dxa" w:w="1300"/>
+            <w:tcBorders>
+              <w:top w:val="single" w:color="BBBBBB" w:sz="1"/>
+              <w:left w:val="single" w:color="BBBBBB" w:sz="1"/>
+              <w:bottom w:val="single" w:color="BBBBBB" w:sz="1"/>
+              <w:right w:val="single" w:color="BBBBBB" w:sz="1"/>
+            </w:tcBorders>
+            <w:tcMar>
+              <w:top w:type="dxa" w:w="70"/>
+              <w:left w:type="dxa" w:w="110"/>
+              <w:bottom w:type="dxa" w:w="70"/>
+              <w:right w:type="dxa" w:w="110"/>
+            </w:tcMar>
+          </w:tcPr>
+          <w:p>
+            <w:r>
+              <w:rPr>
+                <w:sz w:val="18"/>
+                <w:szCs w:val="18"/>
+              </w:rPr>
+              <w:t xml:space="preserve">TC-004-010</w:t>
+            </w:r>
+          </w:p>
+        </w:tc>
+        <w:tc>
+          <w:tcPr>
+            <w:tcW w:type="dxa" w:w="2750"/>
+            <w:tcBorders>
+              <w:top w:val="single" w:color="BBBBBB" w:sz="1"/>
+              <w:left w:val="single" w:color="BBBBBB" w:sz="1"/>
+              <w:bottom w:val="single" w:color="BBBBBB" w:sz="1"/>
+              <w:right w:val="single" w:color="BBBBBB" w:sz="1"/>
+            </w:tcBorders>
+            <w:tcMar>
+              <w:top w:type="dxa" w:w="70"/>
+              <w:left w:type="dxa" w:w="110"/>
+              <w:bottom w:type="dxa" w:w="70"/>
+              <w:right w:type="dxa" w:w="110"/>
+            </w:tcMar>
+          </w:tcPr>
+          <w:p>
+            <w:r>
+              <w:rPr>
+                <w:sz w:val="18"/>
+                <w:szCs w:val="18"/>
+              </w:rPr>
+              <w:t xml:space="preserve">History</w:t>
+            </w:r>
+          </w:p>
+        </w:tc>
+        <w:tc>
+          <w:tcPr>
+            <w:tcW w:type="dxa" w:w="3810"/>
+            <w:tcBorders>
+              <w:top w:val="single" w:color="BBBBBB" w:sz="1"/>
+              <w:left w:val="single" w:color="BBBBBB" w:sz="1"/>
+              <w:bottom w:val="single" w:color="BBBBBB" w:sz="1"/>
+              <w:right w:val="single" w:color="BBBBBB" w:sz="1"/>
+            </w:tcBorders>
+            <w:tcMar>
+              <w:top w:type="dxa" w:w="70"/>
+              <w:left w:type="dxa" w:w="110"/>
+              <w:bottom w:type="dxa" w:w="70"/>
+              <w:right w:type="dxa" w:w="110"/>
+            </w:tcMar>
+          </w:tcPr>
+          <w:p>
+            <w:r>
+              <w:rPr>
+                <w:sz w:val="18"/>
+                <w:szCs w:val="18"/>
+              </w:rPr>
+              <w:t xml:space="preserve">History: Russia in Revolution listed</w:t>
+            </w:r>
+          </w:p>
+        </w:tc>
+        <w:tc>
+          <w:tcPr>
+            <w:tcW w:type="dxa" w:w="1500"/>
+            <w:tcBorders>
+              <w:top w:val="single" w:color="BBBBBB" w:sz="1"/>
+              <w:left w:val="single" w:color="BBBBBB" w:sz="1"/>
+              <w:bottom w:val="single" w:color="BBBBBB" w:sz="1"/>
+              <w:right w:val="single" w:color="BBBBBB" w:sz="1"/>
+            </w:tcBorders>
+            <w:tcMar>
+              <w:top w:type="dxa" w:w="70"/>
+              <w:left w:type="dxa" w:w="110"/>
+              <w:bottom w:type="dxa" w:w="70"/>
+              <w:right w:type="dxa" w:w="110"/>
+            </w:tcMar>
+          </w:tcPr>
+          <w:p>
+            <w:r>
+              <w:rPr>
+                <w:sz w:val="18"/>
+                <w:szCs w:val="18"/>
+              </w:rPr>
+              <w:t xml:space="preserve">Use-case</w:t>
+            </w:r>
+          </w:p>
+        </w:tc>
+      </w:tr>
+      <w:tr>
+        <w:tc>
+          <w:tcPr>
+            <w:tcW w:type="dxa" w:w="1300"/>
+            <w:tcBorders>
+              <w:top w:val="single" w:color="BBBBBB" w:sz="1"/>
+              <w:left w:val="single" w:color="BBBBBB" w:sz="1"/>
+              <w:bottom w:val="single" w:color="BBBBBB" w:sz="1"/>
+              <w:right w:val="single" w:color="BBBBBB" w:sz="1"/>
+            </w:tcBorders>
+            <w:tcMar>
+              <w:top w:type="dxa" w:w="70"/>
+              <w:left w:type="dxa" w:w="110"/>
+              <w:bottom w:type="dxa" w:w="70"/>
+              <w:right w:type="dxa" w:w="110"/>
+            </w:tcMar>
+          </w:tcPr>
+          <w:p>
+            <w:r>
+              <w:rPr>
+                <w:sz w:val="18"/>
+                <w:szCs w:val="18"/>
+              </w:rPr>
+              <w:t xml:space="preserve">TC-004-011</w:t>
+            </w:r>
+          </w:p>
+        </w:tc>
+        <w:tc>
+          <w:tcPr>
+            <w:tcW w:type="dxa" w:w="2750"/>
+            <w:tcBorders>
+              <w:top w:val="single" w:color="BBBBBB" w:sz="1"/>
+              <w:left w:val="single" w:color="BBBBBB" w:sz="1"/>
+              <w:bottom w:val="single" w:color="BBBBBB" w:sz="1"/>
+              <w:right w:val="single" w:color="BBBBBB" w:sz="1"/>
+            </w:tcBorders>
+            <w:tcMar>
+              <w:top w:type="dxa" w:w="70"/>
+              <w:left w:type="dxa" w:w="110"/>
+              <w:bottom w:type="dxa" w:w="70"/>
+              <w:right w:type="dxa" w:w="110"/>
+            </w:tcMar>
+          </w:tcPr>
+          <w:p>
+            <w:r>
+              <w:rPr>
+                <w:sz w:val="18"/>
+                <w:szCs w:val="18"/>
+              </w:rPr>
+              <w:t xml:space="preserve">QuantumXYZ then English</w:t>
+            </w:r>
+          </w:p>
+        </w:tc>
+        <w:tc>
+          <w:tcPr>
+            <w:tcW w:type="dxa" w:w="3810"/>
+            <w:tcBorders>
+              <w:top w:val="single" w:color="BBBBBB" w:sz="1"/>
+              <w:left w:val="single" w:color="BBBBBB" w:sz="1"/>
+              <w:bottom w:val="single" w:color="BBBBBB" w:sz="1"/>
+              <w:right w:val="single" w:color="BBBBBB" w:sz="1"/>
+            </w:tcBorders>
+            <w:tcMar>
+              <w:top w:type="dxa" w:w="70"/>
+              <w:left w:type="dxa" w:w="110"/>
+              <w:bottom w:type="dxa" w:w="70"/>
+              <w:right w:type="dxa" w:w="110"/>
+            </w:tcMar>
+          </w:tcPr>
+          <w:p>
+            <w:r>
+              <w:rPr>
+                <w:sz w:val="18"/>
+                <w:szCs w:val="18"/>
+              </w:rPr>
+              <w:t xml:space="preserve">No results, refine, English course found</w:t>
+            </w:r>
+          </w:p>
+        </w:tc>
+        <w:tc>
+          <w:tcPr>
+            <w:tcW w:type="dxa" w:w="1500"/>
+            <w:tcBorders>
+              <w:top w:val="single" w:color="BBBBBB" w:sz="1"/>
+              <w:left w:val="single" w:color="BBBBBB" w:sz="1"/>
+              <w:bottom w:val="single" w:color="BBBBBB" w:sz="1"/>
+              <w:right w:val="single" w:color="BBBBBB" w:sz="1"/>
+            </w:tcBorders>
+            <w:tcMar>
+              <w:top w:type="dxa" w:w="70"/>
+              <w:left w:type="dxa" w:w="110"/>
+              <w:bottom w:type="dxa" w:w="70"/>
+              <w:right w:type="dxa" w:w="110"/>
+            </w:tcMar>
+          </w:tcPr>
+          <w:p>
+            <w:r>
+              <w:rPr>
+                <w:sz w:val="18"/>
+                <w:szCs w:val="18"/>
+              </w:rPr>
+              <w:t xml:space="preserve">Use-case</w:t>
+            </w:r>
+          </w:p>
+        </w:tc>
+      </w:tr>
+    </w:tbl>
+    <w:p>
+      <w:pPr>
+        <w:spacing w:after="80"/>
+      </w:pPr>
+    </w:p>
+    <w:p>
+      <w:pPr>
+        <w:pStyle w:val="ListParagraph"/>
+        <w:numPr>
+          <w:ilvl w:val="0"/>
+          <w:numId w:val="2"/>
+        </w:numPr>
+      </w:pPr>
+      <w:r>
+        <w:rPr>
+          <w:b/>
+          <w:bCs/>
+        </w:rPr>
+        <w:t xml:space="preserve">Level 1: </w:t>
+      </w:r>
+      <w:r>
+        <w:t xml:space="preserve">search_data.csv (columns test_id, keyword, expected_result, expected_url_fragment) and loggedin_search_data.csv for the logged-in case. The 300-character keyword is stored as the sentinel $REPEAT_a_300 and expanded at runtime.</w:t>
+      </w:r>
+    </w:p>
+    <w:p>
+      <w:pPr>
+        <w:pStyle w:val="ListParagraph"/>
+        <w:numPr>
+          <w:ilvl w:val="0"/>
+          <w:numId w:val="2"/>
+        </w:numPr>
+      </w:pPr>
+      <w:r>
+        <w:rPr>
+          <w:b/>
+          <w:bCs/>
+        </w:rPr>
+        <w:t xml:space="preserve">Level 2: </w:t>
+      </w:r>
+      <w:r>
+        <w:t xml:space="preserve">The CSV additionally carries the search page URL and the search-input and search-button selectors.</w:t>
+      </w:r>
+    </w:p>
+    <w:p>
+      <w:pPr>
+        <w:pStyle w:val="Heading1"/>
+        <w:pageBreakBefore/>
+      </w:pPr>
+      <w:r>
+        <w:t xml:space="preserve">8. Non-Functional Testing</w:t>
+      </w:r>
+    </w:p>
+    <w:p>
+      <w:r>
+        <w:t xml:space="preserve">In addition to re-testing the functional cases, each member verified non-functional requirements of their feature through automation. The tests reuse the same Selenium driver setup as the functional suites.</w:t>
       </w:r>
     </w:p>
     <w:p>
@@ -3203,8 +7415,9 @@
       </w:tblPr>
       <w:tblGrid>
         <w:gridCol w:w="1700"/>
-        <w:gridCol w:w="3830"/>
-        <w:gridCol w:w="3830"/>
+        <w:gridCol w:w="1500"/>
+        <w:gridCol w:w="4360"/>
+        <w:gridCol w:w="1800"/>
       </w:tblGrid>
       <w:tr>
         <w:trPr>
@@ -3233,16 +7446,16 @@
                 <w:b/>
                 <w:bCs/>
                 <w:color w:val="FFFFFF"/>
-                <w:sz w:val="19"/>
-                <w:szCs w:val="19"/>
-              </w:rPr>
-              <w:t xml:space="preserve">Aspect</w:t>
-            </w:r>
-          </w:p>
-        </w:tc>
-        <w:tc>
-          <w:tcPr>
-            <w:tcW w:type="dxa" w:w="3830"/>
+                <w:sz w:val="18"/>
+                <w:szCs w:val="18"/>
+              </w:rPr>
+              <w:t xml:space="preserve">Feature</w:t>
+            </w:r>
+          </w:p>
+        </w:tc>
+        <w:tc>
+          <w:tcPr>
+            <w:tcW w:type="dxa" w:w="1500"/>
             <w:tcBorders>
               <w:top w:val="single" w:color="BBBBBB" w:sz="1"/>
               <w:left w:val="single" w:color="BBBBBB" w:sz="1"/>
@@ -3263,16 +7476,16 @@
                 <w:b/>
                 <w:bCs/>
                 <w:color w:val="FFFFFF"/>
-                <w:sz w:val="19"/>
-                <w:szCs w:val="19"/>
-              </w:rPr>
-              <w:t xml:space="preserve">Test 1 - Performance</w:t>
-            </w:r>
-          </w:p>
-        </w:tc>
-        <w:tc>
-          <w:tcPr>
-            <w:tcW w:type="dxa" w:w="3830"/>
+                <w:sz w:val="18"/>
+                <w:szCs w:val="18"/>
+              </w:rPr>
+              <w:t xml:space="preserve">Type</w:t>
+            </w:r>
+          </w:p>
+        </w:tc>
+        <w:tc>
+          <w:tcPr>
+            <w:tcW w:type="dxa" w:w="4360"/>
             <w:tcBorders>
               <w:top w:val="single" w:color="BBBBBB" w:sz="1"/>
               <w:left w:val="single" w:color="BBBBBB" w:sz="1"/>
@@ -3293,10 +7506,40 @@
                 <w:b/>
                 <w:bCs/>
                 <w:color w:val="FFFFFF"/>
-                <w:sz w:val="19"/>
-                <w:szCs w:val="19"/>
-              </w:rPr>
-              <w:t xml:space="preserve">Test 2 - Load</w:t>
+                <w:sz w:val="18"/>
+                <w:szCs w:val="18"/>
+              </w:rPr>
+              <w:t xml:space="preserve">Approach and Metric</w:t>
+            </w:r>
+          </w:p>
+        </w:tc>
+        <w:tc>
+          <w:tcPr>
+            <w:tcW w:type="dxa" w:w="1800"/>
+            <w:tcBorders>
+              <w:top w:val="single" w:color="BBBBBB" w:sz="1"/>
+              <w:left w:val="single" w:color="BBBBBB" w:sz="1"/>
+              <w:bottom w:val="single" w:color="BBBBBB" w:sz="1"/>
+              <w:right w:val="single" w:color="BBBBBB" w:sz="1"/>
+            </w:tcBorders>
+            <w:shd w:fill="1F3864" w:val="clear"/>
+            <w:tcMar>
+              <w:top w:type="dxa" w:w="70"/>
+              <w:left w:type="dxa" w:w="110"/>
+              <w:bottom w:type="dxa" w:w="70"/>
+              <w:right w:type="dxa" w:w="110"/>
+            </w:tcMar>
+          </w:tcPr>
+          <w:p>
+            <w:r>
+              <w:rPr>
+                <w:b/>
+                <w:bCs/>
+                <w:color w:val="FFFFFF"/>
+                <w:sz w:val="18"/>
+                <w:szCs w:val="18"/>
+              </w:rPr>
+              <w:t xml:space="preserve">Threshold / Pass</w:t>
             </w:r>
           </w:p>
         </w:tc>
@@ -3321,62 +7564,88 @@
           <w:p>
             <w:r>
               <w:rPr>
-                <w:sz w:val="19"/>
-                <w:szCs w:val="19"/>
-              </w:rPr>
-              <w:t xml:space="preserve">Type</w:t>
-            </w:r>
-          </w:p>
-        </w:tc>
-        <w:tc>
-          <w:tcPr>
-            <w:tcW w:type="dxa" w:w="3830"/>
-            <w:tcBorders>
-              <w:top w:val="single" w:color="BBBBBB" w:sz="1"/>
-              <w:left w:val="single" w:color="BBBBBB" w:sz="1"/>
-              <w:bottom w:val="single" w:color="BBBBBB" w:sz="1"/>
-              <w:right w:val="single" w:color="BBBBBB" w:sz="1"/>
-            </w:tcBorders>
-            <w:tcMar>
-              <w:top w:type="dxa" w:w="70"/>
-              <w:left w:type="dxa" w:w="110"/>
-              <w:bottom w:type="dxa" w:w="70"/>
-              <w:right w:type="dxa" w:w="110"/>
-            </w:tcMar>
-          </w:tcPr>
-          <w:p>
-            <w:r>
-              <w:rPr>
-                <w:sz w:val="19"/>
-                <w:szCs w:val="19"/>
-              </w:rPr>
-              <w:t xml:space="preserve">Performance (response time)</w:t>
-            </w:r>
-          </w:p>
-        </w:tc>
-        <w:tc>
-          <w:tcPr>
-            <w:tcW w:type="dxa" w:w="3830"/>
-            <w:tcBorders>
-              <w:top w:val="single" w:color="BBBBBB" w:sz="1"/>
-              <w:left w:val="single" w:color="BBBBBB" w:sz="1"/>
-              <w:bottom w:val="single" w:color="BBBBBB" w:sz="1"/>
-              <w:right w:val="single" w:color="BBBBBB" w:sz="1"/>
-            </w:tcBorders>
-            <w:tcMar>
-              <w:top w:type="dxa" w:w="70"/>
-              <w:left w:type="dxa" w:w="110"/>
-              <w:bottom w:type="dxa" w:w="70"/>
-              <w:right w:type="dxa" w:w="110"/>
-            </w:tcMar>
-          </w:tcPr>
-          <w:p>
-            <w:r>
-              <w:rPr>
-                <w:sz w:val="19"/>
-                <w:szCs w:val="19"/>
-              </w:rPr>
-              <w:t xml:space="preserve">Load / throughput</w:t>
+                <w:sz w:val="18"/>
+                <w:szCs w:val="18"/>
+              </w:rPr>
+              <w:t xml:space="preserve">Log In</w:t>
+            </w:r>
+          </w:p>
+        </w:tc>
+        <w:tc>
+          <w:tcPr>
+            <w:tcW w:type="dxa" w:w="1500"/>
+            <w:tcBorders>
+              <w:top w:val="single" w:color="BBBBBB" w:sz="1"/>
+              <w:left w:val="single" w:color="BBBBBB" w:sz="1"/>
+              <w:bottom w:val="single" w:color="BBBBBB" w:sz="1"/>
+              <w:right w:val="single" w:color="BBBBBB" w:sz="1"/>
+            </w:tcBorders>
+            <w:tcMar>
+              <w:top w:type="dxa" w:w="70"/>
+              <w:left w:type="dxa" w:w="110"/>
+              <w:bottom w:type="dxa" w:w="70"/>
+              <w:right w:type="dxa" w:w="110"/>
+            </w:tcMar>
+          </w:tcPr>
+          <w:p>
+            <w:r>
+              <w:rPr>
+                <w:sz w:val="18"/>
+                <w:szCs w:val="18"/>
+              </w:rPr>
+              <w:t xml:space="preserve">Performance</w:t>
+            </w:r>
+          </w:p>
+        </w:tc>
+        <w:tc>
+          <w:tcPr>
+            <w:tcW w:type="dxa" w:w="4360"/>
+            <w:tcBorders>
+              <w:top w:val="single" w:color="BBBBBB" w:sz="1"/>
+              <w:left w:val="single" w:color="BBBBBB" w:sz="1"/>
+              <w:bottom w:val="single" w:color="BBBBBB" w:sz="1"/>
+              <w:right w:val="single" w:color="BBBBBB" w:sz="1"/>
+            </w:tcBorders>
+            <w:tcMar>
+              <w:top w:type="dxa" w:w="70"/>
+              <w:left w:type="dxa" w:w="110"/>
+              <w:bottom w:type="dxa" w:w="70"/>
+              <w:right w:type="dxa" w:w="110"/>
+            </w:tcMar>
+          </w:tcPr>
+          <w:p>
+            <w:r>
+              <w:rPr>
+                <w:sz w:val="18"/>
+                <w:szCs w:val="18"/>
+              </w:rPr>
+              <w:t xml:space="preserve">Measures elapsed time from page load, through entering credentials, to clicking the login button.</w:t>
+            </w:r>
+          </w:p>
+        </w:tc>
+        <w:tc>
+          <w:tcPr>
+            <w:tcW w:type="dxa" w:w="1800"/>
+            <w:tcBorders>
+              <w:top w:val="single" w:color="BBBBBB" w:sz="1"/>
+              <w:left w:val="single" w:color="BBBBBB" w:sz="1"/>
+              <w:bottom w:val="single" w:color="BBBBBB" w:sz="1"/>
+              <w:right w:val="single" w:color="BBBBBB" w:sz="1"/>
+            </w:tcBorders>
+            <w:tcMar>
+              <w:top w:type="dxa" w:w="70"/>
+              <w:left w:type="dxa" w:w="110"/>
+              <w:bottom w:type="dxa" w:w="70"/>
+              <w:right w:type="dxa" w:w="110"/>
+            </w:tcMar>
+          </w:tcPr>
+          <w:p>
+            <w:r>
+              <w:rPr>
+                <w:sz w:val="18"/>
+                <w:szCs w:val="18"/>
+              </w:rPr>
+              <w:t xml:space="preserve">&lt; 5 s (observed ~3.9 s)</w:t>
             </w:r>
           </w:p>
         </w:tc>
@@ -3401,62 +7670,88 @@
           <w:p>
             <w:r>
               <w:rPr>
-                <w:sz w:val="19"/>
-                <w:szCs w:val="19"/>
-              </w:rPr>
-              <w:t xml:space="preserve">Goal</w:t>
-            </w:r>
-          </w:p>
-        </w:tc>
-        <w:tc>
-          <w:tcPr>
-            <w:tcW w:type="dxa" w:w="3830"/>
-            <w:tcBorders>
-              <w:top w:val="single" w:color="BBBBBB" w:sz="1"/>
-              <w:left w:val="single" w:color="BBBBBB" w:sz="1"/>
-              <w:bottom w:val="single" w:color="BBBBBB" w:sz="1"/>
-              <w:right w:val="single" w:color="BBBBBB" w:sz="1"/>
-            </w:tcBorders>
-            <w:tcMar>
-              <w:top w:type="dxa" w:w="70"/>
-              <w:left w:type="dxa" w:w="110"/>
-              <w:bottom w:type="dxa" w:w="70"/>
-              <w:right w:type="dxa" w:w="110"/>
-            </w:tcMar>
-          </w:tcPr>
-          <w:p>
-            <w:r>
-              <w:rPr>
-                <w:sz w:val="19"/>
-                <w:szCs w:val="19"/>
-              </w:rPr>
-              <w:t xml:space="preserve">Confirm a message is delivered and displayed within an acceptable time.</w:t>
-            </w:r>
-          </w:p>
-        </w:tc>
-        <w:tc>
-          <w:tcPr>
-            <w:tcW w:type="dxa" w:w="3830"/>
-            <w:tcBorders>
-              <w:top w:val="single" w:color="BBBBBB" w:sz="1"/>
-              <w:left w:val="single" w:color="BBBBBB" w:sz="1"/>
-              <w:bottom w:val="single" w:color="BBBBBB" w:sz="1"/>
-              <w:right w:val="single" w:color="BBBBBB" w:sz="1"/>
-            </w:tcBorders>
-            <w:tcMar>
-              <w:top w:type="dxa" w:w="70"/>
-              <w:left w:type="dxa" w:w="110"/>
-              <w:bottom w:type="dxa" w:w="70"/>
-              <w:right w:type="dxa" w:w="110"/>
-            </w:tcMar>
-          </w:tcPr>
-          <w:p>
-            <w:r>
-              <w:rPr>
-                <w:sz w:val="19"/>
-                <w:szCs w:val="19"/>
-              </w:rPr>
-              <w:t xml:space="preserve">Confirm the feature sustains a burst of messages without losing or merging any.</w:t>
+                <w:sz w:val="18"/>
+                <w:szCs w:val="18"/>
+              </w:rPr>
+              <w:t xml:space="preserve">Send Message</w:t>
+            </w:r>
+          </w:p>
+        </w:tc>
+        <w:tc>
+          <w:tcPr>
+            <w:tcW w:type="dxa" w:w="1500"/>
+            <w:tcBorders>
+              <w:top w:val="single" w:color="BBBBBB" w:sz="1"/>
+              <w:left w:val="single" w:color="BBBBBB" w:sz="1"/>
+              <w:bottom w:val="single" w:color="BBBBBB" w:sz="1"/>
+              <w:right w:val="single" w:color="BBBBBB" w:sz="1"/>
+            </w:tcBorders>
+            <w:tcMar>
+              <w:top w:type="dxa" w:w="70"/>
+              <w:left w:type="dxa" w:w="110"/>
+              <w:bottom w:type="dxa" w:w="70"/>
+              <w:right w:type="dxa" w:w="110"/>
+            </w:tcMar>
+          </w:tcPr>
+          <w:p>
+            <w:r>
+              <w:rPr>
+                <w:sz w:val="18"/>
+                <w:szCs w:val="18"/>
+              </w:rPr>
+              <w:t xml:space="preserve">Performance</w:t>
+            </w:r>
+          </w:p>
+        </w:tc>
+        <w:tc>
+          <w:tcPr>
+            <w:tcW w:type="dxa" w:w="4360"/>
+            <w:tcBorders>
+              <w:top w:val="single" w:color="BBBBBB" w:sz="1"/>
+              <w:left w:val="single" w:color="BBBBBB" w:sz="1"/>
+              <w:bottom w:val="single" w:color="BBBBBB" w:sz="1"/>
+              <w:right w:val="single" w:color="BBBBBB" w:sz="1"/>
+            </w:tcBorders>
+            <w:tcMar>
+              <w:top w:type="dxa" w:w="70"/>
+              <w:left w:type="dxa" w:w="110"/>
+              <w:bottom w:type="dxa" w:w="70"/>
+              <w:right w:type="dxa" w:w="110"/>
+            </w:tcMar>
+          </w:tcPr>
+          <w:p>
+            <w:r>
+              <w:rPr>
+                <w:sz w:val="18"/>
+                <w:szCs w:val="18"/>
+              </w:rPr>
+              <w:t xml:space="preserve">Sends a short message 10 times; measures time from the Send click to the new bubble appearing; reports average and p95 latency.</w:t>
+            </w:r>
+          </w:p>
+        </w:tc>
+        <w:tc>
+          <w:tcPr>
+            <w:tcW w:type="dxa" w:w="1800"/>
+            <w:tcBorders>
+              <w:top w:val="single" w:color="BBBBBB" w:sz="1"/>
+              <w:left w:val="single" w:color="BBBBBB" w:sz="1"/>
+              <w:bottom w:val="single" w:color="BBBBBB" w:sz="1"/>
+              <w:right w:val="single" w:color="BBBBBB" w:sz="1"/>
+            </w:tcBorders>
+            <w:tcMar>
+              <w:top w:type="dxa" w:w="70"/>
+              <w:left w:type="dxa" w:w="110"/>
+              <w:bottom w:type="dxa" w:w="70"/>
+              <w:right w:type="dxa" w:w="110"/>
+            </w:tcMar>
+          </w:tcPr>
+          <w:p>
+            <w:r>
+              <w:rPr>
+                <w:sz w:val="18"/>
+                <w:szCs w:val="18"/>
+              </w:rPr>
+              <w:t xml:space="preserve">Avg &lt; 3 s, p95 &lt; 5 s</w:t>
             </w:r>
           </w:p>
         </w:tc>
@@ -3481,62 +7776,88 @@
           <w:p>
             <w:r>
               <w:rPr>
-                <w:sz w:val="19"/>
-                <w:szCs w:val="19"/>
-              </w:rPr>
-              <w:t xml:space="preserve">Approach</w:t>
-            </w:r>
-          </w:p>
-        </w:tc>
-        <w:tc>
-          <w:tcPr>
-            <w:tcW w:type="dxa" w:w="3830"/>
-            <w:tcBorders>
-              <w:top w:val="single" w:color="BBBBBB" w:sz="1"/>
-              <w:left w:val="single" w:color="BBBBBB" w:sz="1"/>
-              <w:bottom w:val="single" w:color="BBBBBB" w:sz="1"/>
-              <w:right w:val="single" w:color="BBBBBB" w:sz="1"/>
-            </w:tcBorders>
-            <w:tcMar>
-              <w:top w:type="dxa" w:w="70"/>
-              <w:left w:type="dxa" w:w="110"/>
-              <w:bottom w:type="dxa" w:w="70"/>
-              <w:right w:type="dxa" w:w="110"/>
-            </w:tcMar>
-          </w:tcPr>
-          <w:p>
-            <w:r>
-              <w:rPr>
-                <w:sz w:val="19"/>
-                <w:szCs w:val="19"/>
-              </w:rPr>
-              <w:t xml:space="preserve">Send a short message 10 times; measure elapsed time from the Send click until the new bubble is visible.</w:t>
-            </w:r>
-          </w:p>
-        </w:tc>
-        <w:tc>
-          <w:tcPr>
-            <w:tcW w:type="dxa" w:w="3830"/>
-            <w:tcBorders>
-              <w:top w:val="single" w:color="BBBBBB" w:sz="1"/>
-              <w:left w:val="single" w:color="BBBBBB" w:sz="1"/>
-              <w:bottom w:val="single" w:color="BBBBBB" w:sz="1"/>
-              <w:right w:val="single" w:color="BBBBBB" w:sz="1"/>
-            </w:tcBorders>
-            <w:tcMar>
-              <w:top w:type="dxa" w:w="70"/>
-              <w:left w:type="dxa" w:w="110"/>
-              <w:bottom w:type="dxa" w:w="70"/>
-              <w:right w:type="dxa" w:w="110"/>
-            </w:tcMar>
-          </w:tcPr>
-          <w:p>
-            <w:r>
-              <w:rPr>
-                <w:sz w:val="19"/>
-                <w:szCs w:val="19"/>
-              </w:rPr>
-              <w:t xml:space="preserve">Send 50 messages back-to-back to one conversation, then assert all 50 are rendered.</w:t>
+                <w:sz w:val="18"/>
+                <w:szCs w:val="18"/>
+              </w:rPr>
+              <w:t xml:space="preserve">Send Message</w:t>
+            </w:r>
+          </w:p>
+        </w:tc>
+        <w:tc>
+          <w:tcPr>
+            <w:tcW w:type="dxa" w:w="1500"/>
+            <w:tcBorders>
+              <w:top w:val="single" w:color="BBBBBB" w:sz="1"/>
+              <w:left w:val="single" w:color="BBBBBB" w:sz="1"/>
+              <w:bottom w:val="single" w:color="BBBBBB" w:sz="1"/>
+              <w:right w:val="single" w:color="BBBBBB" w:sz="1"/>
+            </w:tcBorders>
+            <w:tcMar>
+              <w:top w:type="dxa" w:w="70"/>
+              <w:left w:type="dxa" w:w="110"/>
+              <w:bottom w:type="dxa" w:w="70"/>
+              <w:right w:type="dxa" w:w="110"/>
+            </w:tcMar>
+          </w:tcPr>
+          <w:p>
+            <w:r>
+              <w:rPr>
+                <w:sz w:val="18"/>
+                <w:szCs w:val="18"/>
+              </w:rPr>
+              <w:t xml:space="preserve">Load</w:t>
+            </w:r>
+          </w:p>
+        </w:tc>
+        <w:tc>
+          <w:tcPr>
+            <w:tcW w:type="dxa" w:w="4360"/>
+            <w:tcBorders>
+              <w:top w:val="single" w:color="BBBBBB" w:sz="1"/>
+              <w:left w:val="single" w:color="BBBBBB" w:sz="1"/>
+              <w:bottom w:val="single" w:color="BBBBBB" w:sz="1"/>
+              <w:right w:val="single" w:color="BBBBBB" w:sz="1"/>
+            </w:tcBorders>
+            <w:tcMar>
+              <w:top w:type="dxa" w:w="70"/>
+              <w:left w:type="dxa" w:w="110"/>
+              <w:bottom w:type="dxa" w:w="70"/>
+              <w:right w:type="dxa" w:w="110"/>
+            </w:tcMar>
+          </w:tcPr>
+          <w:p>
+            <w:r>
+              <w:rPr>
+                <w:sz w:val="18"/>
+                <w:szCs w:val="18"/>
+              </w:rPr>
+              <w:t xml:space="preserve">Sends 50 messages back-to-back to one conversation, then asserts every message is rendered.</w:t>
+            </w:r>
+          </w:p>
+        </w:tc>
+        <w:tc>
+          <w:tcPr>
+            <w:tcW w:type="dxa" w:w="1800"/>
+            <w:tcBorders>
+              <w:top w:val="single" w:color="BBBBBB" w:sz="1"/>
+              <w:left w:val="single" w:color="BBBBBB" w:sz="1"/>
+              <w:bottom w:val="single" w:color="BBBBBB" w:sz="1"/>
+              <w:right w:val="single" w:color="BBBBBB" w:sz="1"/>
+            </w:tcBorders>
+            <w:tcMar>
+              <w:top w:type="dxa" w:w="70"/>
+              <w:left w:type="dxa" w:w="110"/>
+              <w:bottom w:type="dxa" w:w="70"/>
+              <w:right w:type="dxa" w:w="110"/>
+            </w:tcMar>
+          </w:tcPr>
+          <w:p>
+            <w:r>
+              <w:rPr>
+                <w:sz w:val="18"/>
+                <w:szCs w:val="18"/>
+              </w:rPr>
+              <w:t xml:space="preserve">All 50 delivered</w:t>
             </w:r>
           </w:p>
         </w:tc>
@@ -3561,62 +7882,88 @@
           <w:p>
             <w:r>
               <w:rPr>
-                <w:sz w:val="19"/>
-                <w:szCs w:val="19"/>
-              </w:rPr>
-              <w:t xml:space="preserve">Tool</w:t>
-            </w:r>
-          </w:p>
-        </w:tc>
-        <w:tc>
-          <w:tcPr>
-            <w:tcW w:type="dxa" w:w="3830"/>
-            <w:tcBorders>
-              <w:top w:val="single" w:color="BBBBBB" w:sz="1"/>
-              <w:left w:val="single" w:color="BBBBBB" w:sz="1"/>
-              <w:bottom w:val="single" w:color="BBBBBB" w:sz="1"/>
-              <w:right w:val="single" w:color="BBBBBB" w:sz="1"/>
-            </w:tcBorders>
-            <w:tcMar>
-              <w:top w:type="dxa" w:w="70"/>
-              <w:left w:type="dxa" w:w="110"/>
-              <w:bottom w:type="dxa" w:w="70"/>
-              <w:right w:type="dxa" w:w="110"/>
-            </w:tcMar>
-          </w:tcPr>
-          <w:p>
-            <w:r>
-              <w:rPr>
-                <w:sz w:val="19"/>
-                <w:szCs w:val="19"/>
-              </w:rPr>
-              <w:t xml:space="preserve">Selenium WebDriver + Python time.perf_counter().</w:t>
-            </w:r>
-          </w:p>
-        </w:tc>
-        <w:tc>
-          <w:tcPr>
-            <w:tcW w:type="dxa" w:w="3830"/>
-            <w:tcBorders>
-              <w:top w:val="single" w:color="BBBBBB" w:sz="1"/>
-              <w:left w:val="single" w:color="BBBBBB" w:sz="1"/>
-              <w:bottom w:val="single" w:color="BBBBBB" w:sz="1"/>
-              <w:right w:val="single" w:color="BBBBBB" w:sz="1"/>
-            </w:tcBorders>
-            <w:tcMar>
-              <w:top w:type="dxa" w:w="70"/>
-              <w:left w:type="dxa" w:w="110"/>
-              <w:bottom w:type="dxa" w:w="70"/>
-              <w:right w:type="dxa" w:w="110"/>
-            </w:tcMar>
-          </w:tcPr>
-          <w:p>
-            <w:r>
-              <w:rPr>
-                <w:sz w:val="19"/>
-                <w:szCs w:val="19"/>
-              </w:rPr>
-              <w:t xml:space="preserve">Selenium WebDriver.</w:t>
+                <w:sz w:val="18"/>
+                <w:szCs w:val="18"/>
+              </w:rPr>
+              <w:t xml:space="preserve">Change Password</w:t>
+            </w:r>
+          </w:p>
+        </w:tc>
+        <w:tc>
+          <w:tcPr>
+            <w:tcW w:type="dxa" w:w="1500"/>
+            <w:tcBorders>
+              <w:top w:val="single" w:color="BBBBBB" w:sz="1"/>
+              <w:left w:val="single" w:color="BBBBBB" w:sz="1"/>
+              <w:bottom w:val="single" w:color="BBBBBB" w:sz="1"/>
+              <w:right w:val="single" w:color="BBBBBB" w:sz="1"/>
+            </w:tcBorders>
+            <w:tcMar>
+              <w:top w:type="dxa" w:w="70"/>
+              <w:left w:type="dxa" w:w="110"/>
+              <w:bottom w:type="dxa" w:w="70"/>
+              <w:right w:type="dxa" w:w="110"/>
+            </w:tcMar>
+          </w:tcPr>
+          <w:p>
+            <w:r>
+              <w:rPr>
+                <w:sz w:val="18"/>
+                <w:szCs w:val="18"/>
+              </w:rPr>
+              <w:t xml:space="preserve">Performance (response time)</w:t>
+            </w:r>
+          </w:p>
+        </w:tc>
+        <w:tc>
+          <w:tcPr>
+            <w:tcW w:type="dxa" w:w="4360"/>
+            <w:tcBorders>
+              <w:top w:val="single" w:color="BBBBBB" w:sz="1"/>
+              <w:left w:val="single" w:color="BBBBBB" w:sz="1"/>
+              <w:bottom w:val="single" w:color="BBBBBB" w:sz="1"/>
+              <w:right w:val="single" w:color="BBBBBB" w:sz="1"/>
+            </w:tcBorders>
+            <w:tcMar>
+              <w:top w:type="dxa" w:w="70"/>
+              <w:left w:type="dxa" w:w="110"/>
+              <w:bottom w:type="dxa" w:w="70"/>
+              <w:right w:type="dxa" w:w="110"/>
+            </w:tcMar>
+          </w:tcPr>
+          <w:p>
+            <w:r>
+              <w:rPr>
+                <w:sz w:val="18"/>
+                <w:szCs w:val="18"/>
+              </w:rPr>
+              <w:t xml:space="preserve">Metric 1 - Submit-to-Notice: time from clicking Submit to the success notice appearing.</w:t>
+            </w:r>
+          </w:p>
+        </w:tc>
+        <w:tc>
+          <w:tcPr>
+            <w:tcW w:type="dxa" w:w="1800"/>
+            <w:tcBorders>
+              <w:top w:val="single" w:color="BBBBBB" w:sz="1"/>
+              <w:left w:val="single" w:color="BBBBBB" w:sz="1"/>
+              <w:bottom w:val="single" w:color="BBBBBB" w:sz="1"/>
+              <w:right w:val="single" w:color="BBBBBB" w:sz="1"/>
+            </w:tcBorders>
+            <w:tcMar>
+              <w:top w:type="dxa" w:w="70"/>
+              <w:left w:type="dxa" w:w="110"/>
+              <w:bottom w:type="dxa" w:w="70"/>
+              <w:right w:type="dxa" w:w="110"/>
+            </w:tcMar>
+          </w:tcPr>
+          <w:p>
+            <w:r>
+              <w:rPr>
+                <w:sz w:val="18"/>
+                <w:szCs w:val="18"/>
+              </w:rPr>
+              <w:t xml:space="preserve">&lt; 5 s</w:t>
             </w:r>
           </w:p>
         </w:tc>
@@ -3641,62 +7988,88 @@
           <w:p>
             <w:r>
               <w:rPr>
-                <w:sz w:val="19"/>
-                <w:szCs w:val="19"/>
-              </w:rPr>
-              <w:t xml:space="preserve">Metrics</w:t>
-            </w:r>
-          </w:p>
-        </w:tc>
-        <w:tc>
-          <w:tcPr>
-            <w:tcW w:type="dxa" w:w="3830"/>
-            <w:tcBorders>
-              <w:top w:val="single" w:color="BBBBBB" w:sz="1"/>
-              <w:left w:val="single" w:color="BBBBBB" w:sz="1"/>
-              <w:bottom w:val="single" w:color="BBBBBB" w:sz="1"/>
-              <w:right w:val="single" w:color="BBBBBB" w:sz="1"/>
-            </w:tcBorders>
-            <w:tcMar>
-              <w:top w:type="dxa" w:w="70"/>
-              <w:left w:type="dxa" w:w="110"/>
-              <w:bottom w:type="dxa" w:w="70"/>
-              <w:right w:type="dxa" w:w="110"/>
-            </w:tcMar>
-          </w:tcPr>
-          <w:p>
-            <w:r>
-              <w:rPr>
-                <w:sz w:val="19"/>
-                <w:szCs w:val="19"/>
-              </w:rPr>
-              <w:t xml:space="preserve">Average and 95th-percentile (p95) latency.</w:t>
-            </w:r>
-          </w:p>
-        </w:tc>
-        <w:tc>
-          <w:tcPr>
-            <w:tcW w:type="dxa" w:w="3830"/>
-            <w:tcBorders>
-              <w:top w:val="single" w:color="BBBBBB" w:sz="1"/>
-              <w:left w:val="single" w:color="BBBBBB" w:sz="1"/>
-              <w:bottom w:val="single" w:color="BBBBBB" w:sz="1"/>
-              <w:right w:val="single" w:color="BBBBBB" w:sz="1"/>
-            </w:tcBorders>
-            <w:tcMar>
-              <w:top w:type="dxa" w:w="70"/>
-              <w:left w:type="dxa" w:w="110"/>
-              <w:bottom w:type="dxa" w:w="70"/>
-              <w:right w:type="dxa" w:w="110"/>
-            </w:tcMar>
-          </w:tcPr>
-          <w:p>
-            <w:r>
-              <w:rPr>
-                <w:sz w:val="19"/>
-                <w:szCs w:val="19"/>
-              </w:rPr>
-              <w:t xml:space="preserve">Count of delivered vs. expected messages.</w:t>
+                <w:sz w:val="18"/>
+                <w:szCs w:val="18"/>
+              </w:rPr>
+              <w:t xml:space="preserve">Change Password</w:t>
+            </w:r>
+          </w:p>
+        </w:tc>
+        <w:tc>
+          <w:tcPr>
+            <w:tcW w:type="dxa" w:w="1500"/>
+            <w:tcBorders>
+              <w:top w:val="single" w:color="BBBBBB" w:sz="1"/>
+              <w:left w:val="single" w:color="BBBBBB" w:sz="1"/>
+              <w:bottom w:val="single" w:color="BBBBBB" w:sz="1"/>
+              <w:right w:val="single" w:color="BBBBBB" w:sz="1"/>
+            </w:tcBorders>
+            <w:tcMar>
+              <w:top w:type="dxa" w:w="70"/>
+              <w:left w:type="dxa" w:w="110"/>
+              <w:bottom w:type="dxa" w:w="70"/>
+              <w:right w:type="dxa" w:w="110"/>
+            </w:tcMar>
+          </w:tcPr>
+          <w:p>
+            <w:r>
+              <w:rPr>
+                <w:sz w:val="18"/>
+                <w:szCs w:val="18"/>
+              </w:rPr>
+              <w:t xml:space="preserve">Performance (efficiency)</w:t>
+            </w:r>
+          </w:p>
+        </w:tc>
+        <w:tc>
+          <w:tcPr>
+            <w:tcW w:type="dxa" w:w="4360"/>
+            <w:tcBorders>
+              <w:top w:val="single" w:color="BBBBBB" w:sz="1"/>
+              <w:left w:val="single" w:color="BBBBBB" w:sz="1"/>
+              <w:bottom w:val="single" w:color="BBBBBB" w:sz="1"/>
+              <w:right w:val="single" w:color="BBBBBB" w:sz="1"/>
+            </w:tcBorders>
+            <w:tcMar>
+              <w:top w:type="dxa" w:w="70"/>
+              <w:left w:type="dxa" w:w="110"/>
+              <w:bottom w:type="dxa" w:w="70"/>
+              <w:right w:type="dxa" w:w="110"/>
+            </w:tcMar>
+          </w:tcPr>
+          <w:p>
+            <w:r>
+              <w:rPr>
+                <w:sz w:val="18"/>
+                <w:szCs w:val="18"/>
+              </w:rPr>
+              <w:t xml:space="preserve">Metric 2 - End-to-End: time from the start of login to the password-change success message.</w:t>
+            </w:r>
+          </w:p>
+        </w:tc>
+        <w:tc>
+          <w:tcPr>
+            <w:tcW w:type="dxa" w:w="1800"/>
+            <w:tcBorders>
+              <w:top w:val="single" w:color="BBBBBB" w:sz="1"/>
+              <w:left w:val="single" w:color="BBBBBB" w:sz="1"/>
+              <w:bottom w:val="single" w:color="BBBBBB" w:sz="1"/>
+              <w:right w:val="single" w:color="BBBBBB" w:sz="1"/>
+            </w:tcBorders>
+            <w:tcMar>
+              <w:top w:type="dxa" w:w="70"/>
+              <w:left w:type="dxa" w:w="110"/>
+              <w:bottom w:type="dxa" w:w="70"/>
+              <w:right w:type="dxa" w:w="110"/>
+            </w:tcMar>
+          </w:tcPr>
+          <w:p>
+            <w:r>
+              <w:rPr>
+                <w:sz w:val="18"/>
+                <w:szCs w:val="18"/>
+              </w:rPr>
+              <w:t xml:space="preserve">&lt; 15 s</w:t>
             </w:r>
           </w:p>
         </w:tc>
@@ -3721,62 +8094,88 @@
           <w:p>
             <w:r>
               <w:rPr>
-                <w:sz w:val="19"/>
-                <w:szCs w:val="19"/>
-              </w:rPr>
-              <w:t xml:space="preserve">Pass criteria</w:t>
-            </w:r>
-          </w:p>
-        </w:tc>
-        <w:tc>
-          <w:tcPr>
-            <w:tcW w:type="dxa" w:w="3830"/>
-            <w:tcBorders>
-              <w:top w:val="single" w:color="BBBBBB" w:sz="1"/>
-              <w:left w:val="single" w:color="BBBBBB" w:sz="1"/>
-              <w:bottom w:val="single" w:color="BBBBBB" w:sz="1"/>
-              <w:right w:val="single" w:color="BBBBBB" w:sz="1"/>
-            </w:tcBorders>
-            <w:tcMar>
-              <w:top w:type="dxa" w:w="70"/>
-              <w:left w:type="dxa" w:w="110"/>
-              <w:bottom w:type="dxa" w:w="70"/>
-              <w:right w:type="dxa" w:w="110"/>
-            </w:tcMar>
-          </w:tcPr>
-          <w:p>
-            <w:r>
-              <w:rPr>
-                <w:sz w:val="19"/>
-                <w:szCs w:val="19"/>
-              </w:rPr>
-              <w:t xml:space="preserve">Average &lt; 3.0 s and p95 &lt; 5.0 s.</w:t>
-            </w:r>
-          </w:p>
-        </w:tc>
-        <w:tc>
-          <w:tcPr>
-            <w:tcW w:type="dxa" w:w="3830"/>
-            <w:tcBorders>
-              <w:top w:val="single" w:color="BBBBBB" w:sz="1"/>
-              <w:left w:val="single" w:color="BBBBBB" w:sz="1"/>
-              <w:bottom w:val="single" w:color="BBBBBB" w:sz="1"/>
-              <w:right w:val="single" w:color="BBBBBB" w:sz="1"/>
-            </w:tcBorders>
-            <w:tcMar>
-              <w:top w:type="dxa" w:w="70"/>
-              <w:left w:type="dxa" w:w="110"/>
-              <w:bottom w:type="dxa" w:w="70"/>
-              <w:right w:type="dxa" w:w="110"/>
-            </w:tcMar>
-          </w:tcPr>
-          <w:p>
-            <w:r>
-              <w:rPr>
-                <w:sz w:val="19"/>
-                <w:szCs w:val="19"/>
-              </w:rPr>
-              <w:t xml:space="preserve">All 50 messages present after the burst.</w:t>
+                <w:sz w:val="18"/>
+                <w:szCs w:val="18"/>
+              </w:rPr>
+              <w:t xml:space="preserve">Search Course</w:t>
+            </w:r>
+          </w:p>
+        </w:tc>
+        <w:tc>
+          <w:tcPr>
+            <w:tcW w:type="dxa" w:w="1500"/>
+            <w:tcBorders>
+              <w:top w:val="single" w:color="BBBBBB" w:sz="1"/>
+              <w:left w:val="single" w:color="BBBBBB" w:sz="1"/>
+              <w:bottom w:val="single" w:color="BBBBBB" w:sz="1"/>
+              <w:right w:val="single" w:color="BBBBBB" w:sz="1"/>
+            </w:tcBorders>
+            <w:tcMar>
+              <w:top w:type="dxa" w:w="70"/>
+              <w:left w:type="dxa" w:w="110"/>
+              <w:bottom w:type="dxa" w:w="70"/>
+              <w:right w:type="dxa" w:w="110"/>
+            </w:tcMar>
+          </w:tcPr>
+          <w:p>
+            <w:r>
+              <w:rPr>
+                <w:sz w:val="18"/>
+                <w:szCs w:val="18"/>
+              </w:rPr>
+              <w:t xml:space="preserve">Performance</w:t>
+            </w:r>
+          </w:p>
+        </w:tc>
+        <w:tc>
+          <w:tcPr>
+            <w:tcW w:type="dxa" w:w="4360"/>
+            <w:tcBorders>
+              <w:top w:val="single" w:color="BBBBBB" w:sz="1"/>
+              <w:left w:val="single" w:color="BBBBBB" w:sz="1"/>
+              <w:bottom w:val="single" w:color="BBBBBB" w:sz="1"/>
+              <w:right w:val="single" w:color="BBBBBB" w:sz="1"/>
+            </w:tcBorders>
+            <w:tcMar>
+              <w:top w:type="dxa" w:w="70"/>
+              <w:left w:type="dxa" w:w="110"/>
+              <w:bottom w:type="dxa" w:w="70"/>
+              <w:right w:type="dxa" w:w="110"/>
+            </w:tcMar>
+          </w:tcPr>
+          <w:p>
+            <w:r>
+              <w:rPr>
+                <w:sz w:val="18"/>
+                <w:szCs w:val="18"/>
+              </w:rPr>
+              <w:t xml:space="preserve">Measures time from the Search click to the results body appearing, across three scenarios: valid keyword, no-result keyword, and empty search.</w:t>
+            </w:r>
+          </w:p>
+        </w:tc>
+        <w:tc>
+          <w:tcPr>
+            <w:tcW w:type="dxa" w:w="1800"/>
+            <w:tcBorders>
+              <w:top w:val="single" w:color="BBBBBB" w:sz="1"/>
+              <w:left w:val="single" w:color="BBBBBB" w:sz="1"/>
+              <w:bottom w:val="single" w:color="BBBBBB" w:sz="1"/>
+              <w:right w:val="single" w:color="BBBBBB" w:sz="1"/>
+            </w:tcBorders>
+            <w:tcMar>
+              <w:top w:type="dxa" w:w="70"/>
+              <w:left w:type="dxa" w:w="110"/>
+              <w:bottom w:type="dxa" w:w="70"/>
+              <w:right w:type="dxa" w:w="110"/>
+            </w:tcMar>
+          </w:tcPr>
+          <w:p>
+            <w:r>
+              <w:rPr>
+                <w:sz w:val="18"/>
+                <w:szCs w:val="18"/>
+              </w:rPr>
+              <w:t xml:space="preserve">&lt; 5 s each</w:t>
             </w:r>
           </w:p>
         </w:tc>
@@ -3789,12 +8188,7 @@
     </w:p>
     <w:p>
       <w:r>
-        <w:t xml:space="default"/>
-      </w:r>
-    </w:p>
-    <w:p>
-      <w:r>
-        <w:t xml:space="default"/>
+        <w:t xml:space="preserve">For each non-functional test the report records the testing type, the testing approach and the testing tool used, as required by the project specification. The tool in all cases is Selenium WebDriver with Python's built-in timing functions (time.perf_counter / time.time); no external load-testing tool was required.</w:t>
       </w:r>
     </w:p>
     <w:p>
@@ -3802,7 +8196,7 @@
         <w:pStyle w:val="Heading1"/>
       </w:pPr>
       <w:r>
-        <w:t xml:space="preserve">7. Challenges and Solutions</w:t>
+        <w:t xml:space="preserve">9. Challenges and Solutions</w:t>
       </w:r>
     </w:p>
     <w:tbl>
@@ -3848,8 +8242,8 @@
                 <w:b/>
                 <w:bCs/>
                 <w:color w:val="FFFFFF"/>
-                <w:sz w:val="19"/>
-                <w:szCs w:val="19"/>
+                <w:sz w:val="18"/>
+                <w:szCs w:val="18"/>
               </w:rPr>
               <w:t xml:space="preserve">Challenge</w:t>
             </w:r>
@@ -3878,8 +8272,8 @@
                 <w:b/>
                 <w:bCs/>
                 <w:color w:val="FFFFFF"/>
-                <w:sz w:val="19"/>
-                <w:szCs w:val="19"/>
+                <w:sz w:val="18"/>
+                <w:szCs w:val="18"/>
               </w:rPr>
               <w:t xml:space="preserve">Solution</w:t>
             </w:r>
@@ -3906,8 +8300,8 @@
           <w:p>
             <w:r>
               <w:rPr>
-                <w:sz w:val="19"/>
-                <w:szCs w:val="19"/>
+                <w:sz w:val="18"/>
+                <w:szCs w:val="18"/>
               </w:rPr>
               <w:t xml:space="preserve">Dynamic element IDs: Moodle generates YUI IDs (e.g. yui_3_18_1_1_...) that change on every page load, breaking recorded locators.</w:t>
             </w:r>
@@ -3932,8 +8326,8 @@
           <w:p>
             <w:r>
               <w:rPr>
-                <w:sz w:val="19"/>
-                <w:szCs w:val="19"/>
+                <w:sz w:val="18"/>
+                <w:szCs w:val="18"/>
               </w:rPr>
               <w:t xml:space="preserve">Replaced with stable attribute-prefix and data-attribute selectors, e.g. a[id^='message-drawer-toggle-'] and a[data-conversation-id='3'].</w:t>
             </w:r>
@@ -3960,10 +8354,10 @@
           <w:p>
             <w:r>
               <w:rPr>
-                <w:sz w:val="19"/>
-                <w:szCs w:val="19"/>
-              </w:rPr>
-              <w:t xml:space="preserve">Emoji input: ChromeDriver send_keys cannot transmit characters outside the Basic Multilingual Plane (TC-002-008).</w:t>
+                <w:sz w:val="18"/>
+                <w:szCs w:val="18"/>
+              </w:rPr>
+              <w:t xml:space="preserve">Demo site password rotation: the demo site resets hourly and the account password increments (e.g. moodle26 to moodle27).</w:t>
             </w:r>
           </w:p>
         </w:tc>
@@ -3986,10 +8380,10 @@
           <w:p>
             <w:r>
               <w:rPr>
-                <w:sz w:val="19"/>
-                <w:szCs w:val="19"/>
-              </w:rPr>
-              <w:t xml:space="preserve">Set the text area value through JavaScript and dispatch a synthetic input event so Moodle's state listener registers the text.</w:t>
+                <w:sz w:val="18"/>
+                <w:szCs w:val="18"/>
+              </w:rPr>
+              <w:t xml:space="preserve">The password is kept in the CSV data file so it can be updated in one place after a reset.</w:t>
             </w:r>
           </w:p>
         </w:tc>
@@ -4014,10 +8408,10 @@
           <w:p>
             <w:r>
               <w:rPr>
-                <w:sz w:val="19"/>
-                <w:szCs w:val="19"/>
-              </w:rPr>
-              <w:t xml:space="preserve">Maximum-length boundary: assigning value via JavaScript bypassed the text area maxlength="4096" limit (TC-002-005, TC-002-011).</w:t>
+                <w:sz w:val="18"/>
+                <w:szCs w:val="18"/>
+              </w:rPr>
+              <w:t xml:space="preserve">Stale elements: Moodle re-renders forms with JavaScript after page load, causing StaleElementReferenceException.</w:t>
             </w:r>
           </w:p>
         </w:tc>
@@ -4040,10 +8434,10 @@
           <w:p>
             <w:r>
               <w:rPr>
-                <w:sz w:val="19"/>
-                <w:szCs w:val="19"/>
-              </w:rPr>
-              <w:t xml:space="preserve">The injected value is truncated to the element maxLength in JavaScript, reproducing real browser behaviour.</w:t>
+                <w:sz w:val="18"/>
+                <w:szCs w:val="18"/>
+              </w:rPr>
+              <w:t xml:space="preserve">A short wait is applied after each page load before locating elements.</w:t>
             </w:r>
           </w:p>
         </w:tc>
@@ -4068,10 +8462,10 @@
           <w:p>
             <w:r>
               <w:rPr>
-                <w:sz w:val="19"/>
-                <w:szCs w:val="19"/>
-              </w:rPr>
-              <w:t xml:space="preserve">Asynchronous rendering: the verification step ran before the new message bubble was rendered.</w:t>
+                <w:sz w:val="18"/>
+                <w:szCs w:val="18"/>
+              </w:rPr>
+              <w:t xml:space="preserve">Emoji input: ChromeDriver send_keys cannot transmit characters outside the Basic Multilingual Plane (Send Message TC-002-008).</w:t>
             </w:r>
           </w:p>
         </w:tc>
@@ -4094,10 +8488,10 @@
           <w:p>
             <w:r>
               <w:rPr>
-                <w:sz w:val="19"/>
-                <w:szCs w:val="19"/>
-              </w:rPr>
-              <w:t xml:space="preserve">A short explicit wait is applied before reading back the last sent message.</w:t>
+                <w:sz w:val="18"/>
+                <w:szCs w:val="18"/>
+              </w:rPr>
+              <w:t xml:space="preserve">The text area value is set through JavaScript and a synthetic input event is dispatched so Moodle registers the text.</w:t>
             </w:r>
           </w:p>
         </w:tc>
@@ -4122,10 +8516,10 @@
           <w:p>
             <w:r>
               <w:rPr>
-                <w:sz w:val="19"/>
-                <w:szCs w:val="19"/>
-              </w:rPr>
-              <w:t xml:space="preserve">Overlay interception: the demo site's reset-countdown banner intercepted clicks on the Send button.</w:t>
+                <w:sz w:val="18"/>
+                <w:szCs w:val="18"/>
+              </w:rPr>
+              <w:t xml:space="preserve">Maximum-length boundary: setting the value via JavaScript bypassed the text area maxlength limit (Send Message TC-002-005, TC-002-011).</w:t>
             </w:r>
           </w:p>
         </w:tc>
@@ -4148,10 +8542,10 @@
           <w:p>
             <w:r>
               <w:rPr>
-                <w:sz w:val="19"/>
-                <w:szCs w:val="19"/>
-              </w:rPr>
-              <w:t xml:space="preserve">The Send button is clicked through JavaScript, bypassing the overlay.</w:t>
+                <w:sz w:val="18"/>
+                <w:szCs w:val="18"/>
+              </w:rPr>
+              <w:t xml:space="preserve">The injected value is truncated to the element maxLength in JavaScript, reproducing real browser behaviour.</w:t>
             </w:r>
           </w:p>
         </w:tc>
@@ -4176,10 +8570,10 @@
           <w:p>
             <w:r>
               <w:rPr>
-                <w:sz w:val="19"/>
-                <w:szCs w:val="19"/>
-              </w:rPr>
-              <w:t xml:space="preserve">Hourly reset: the demo site resets every hour, ending the session.</w:t>
+                <w:sz w:val="18"/>
+                <w:szCs w:val="18"/>
+              </w:rPr>
+              <w:t xml:space="preserve">Highlighted search terms: Moodle wraps matched keywords in &lt;span class="highlight"&gt;, breaking plain text matching (Search Course).</w:t>
             </w:r>
           </w:p>
         </w:tc>
@@ -4202,10 +8596,10 @@
           <w:p>
             <w:r>
               <w:rPr>
-                <w:sz w:val="19"/>
-                <w:szCs w:val="19"/>
-              </w:rPr>
-              <w:t xml:space="preserve">Test runs are kept short and are not started near the top of the hour.</w:t>
+                <w:sz w:val="18"/>
+                <w:szCs w:val="18"/>
+              </w:rPr>
+              <w:t xml:space="preserve">Assertions read document.body.textContent (tag-free rendered text) instead of raw page source.</w:t>
             </w:r>
           </w:p>
         </w:tc>
@@ -4216,7 +8610,7 @@
         <w:pStyle w:val="Heading1"/>
       </w:pPr>
       <w:r>
-        <w:t xml:space="preserve">8. Tools and Environment</w:t>
+        <w:t xml:space="preserve">10. Tools and Environment</w:t>
       </w:r>
     </w:p>
     <w:p>
@@ -4311,7 +8705,7 @@
         <w:t xml:space="preserve">Data format: </w:t>
       </w:r>
       <w:r>
-        <w:t xml:space="preserve">CSV (.csv) files</w:t>
+        <w:t xml:space="preserve">CSV (.csv) data files</w:t>
       </w:r>
     </w:p>
     <w:p>
@@ -4338,7 +8732,7 @@
         <w:pStyle w:val="Heading1"/>
       </w:pPr>
       <w:r>
-        <w:t xml:space="preserve">9. Results Summary</w:t>
+        <w:t xml:space="preserve">11. Results Summary</w:t>
       </w:r>
     </w:p>
     <w:p>
@@ -4350,7 +8744,7 @@
         </w:numPr>
       </w:pPr>
       <w:r>
-        <w:t xml:space="preserve">Level 1: all nine in-scope Send Message test cases (TC-002-001 to 008, 011) execute from the CSV data file and pass.</w:t>
+        <w:t xml:space="preserve">Level 1: all four features are re-tested by data-driven scripts that read their inputs and expected results from CSV files.</w:t>
       </w:r>
     </w:p>
     <w:p>
@@ -4362,7 +8756,7 @@
         </w:numPr>
       </w:pPr>
       <w:r>
-        <w:t xml:space="preserve">Level 2: the same nine cases pass while being driven entirely by externalised URLs and locators, confirming the script is application-agnostic.</w:t>
+        <w:t xml:space="preserve">Level 2: each feature has a fully externalised version in which URLs and element locators also come from the CSV, making the scripts reusable on a matching site.</w:t>
       </w:r>
     </w:p>
     <w:p>
@@ -4374,7 +8768,7 @@
         </w:numPr>
       </w:pPr>
       <w:r>
-        <w:t xml:space="preserve">Non-functional: both the performance and load tests execute successfully against the live demo site.</w:t>
+        <w:t xml:space="preserve">Non-functional: every member implemented automated non-functional tests for their feature - performance for all four, plus a load test for Send Message.</w:t>
       </w:r>
     </w:p>
     <w:p>
@@ -4386,7 +8780,7 @@
         </w:numPr>
       </w:pPr>
       <w:r>
-        <w:t xml:space="preserve">Boundary findings: the message text area enforces a 4096-character limit; inputs above this length are truncated rather than rejected.</w:t>
+        <w:t xml:space="preserve">Boundary findings: the Send Message text area enforces a 4096-character limit (longer input is truncated); login and change-password forms correctly reject empty and invalid inputs.</w:t>
       </w:r>
     </w:p>
     <w:p>
@@ -4394,12 +8788,12 @@
         <w:pStyle w:val="Heading1"/>
       </w:pPr>
       <w:r>
-        <w:t xml:space="preserve">10. Conclusion</w:t>
-      </w:r>
-    </w:p>
-    <w:p>
-      <w:r>
-        <w:t xml:space="preserve">The data-driven automation technique was successfully applied to re-test all in-scope functional test cases of the Send Message feature at two levels of maturity, and two non-functional requirements - response time and load - were verified through automation. Extracting test data, URLs and locators into CSV files made the test suite compact, easy to extend, and reusable. The same methodology was applied independently by every team member to their assigned feature.</w:t>
+        <w:t xml:space="preserve">12. Conclusion</w:t>
+      </w:r>
+    </w:p>
+    <w:p>
+      <w:r>
+        <w:t xml:space="preserve">The data-driven automation testing technique was successfully applied to re-test the functional test cases of all four features - Log In, Send Message, Change Password and Search Course - at two levels of maturity. Extracting test data, URLs and locators into CSV files made the test suites compact, easy to extend, and reusable. In addition, each member verified non-functional requirements of their feature through automation, covering response time, time efficiency and load. The project demonstrates that data-driven automation provides repeatable, maintainable and scalable regression testing for the Mount Orange application.</w:t>
       </w:r>
     </w:p>
     <w:p>
@@ -4407,7 +8801,7 @@
         <w:pStyle w:val="Heading1"/>
       </w:pPr>
       <w:r>
-        <w:t xml:space="preserve">11. Deliverables</w:t>
+        <w:t xml:space="preserve">13. Deliverables</w:t>
       </w:r>
     </w:p>
     <w:p>
@@ -4431,7 +8825,7 @@
         </w:numPr>
       </w:pPr>
       <w:r>
-        <w:t xml:space="preserve">Level 1 automation: Python script and CSV data file (grouped and compressed separately).</w:t>
+        <w:t xml:space="preserve">Level 1 automation: Python scripts and CSV data files for all four features (grouped and compressed separately from Level 2).</w:t>
       </w:r>
     </w:p>
     <w:p>
@@ -4443,7 +8837,7 @@
         </w:numPr>
       </w:pPr>
       <w:r>
-        <w:t xml:space="preserve">Level 2 automation: Python script and CSV data file (grouped and compressed separately).</w:t>
+        <w:t xml:space="preserve">Level 2 automation: Python scripts and CSV data files for all four features (grouped and compressed separately from Level 1).</w:t>
       </w:r>
     </w:p>
     <w:p>
@@ -4467,18 +8861,100 @@
         </w:numPr>
       </w:pPr>
       <w:r>
-        <w:t xml:space="preserve">Source code repository (Send Message): </w:t>
-      </w:r>
-      <w:hyperlink w:history="1" r:id="rIdim66h5stp2zli5qvdcvwo">
+        <w:rPr>
+          <w:b/>
+          <w:bCs/>
+        </w:rPr>
+        <w:t xml:space="preserve">Source code repositories: </w:t>
+      </w:r>
+    </w:p>
+    <w:p>
+      <w:pPr>
+        <w:pStyle w:val="ListParagraph"/>
+        <w:numPr>
+          <w:ilvl w:val="1"/>
+          <w:numId w:val="2"/>
+        </w:numPr>
+      </w:pPr>
+      <w:hyperlink w:history="1" r:id="rIdottk6afzmni5tlu20jalg">
         <w:r>
           <w:rPr>
             <w:rStyle w:val="Hyperlink"/>
             <w:sz w:val="18"/>
             <w:szCs w:val="18"/>
           </w:rPr>
-          <w:t xml:space="preserve">github.com/Phuchoang2004/message_testing</w:t>
+          <w:t xml:space="preserve">PhucNguyenLamp/login-testing</w:t>
         </w:r>
       </w:hyperlink>
+      <w:r>
+        <w:t xml:space="preserve"> - Log In</w:t>
+      </w:r>
+    </w:p>
+    <w:p>
+      <w:pPr>
+        <w:pStyle w:val="ListParagraph"/>
+        <w:numPr>
+          <w:ilvl w:val="1"/>
+          <w:numId w:val="2"/>
+        </w:numPr>
+      </w:pPr>
+      <w:hyperlink w:history="1" r:id="rIdrscgi0a9i3k9zlxt3ab6b">
+        <w:r>
+          <w:rPr>
+            <w:rStyle w:val="Hyperlink"/>
+            <w:sz w:val="18"/>
+            <w:szCs w:val="18"/>
+          </w:rPr>
+          <w:t xml:space="preserve">Phuchoang2004/message_testing</w:t>
+        </w:r>
+      </w:hyperlink>
+      <w:r>
+        <w:t xml:space="preserve"> - Send Message</w:t>
+      </w:r>
+    </w:p>
+    <w:p>
+      <w:pPr>
+        <w:pStyle w:val="ListParagraph"/>
+        <w:numPr>
+          <w:ilvl w:val="1"/>
+          <w:numId w:val="2"/>
+        </w:numPr>
+      </w:pPr>
+      <w:hyperlink w:history="1" r:id="rIdqshnm4whinynzbi7nlxjy">
+        <w:r>
+          <w:rPr>
+            <w:rStyle w:val="Hyperlink"/>
+            <w:sz w:val="18"/>
+            <w:szCs w:val="18"/>
+          </w:rPr>
+          <w:t xml:space="preserve">PhucCodee/change-password-testing</w:t>
+        </w:r>
+      </w:hyperlink>
+      <w:r>
+        <w:t xml:space="preserve"> - Change Password</w:t>
+      </w:r>
+    </w:p>
+    <w:p>
+      <w:pPr>
+        <w:pStyle w:val="ListParagraph"/>
+        <w:numPr>
+          <w:ilvl w:val="1"/>
+          <w:numId w:val="2"/>
+        </w:numPr>
+      </w:pPr>
+      <w:hyperlink w:history="1" r:id="rIdws8_0ohj_cjrquqmnnngj">
+        <w:r>
+          <w:rPr>
+            <w:rStyle w:val="Hyperlink"/>
+            <w:sz w:val="18"/>
+            <w:szCs w:val="18"/>
+          </w:rPr>
+          <w:t xml:space="preserve">LangTuBun/course_search_testing</w:t>
+        </w:r>
+      </w:hyperlink>
+      <w:r>
+        <w:t xml:space="preserve"> - Search Course</w:t>
+      </w:r>
     </w:p>
     <w:p>
       <w:pPr>
@@ -4493,7 +8969,7 @@
           <w:sz w:val="21"/>
           <w:szCs w:val="21"/>
         </w:rPr>
-        <w:t xml:space="preserve">Note: Python code and data files are submitted - not Katalon (.krecorder) files.</w:t>
+        <w:t xml:space="preserve">Note: Python code files and data files are submitted - not Katalon (.krecorder) files.</w:t>
       </w:r>
     </w:p>
     <w:sectPr>
@@ -4978,7 +9454,7 @@
     <w:next w:val="Normal"/>
     <w:qFormat/>
     <w:pPr>
-      <w:spacing w:after="140" w:before="280"/>
+      <w:spacing w:after="130" w:before="260"/>
       <w:outlineLvl w:val="0"/>
     </w:pPr>
     <w:rPr>
@@ -4986,8 +9462,8 @@
       <w:b/>
       <w:bCs/>
       <w:color w:val="1F3864"/>
-      <w:sz w:val="28"/>
-      <w:szCs w:val="28"/>
+      <w:sz w:val="27"/>
+      <w:szCs w:val="27"/>
     </w:rPr>
   </w:style>
   <w:style w:type="paragraph" w:styleId="Heading2">
@@ -4996,7 +9472,7 @@
     <w:next w:val="Normal"/>
     <w:qFormat/>
     <w:pPr>
-      <w:spacing w:after="100" w:before="200"/>
+      <w:spacing w:after="90" w:before="180"/>
       <w:outlineLvl w:val="1"/>
     </w:pPr>
     <w:rPr>
@@ -5004,8 +9480,8 @@
       <w:b/>
       <w:bCs/>
       <w:color w:val="2E5496"/>
-      <w:sz w:val="24"/>
-      <w:szCs w:val="24"/>
+      <w:sz w:val="23"/>
+      <w:szCs w:val="23"/>
     </w:rPr>
   </w:style>
 </w:styles>
